--- a/rayy/docs/Rayy-Documentation.docx
+++ b/rayy/docs/Rayy-Documentation.docx
@@ -533,18 +533,34 @@
               <w:rPr>
                 <w:rStyle w:val="VerbatimChar"/>
               </w:rPr>
-              <w:t xml:space="preserve">android/</w:t>
-            </w:r>
-          </w:p>
-        </w:tc>
-        <w:tc>
-          <w:tcPr/>
-          <w:p>
-            <w:pPr>
-              <w:pStyle w:val="Compact"/>
-            </w:pPr>
-            <w:r>
-              <w:t xml:space="preserve">Android application (Kotlin + Jetpack Compose, Arabic / English)</w:t>
+              <w:t xml:space="preserve">android/Rayy/</w:t>
+            </w:r>
+          </w:p>
+        </w:tc>
+        <w:tc>
+          <w:tcPr/>
+          <w:p>
+            <w:pPr>
+              <w:pStyle w:val="Compact"/>
+            </w:pPr>
+            <w:r>
+              <w:t xml:space="preserve">Android Studio project</w:t>
+            </w:r>
+            <w:r>
+              <w:t xml:space="preserve"> </w:t>
+            </w:r>
+            <w:r>
+              <w:rPr>
+                <w:b/>
+                <w:bCs/>
+              </w:rPr>
+              <w:t xml:space="preserve">Rayy</w:t>
+            </w:r>
+            <w:r>
+              <w:t xml:space="preserve"> </w:t>
+            </w:r>
+            <w:r>
+              <w:t xml:space="preserve">(Kotlin + Jetpack Compose, Arabic / English)</w:t>
             </w:r>
           </w:p>
         </w:tc>
@@ -1173,7 +1189,7 @@
         <w:rPr>
           <w:rStyle w:val="VerbatimChar"/>
         </w:rPr>
-        <w:t xml:space="preserve">android/app/</w:t>
+        <w:t xml:space="preserve">android/Rayy/app/</w:t>
       </w:r>
       <w:r>
         <w:t xml:space="preserve">, open</w:t>
@@ -1185,7 +1201,7 @@
         <w:rPr>
           <w:rStyle w:val="VerbatimChar"/>
         </w:rPr>
-        <w:t xml:space="preserve">android/</w:t>
+        <w:t xml:space="preserve">android/Rayy/</w:t>
       </w:r>
       <w:r>
         <w:t xml:space="preserve"> </w:t>
@@ -2433,7 +2449,7 @@
         <w:t xml:space="preserve"> </w:t>
       </w:r>
       <w:r>
-        <w:t xml:space="preserve">→</w:t>
+        <w:t xml:space="preserve">→ project name</w:t>
       </w:r>
       <w:r>
         <w:t xml:space="preserve"> </w:t>
@@ -2441,11 +2457,25 @@
       <w:r>
         <w:rPr>
           <w:rStyle w:val="VerbatimChar"/>
-        </w:rPr>
-        <w:t xml:space="preserve">rayy</w:t>
-      </w:r>
-      <w:r>
-        <w:t xml:space="preserve">.</w:t>
+          <w:b/>
+          <w:bCs/>
+        </w:rPr>
+        <w:t xml:space="preserve">Rayy</w:t>
+      </w:r>
+      <w:r>
+        <w:t xml:space="preserve">. Firebase makes a unique project ID from it (for example</w:t>
+      </w:r>
+      <w:r>
+        <w:t xml:space="preserve"> </w:t>
+      </w:r>
+      <w:r>
+        <w:rPr>
+          <w:rStyle w:val="VerbatimChar"/>
+        </w:rPr>
+        <w:t xml:space="preserve">rayy-1a2b3</w:t>
+      </w:r>
+      <w:r>
+        <w:t xml:space="preserve">); that is normal.</w:t>
       </w:r>
     </w:p>
     <w:p>
@@ -2686,8 +2716,24 @@
       <w:r>
         <w:rPr>
           <w:rStyle w:val="VerbatimChar"/>
+          <w:b/>
+          <w:bCs/>
         </w:rPr>
         <w:t xml:space="preserve">com.rayy.app</w:t>
+      </w:r>
+      <w:r>
+        <w:t xml:space="preserve">, app nickname</w:t>
+      </w:r>
+      <w:r>
+        <w:t xml:space="preserve"> </w:t>
+      </w:r>
+      <w:r>
+        <w:rPr>
+          <w:rStyle w:val="VerbatimChar"/>
+          <w:b/>
+          <w:bCs/>
+        </w:rPr>
+        <w:t xml:space="preserve">Rayy</w:t>
       </w:r>
       <w:r>
         <w:t xml:space="preserve"> </w:t>
@@ -4161,7 +4207,7 @@
           <w:b/>
           <w:bCs/>
         </w:rPr>
-        <w:t xml:space="preserve">android/app/</w:t>
+        <w:t xml:space="preserve">android/Rayy/app/</w:t>
       </w:r>
       <w:r>
         <w:t xml:space="preserve">.</w:t>
@@ -4203,13 +4249,26 @@
           <w:b/>
           <w:bCs/>
         </w:rPr>
-        <w:t xml:space="preserve">android</w:t>
-      </w:r>
-      <w:r>
-        <w:t xml:space="preserve"> </w:t>
-      </w:r>
-      <w:r>
-        <w:t xml:space="preserve">folder → wait for</w:t>
+        <w:t xml:space="preserve">android/Rayy</w:t>
+      </w:r>
+      <w:r>
+        <w:t xml:space="preserve"> </w:t>
+      </w:r>
+      <w:r>
+        <w:t xml:space="preserve">folder (the project name shows as</w:t>
+      </w:r>
+      <w:r>
+        <w:t xml:space="preserve"> </w:t>
+      </w:r>
+      <w:r>
+        <w:rPr>
+          <w:b/>
+          <w:bCs/>
+        </w:rPr>
+        <w:t xml:space="preserve">Rayy</w:t>
+      </w:r>
+      <w:r>
+        <w:t xml:space="preserve">) → wait for</w:t>
       </w:r>
       <w:r>
         <w:t xml:space="preserve"> </w:t>
@@ -4293,7 +4352,7 @@
         <w:rPr>
           <w:rStyle w:val="VerbatimChar"/>
         </w:rPr>
-        <w:t xml:space="preserve">android/app/build/outputs/apk/debug/app-debug.apk</w:t>
+        <w:t xml:space="preserve">android/Rayy/app/build/outputs/apk/debug/app-debug.apk</w:t>
       </w:r>
       <w:r>
         <w:t xml:space="preserve">.</w:t>
@@ -12170,7 +12229,7 @@
         <w:t xml:space="preserve"> </w:t>
       </w:r>
       <w:r>
-        <w:t xml:space="preserve">→ name it</w:t>
+        <w:t xml:space="preserve">→ project name</w:t>
       </w:r>
       <w:r>
         <w:t xml:space="preserve"> </w:t>
@@ -12178,8 +12237,10 @@
       <w:r>
         <w:rPr>
           <w:rStyle w:val="VerbatimChar"/>
-        </w:rPr>
-        <w:t xml:space="preserve">rayy</w:t>
+          <w:b/>
+          <w:bCs/>
+        </w:rPr>
+        <w:t xml:space="preserve">Rayy</w:t>
       </w:r>
       <w:r>
         <w:t xml:space="preserve"> </w:t>
@@ -12212,6 +12273,59 @@
           <w:bCs/>
         </w:rPr>
         <w:t xml:space="preserve">Create project</w:t>
+      </w:r>
+      <w:r>
+        <w:t xml:space="preserve">.</w:t>
+      </w:r>
+      <w:r>
+        <w:t xml:space="preserve"> </w:t>
+      </w:r>
+      <w:r>
+        <w:t xml:space="preserve">Firebase builds a unique</w:t>
+      </w:r>
+      <w:r>
+        <w:t xml:space="preserve"> </w:t>
+      </w:r>
+      <w:r>
+        <w:rPr>
+          <w:b/>
+          <w:bCs/>
+        </w:rPr>
+        <w:t xml:space="preserve">project ID</w:t>
+      </w:r>
+      <w:r>
+        <w:t xml:space="preserve"> </w:t>
+      </w:r>
+      <w:r>
+        <w:t xml:space="preserve">from the name (for example</w:t>
+      </w:r>
+      <w:r>
+        <w:t xml:space="preserve"> </w:t>
+      </w:r>
+      <w:r>
+        <w:rPr>
+          <w:rStyle w:val="VerbatimChar"/>
+        </w:rPr>
+        <w:t xml:space="preserve">rayy-1a2b3</w:t>
+      </w:r>
+      <w:r>
+        <w:t xml:space="preserve">, shown under the name field).</w:t>
+      </w:r>
+      <w:r>
+        <w:t xml:space="preserve"> </w:t>
+      </w:r>
+      <w:r>
+        <w:t xml:space="preserve">The ID appears in your database URL and web address; the project name shown everywhere stays</w:t>
+      </w:r>
+      <w:r>
+        <w:t xml:space="preserve"> </w:t>
+      </w:r>
+      <w:r>
+        <w:rPr>
+          <w:b/>
+          <w:bCs/>
+        </w:rPr>
+        <w:t xml:space="preserve">Rayy</w:t>
       </w:r>
       <w:r>
         <w:t xml:space="preserve">.</w:t>
@@ -12687,8 +12801,10 @@
       <w:r>
         <w:rPr>
           <w:rStyle w:val="VerbatimChar"/>
-        </w:rPr>
-        <w:t xml:space="preserve">rayy-web</w:t>
+          <w:b/>
+          <w:bCs/>
+        </w:rPr>
+        <w:t xml:space="preserve">Rayy Web</w:t>
       </w:r>
       <w:r>
         <w:t xml:space="preserve"> </w:t>
@@ -12952,6 +13068,35 @@
         <w:t xml:space="preserve"> </w:t>
       </w:r>
       <w:r>
+        <w:t xml:space="preserve">(it must be exactly this; it is set in</w:t>
+      </w:r>
+      <w:r>
+        <w:t xml:space="preserve"> </w:t>
+      </w:r>
+      <w:r>
+        <w:rPr>
+          <w:rStyle w:val="VerbatimChar"/>
+        </w:rPr>
+        <w:t xml:space="preserve">android/Rayy/app/build.gradle.kts</w:t>
+      </w:r>
+      <w:r>
+        <w:t xml:space="preserve">), app nickname</w:t>
+      </w:r>
+      <w:r>
+        <w:t xml:space="preserve"> </w:t>
+      </w:r>
+      <w:r>
+        <w:rPr>
+          <w:rStyle w:val="VerbatimChar"/>
+          <w:b/>
+          <w:bCs/>
+        </w:rPr>
+        <w:t xml:space="preserve">Rayy</w:t>
+      </w:r>
+      <w:r>
+        <w:t xml:space="preserve"> </w:t>
+      </w:r>
+      <w:r>
         <w:t xml:space="preserve">→ Register.</w:t>
       </w:r>
     </w:p>
@@ -12992,7 +13137,7 @@
           <w:b/>
           <w:bCs/>
         </w:rPr>
-        <w:t xml:space="preserve">android/app/google-services.json</w:t>
+        <w:t xml:space="preserve">android/Rayy/app/google-services.json</w:t>
       </w:r>
       <w:r>
         <w:t xml:space="preserve">.</w:t>
@@ -17571,7 +17716,7 @@
         <w:rPr>
           <w:rStyle w:val="VerbatimChar"/>
         </w:rPr>
-        <w:t xml:space="preserve">android/</w:t>
+        <w:t xml:space="preserve">android/Rayy/</w:t>
       </w:r>
       <w:r>
         <w:t xml:space="preserve">, a</w:t>
@@ -17970,7 +18115,7 @@
           <w:b/>
           <w:bCs/>
         </w:rPr>
-        <w:t xml:space="preserve">android/app/</w:t>
+        <w:t xml:space="preserve">android/Rayy/app/</w:t>
       </w:r>
       <w:r>
         <w:t xml:space="preserve">. Without it the build fails with</w:t>
@@ -18025,13 +18170,26 @@
           <w:b/>
           <w:bCs/>
         </w:rPr>
-        <w:t xml:space="preserve">android</w:t>
-      </w:r>
-      <w:r>
-        <w:t xml:space="preserve"> </w:t>
-      </w:r>
-      <w:r>
-        <w:t xml:space="preserve">folder → wait for</w:t>
+        <w:t xml:space="preserve">android/Rayy</w:t>
+      </w:r>
+      <w:r>
+        <w:t xml:space="preserve"> </w:t>
+      </w:r>
+      <w:r>
+        <w:t xml:space="preserve">folder (Android Studio shows the project name</w:t>
+      </w:r>
+      <w:r>
+        <w:t xml:space="preserve"> </w:t>
+      </w:r>
+      <w:r>
+        <w:rPr>
+          <w:b/>
+          <w:bCs/>
+        </w:rPr>
+        <w:t xml:space="preserve">Rayy</w:t>
+      </w:r>
+      <w:r>
+        <w:t xml:space="preserve">) → wait for</w:t>
       </w:r>
       <w:r>
         <w:t xml:space="preserve"> </w:t>
@@ -18157,7 +18315,7 @@
         <w:rPr>
           <w:rStyle w:val="VerbatimChar"/>
         </w:rPr>
-        <w:t xml:space="preserve">android/app/build/outputs/apk/debug/app-debug.apk</w:t>
+        <w:t xml:space="preserve">android/Rayy/app/build/outputs/apk/debug/app-debug.apk</w:t>
       </w:r>
       <w:r>
         <w:t xml:space="preserve">. Send it to the phone and install it (</w:t>
@@ -18222,7 +18380,7 @@
         <w:rPr>
           <w:rStyle w:val="VerbatimChar"/>
         </w:rPr>
-        <w:t xml:space="preserve">android/</w:t>
+        <w:t xml:space="preserve">android/Rayy/                 ← open this folder in Android Studio (project "Rayy")</w:t>
       </w:r>
       <w:r>
         <w:br/>

--- a/rayy/docs/Rayy-Documentation.docx
+++ b/rayy/docs/Rayy-Documentation.docx
@@ -4181,6 +4181,58 @@
         </w:numPr>
       </w:pPr>
       <w:r>
+        <w:t xml:space="preserve">Unzip the project into a folder whose path has</w:t>
+      </w:r>
+      <w:r>
+        <w:t xml:space="preserve"> </w:t>
+      </w:r>
+      <w:r>
+        <w:rPr>
+          <w:b/>
+          <w:bCs/>
+        </w:rPr>
+        <w:t xml:space="preserve">English letters only</w:t>
+      </w:r>
+      <w:r>
+        <w:t xml:space="preserve">, for example</w:t>
+      </w:r>
+      <w:r>
+        <w:t xml:space="preserve"> </w:t>
+      </w:r>
+      <w:r>
+        <w:rPr>
+          <w:rStyle w:val="VerbatimChar"/>
+        </w:rPr>
+        <w:t xml:space="preserve">E:\Rayy-Project</w:t>
+      </w:r>
+      <w:r>
+        <w:t xml:space="preserve"> </w:t>
+      </w:r>
+      <w:r>
+        <w:t xml:space="preserve">(not</w:t>
+      </w:r>
+      <w:r>
+        <w:t xml:space="preserve"> </w:t>
+      </w:r>
+      <w:r>
+        <w:rPr>
+          <w:rStyle w:val="VerbatimChar"/>
+        </w:rPr>
+        <w:t xml:space="preserve">E:\Ray ري\...</w:t>
+      </w:r>
+      <w:r>
+        <w:t xml:space="preserve">). Android Studio refuses to build in folders with Arabic letters in the path.</w:t>
+      </w:r>
+    </w:p>
+    <w:p>
+      <w:pPr>
+        <w:pStyle w:val="Compact"/>
+        <w:numPr>
+          <w:ilvl w:val="0"/>
+          <w:numId w:val="1012"/>
+        </w:numPr>
+      </w:pPr>
+      <w:r>
         <w:t xml:space="preserve">Copy</w:t>
       </w:r>
       <w:r>
@@ -18080,6 +18132,125 @@
     </w:p>
     <w:p>
       <w:pPr>
+        <w:pStyle w:val="BlockText"/>
+      </w:pPr>
+      <w:r>
+        <w:t xml:space="preserve">⚠️</w:t>
+      </w:r>
+      <w:r>
+        <w:t xml:space="preserve"> </w:t>
+      </w:r>
+      <w:r>
+        <w:rPr>
+          <w:b/>
+          <w:bCs/>
+        </w:rPr>
+        <w:t xml:space="preserve">Folder path: English letters only.</w:t>
+      </w:r>
+      <w:r>
+        <w:t xml:space="preserve"> </w:t>
+      </w:r>
+      <w:r>
+        <w:t xml:space="preserve">Put the project in a folder whose full path has</w:t>
+      </w:r>
+      <w:r>
+        <w:t xml:space="preserve"> </w:t>
+      </w:r>
+      <w:r>
+        <w:rPr>
+          <w:b/>
+          <w:bCs/>
+        </w:rPr>
+        <w:t xml:space="preserve">no Arabic letters</w:t>
+      </w:r>
+      <w:r>
+        <w:t xml:space="preserve">,</w:t>
+      </w:r>
+      <w:r>
+        <w:t xml:space="preserve"> </w:t>
+      </w:r>
+      <w:r>
+        <w:t xml:space="preserve">for example</w:t>
+      </w:r>
+      <w:r>
+        <w:t xml:space="preserve"> </w:t>
+      </w:r>
+      <w:r>
+        <w:rPr>
+          <w:rStyle w:val="VerbatimChar"/>
+        </w:rPr>
+        <w:t xml:space="preserve">E:\Rayy-Project\android\Rayy</w:t>
+      </w:r>
+      <w:r>
+        <w:t xml:space="preserve">. A path like</w:t>
+      </w:r>
+      <w:r>
+        <w:t xml:space="preserve"> </w:t>
+      </w:r>
+      <w:r>
+        <w:rPr>
+          <w:rStyle w:val="VerbatimChar"/>
+        </w:rPr>
+        <w:t xml:space="preserve">E:\Ray ري\...</w:t>
+      </w:r>
+      <w:r>
+        <w:t xml:space="preserve"> </w:t>
+      </w:r>
+      <w:r>
+        <w:t xml:space="preserve">gives the error</w:t>
+      </w:r>
+      <w:r>
+        <w:t xml:space="preserve"> </w:t>
+      </w:r>
+      <w:r>
+        <w:rPr>
+          <w:i/>
+          <w:iCs/>
+        </w:rPr>
+        <w:t xml:space="preserve">“Your project path contains non-ASCII characters”</w:t>
+      </w:r>
+      <w:r>
+        <w:t xml:space="preserve">. The project includes</w:t>
+      </w:r>
+      <w:r>
+        <w:t xml:space="preserve"> </w:t>
+      </w:r>
+      <w:r>
+        <w:rPr>
+          <w:rStyle w:val="VerbatimChar"/>
+        </w:rPr>
+        <w:t xml:space="preserve">android.overridePathCheck=true</w:t>
+      </w:r>
+      <w:r>
+        <w:t xml:space="preserve"> </w:t>
+      </w:r>
+      <w:r>
+        <w:t xml:space="preserve">in</w:t>
+      </w:r>
+      <w:r>
+        <w:t xml:space="preserve"> </w:t>
+      </w:r>
+      <w:r>
+        <w:rPr>
+          <w:rStyle w:val="VerbatimChar"/>
+        </w:rPr>
+        <w:t xml:space="preserve">gradle.properties</w:t>
+      </w:r>
+      <w:r>
+        <w:t xml:space="preserve"> </w:t>
+      </w:r>
+      <w:r>
+        <w:t xml:space="preserve">to skip this check, but other build tools can still fail on such paths, so moving the</w:t>
+      </w:r>
+      <w:r>
+        <w:t xml:space="preserve"> </w:t>
+      </w:r>
+      <w:r>
+        <w:t xml:space="preserve">folder is the safe fix.</w:t>
+      </w:r>
+    </w:p>
+    <w:p>
+      <w:pPr>
         <w:pStyle w:val="Compact"/>
         <w:numPr>
           <w:ilvl w:val="0"/>
@@ -18207,7 +18378,7 @@
         <w:t xml:space="preserve"> </w:t>
       </w:r>
       <w:r>
-        <w:t xml:space="preserve">(the first time it downloads Gradle 8.9 and the libraries, so an internet connection is required).</w:t>
+        <w:t xml:space="preserve">(the first time it downloads Gradle 8.7 and the libraries, so an internet connection is required).</w:t>
       </w:r>
     </w:p>
     <w:p>
@@ -18389,7 +18560,7 @@
         <w:rPr>
           <w:rStyle w:val="VerbatimChar"/>
         </w:rPr>
-        <w:t xml:space="preserve">├── settings.gradle.kts, build.gradle.kts, gradle.properties, gradlew   (Gradle 8.9, AGP 8.5, Kotlin 2.0)</w:t>
+        <w:t xml:space="preserve">├── settings.gradle.kts, build.gradle.kts, gradle.properties, gradlew   (Gradle 8.7, AGP 8.5.0, Kotlin 2.0.21)</w:t>
       </w:r>
       <w:r>
         <w:br/>
@@ -18407,7 +18578,7 @@
         <w:rPr>
           <w:rStyle w:val="VerbatimChar"/>
         </w:rPr>
-        <w:t xml:space="preserve">    ├── build.gradle.kts                 dependencies: Firebase BoM 33, Compose BoM 2024.09</w:t>
+        <w:t xml:space="preserve">    ├── build.gradle.kts                 dependencies: Firebase BoM 33.1.0, Compose BoM 2024.09.00</w:t>
       </w:r>
       <w:r>
         <w:br/>
@@ -22777,33 +22948,33 @@
     </w:lvlOverride>
   </w:num>
   <w:num w:numId="1012">
-    <w:abstractNumId w:val="99411"/>
+    <w:abstractNumId w:val="99410"/>
     <w:lvlOverride w:ilvl="0">
-      <w:startOverride w:val="1"/>
+      <w:startOverride w:val="0"/>
     </w:lvlOverride>
     <w:lvlOverride w:ilvl="1">
-      <w:startOverride w:val="1"/>
+      <w:startOverride w:val="0"/>
     </w:lvlOverride>
     <w:lvlOverride w:ilvl="2">
-      <w:startOverride w:val="1"/>
+      <w:startOverride w:val="0"/>
     </w:lvlOverride>
     <w:lvlOverride w:ilvl="3">
-      <w:startOverride w:val="1"/>
+      <w:startOverride w:val="0"/>
     </w:lvlOverride>
     <w:lvlOverride w:ilvl="4">
-      <w:startOverride w:val="1"/>
+      <w:startOverride w:val="0"/>
     </w:lvlOverride>
     <w:lvlOverride w:ilvl="5">
-      <w:startOverride w:val="1"/>
+      <w:startOverride w:val="0"/>
     </w:lvlOverride>
     <w:lvlOverride w:ilvl="6">
-      <w:startOverride w:val="1"/>
+      <w:startOverride w:val="0"/>
     </w:lvlOverride>
     <w:lvlOverride w:ilvl="7">
-      <w:startOverride w:val="1"/>
+      <w:startOverride w:val="0"/>
     </w:lvlOverride>
     <w:lvlOverride w:ilvl="8">
-      <w:startOverride w:val="1"/>
+      <w:startOverride w:val="0"/>
     </w:lvlOverride>
   </w:num>
   <w:num w:numId="1013">

--- a/rayy/docs/Rayy-Documentation.docx
+++ b/rayy/docs/Rayy-Documentation.docx
@@ -18496,6 +18496,91 @@
       </w:r>
       <w:r>
         <w:t xml:space="preserve">).</w:t>
+      </w:r>
+    </w:p>
+    <w:p>
+      <w:pPr>
+        <w:pStyle w:val="BlockText"/>
+      </w:pPr>
+      <w:r>
+        <w:rPr>
+          <w:b/>
+          <w:bCs/>
+        </w:rPr>
+        <w:t xml:space="preserve">“Incompatible Gradle JVM version … Gradle 8.7 supports Java versions between 1.8 and 21”</w:t>
+      </w:r>
+      <w:r>
+        <w:t xml:space="preserve">: Android Studio is</w:t>
+      </w:r>
+      <w:r>
+        <w:t xml:space="preserve"> </w:t>
+      </w:r>
+      <w:r>
+        <w:t xml:space="preserve">using a too-new Java (e.g. Java 25) to run Gradle. Click</w:t>
+      </w:r>
+      <w:r>
+        <w:t xml:space="preserve"> </w:t>
+      </w:r>
+      <w:r>
+        <w:rPr>
+          <w:b/>
+          <w:bCs/>
+        </w:rPr>
+        <w:t xml:space="preserve">“Apply compatible Gradle JDK configuration and sync”</w:t>
+      </w:r>
+      <w:r>
+        <w:t xml:space="preserve">, or go to</w:t>
+      </w:r>
+      <w:r>
+        <w:t xml:space="preserve"> </w:t>
+      </w:r>
+      <w:r>
+        <w:rPr>
+          <w:b/>
+          <w:bCs/>
+        </w:rPr>
+        <w:t xml:space="preserve">Settings → Build, Execution, Deployment → Build Tools → Gradle → Gradle JDK</w:t>
+      </w:r>
+      <w:r>
+        <w:t xml:space="preserve"> </w:t>
+      </w:r>
+      <w:r>
+        <w:t xml:space="preserve">and choose</w:t>
+      </w:r>
+      <w:r>
+        <w:t xml:space="preserve"> </w:t>
+      </w:r>
+      <w:r>
+        <w:rPr>
+          <w:b/>
+          <w:bCs/>
+        </w:rPr>
+        <w:t xml:space="preserve">jbr-21</w:t>
+      </w:r>
+      <w:r>
+        <w:t xml:space="preserve"> </w:t>
+      </w:r>
+      <w:r>
+        <w:t xml:space="preserve">(JetBrains</w:t>
+      </w:r>
+      <w:r>
+        <w:t xml:space="preserve"> </w:t>
+      </w:r>
+      <w:r>
+        <w:t xml:space="preserve">Runtime 21, included with Android Studio) or Java 17, then</w:t>
+      </w:r>
+      <w:r>
+        <w:t xml:space="preserve"> </w:t>
+      </w:r>
+      <w:r>
+        <w:rPr>
+          <w:b/>
+          <w:bCs/>
+        </w:rPr>
+        <w:t xml:space="preserve">File → Sync Project with Gradle Files</w:t>
+      </w:r>
+      <w:r>
+        <w:t xml:space="preserve">.</w:t>
       </w:r>
     </w:p>
     <w:p>

--- a/rayy/docs/Rayy-Documentation.docx
+++ b/rayy/docs/Rayy-Documentation.docx
@@ -360,6 +360,27 @@
       </w:r>
       <w:r>
         <w:t xml:space="preserve">to the final demo, step by step.</w:t>
+      </w:r>
+    </w:p>
+    <w:p>
+      <w:pPr>
+        <w:pStyle w:val="BodyText"/>
+      </w:pPr>
+      <w:r>
+        <w:t xml:space="preserve">📘</w:t>
+      </w:r>
+      <w:r>
+        <w:t xml:space="preserve"> </w:t>
+      </w:r>
+      <w:r>
+        <w:rPr>
+          <w:b/>
+          <w:bCs/>
+        </w:rPr>
+        <w:t xml:space="preserve">docs/Rayy-Build-Guide.docx</w:t>
+      </w:r>
+      <w:r>
+        <w:t xml:space="preserve">: Word guide with every step in order (what comes after what) and what every file is for.</w:t>
       </w:r>
     </w:p>
     <w:p>
@@ -2230,7 +2251,7 @@
           <w:b/>
           <w:bCs/>
         </w:rPr>
-        <w:t xml:space="preserve">Android Studio</w:t>
+        <w:t xml:space="preserve">Android Studio Panda (2025.3.1) or newer</w:t>
       </w:r>
       <w:r>
         <w:t xml:space="preserve">:</w:t>
@@ -2250,7 +2271,7 @@
         <w:t xml:space="preserve"> </w:t>
       </w:r>
       <w:r>
-        <w:t xml:space="preserve">(for the Android app)</w:t>
+        <w:t xml:space="preserve">(for the Android app; the project uses Gradle 9.1.0 + AGP 9.0.1 and runs on Java 17–25)</w:t>
       </w:r>
     </w:p>
     <w:p>
@@ -4332,7 +4353,7 @@
         <w:t xml:space="preserve"> </w:t>
       </w:r>
       <w:r>
-        <w:t xml:space="preserve">to finish.</w:t>
+        <w:t xml:space="preserve">to finish (the first time it downloads Gradle 9.1.0).</w:t>
       </w:r>
     </w:p>
     <w:p>
@@ -18070,13 +18091,10 @@
           <w:b/>
           <w:bCs/>
         </w:rPr>
-        <w:t xml:space="preserve">Android Studio</w:t>
-      </w:r>
-      <w:r>
-        <w:t xml:space="preserve"> </w:t>
-      </w:r>
-      <w:r>
-        <w:t xml:space="preserve">(Koala 2024.1 or newer):</w:t>
+        <w:t xml:space="preserve">Android Studio Panda (2025.3.1) or newer</w:t>
+      </w:r>
+      <w:r>
+        <w:t xml:space="preserve">:</w:t>
       </w:r>
       <w:r>
         <w:t xml:space="preserve"> </w:t>
@@ -18092,6 +18110,44 @@
       <w:r>
         <w:t xml:space="preserve">. It includes the JDK and Android SDK.</w:t>
       </w:r>
+      <w:r>
+        <w:t xml:space="preserve"> </w:t>
+      </w:r>
+      <w:r>
+        <w:t xml:space="preserve">The project uses</w:t>
+      </w:r>
+      <w:r>
+        <w:t xml:space="preserve"> </w:t>
+      </w:r>
+      <w:r>
+        <w:rPr>
+          <w:b/>
+          <w:bCs/>
+        </w:rPr>
+        <w:t xml:space="preserve">Gradle 9.1.0 + Android Gradle Plugin 9.0.1 + Kotlin 2.2.21</w:t>
+      </w:r>
+      <w:r>
+        <w:t xml:space="preserve">, which run on</w:t>
+      </w:r>
+      <w:r>
+        <w:t xml:space="preserve"> </w:t>
+      </w:r>
+      <w:r>
+        <w:rPr>
+          <w:b/>
+          <w:bCs/>
+        </w:rPr>
+        <w:t xml:space="preserve">Java 17 up to Java 25</w:t>
+      </w:r>
+      <w:r>
+        <w:t xml:space="preserve">,</w:t>
+      </w:r>
+      <w:r>
+        <w:t xml:space="preserve"> </w:t>
+      </w:r>
+      <w:r>
+        <w:t xml:space="preserve">so the Java that comes with a recent Android Studio works without changing any setting.</w:t>
+      </w:r>
     </w:p>
     <w:p>
       <w:pPr>
@@ -18378,7 +18434,7 @@
         <w:t xml:space="preserve"> </w:t>
       </w:r>
       <w:r>
-        <w:t xml:space="preserve">(the first time it downloads Gradle 8.7 and the libraries, so an internet connection is required).</w:t>
+        <w:t xml:space="preserve">(the first time it downloads Gradle 9.1.0 and the libraries, so an internet connection is required).</w:t>
       </w:r>
     </w:p>
     <w:p>
@@ -18507,80 +18563,26 @@
           <w:b/>
           <w:bCs/>
         </w:rPr>
-        <w:t xml:space="preserve">“Incompatible Gradle JVM version … Gradle 8.7 supports Java versions between 1.8 and 21”</w:t>
-      </w:r>
-      <w:r>
-        <w:t xml:space="preserve">: Android Studio is</w:t>
-      </w:r>
-      <w:r>
-        <w:t xml:space="preserve"> </w:t>
-      </w:r>
-      <w:r>
-        <w:t xml:space="preserve">using a too-new Java (e.g. Java 25) to run Gradle. Click</w:t>
-      </w:r>
-      <w:r>
-        <w:t xml:space="preserve"> </w:t>
-      </w:r>
-      <w:r>
-        <w:rPr>
-          <w:b/>
-          <w:bCs/>
-        </w:rPr>
-        <w:t xml:space="preserve">“Apply compatible Gradle JDK configuration and sync”</w:t>
-      </w:r>
-      <w:r>
-        <w:t xml:space="preserve">, or go to</w:t>
-      </w:r>
-      <w:r>
-        <w:t xml:space="preserve"> </w:t>
-      </w:r>
-      <w:r>
-        <w:rPr>
-          <w:b/>
-          <w:bCs/>
-        </w:rPr>
-        <w:t xml:space="preserve">Settings → Build, Execution, Deployment → Build Tools → Gradle → Gradle JDK</w:t>
-      </w:r>
-      <w:r>
-        <w:t xml:space="preserve"> </w:t>
-      </w:r>
-      <w:r>
-        <w:t xml:space="preserve">and choose</w:t>
-      </w:r>
-      <w:r>
-        <w:t xml:space="preserve"> </w:t>
-      </w:r>
-      <w:r>
-        <w:rPr>
-          <w:b/>
-          <w:bCs/>
-        </w:rPr>
-        <w:t xml:space="preserve">jbr-21</w:t>
-      </w:r>
-      <w:r>
-        <w:t xml:space="preserve"> </w:t>
-      </w:r>
-      <w:r>
-        <w:t xml:space="preserve">(JetBrains</w:t>
-      </w:r>
-      <w:r>
-        <w:t xml:space="preserve"> </w:t>
-      </w:r>
-      <w:r>
-        <w:t xml:space="preserve">Runtime 21, included with Android Studio) or Java 17, then</w:t>
-      </w:r>
-      <w:r>
-        <w:t xml:space="preserve"> </w:t>
-      </w:r>
-      <w:r>
-        <w:rPr>
-          <w:b/>
-          <w:bCs/>
-        </w:rPr>
-        <w:t xml:space="preserve">File → Sync Project with Gradle Files</w:t>
-      </w:r>
-      <w:r>
-        <w:t xml:space="preserve">.</w:t>
+        <w:t xml:space="preserve">“The project is using an incompatible version of the Android Gradle plugin”</w:t>
+      </w:r>
+      <w:r>
+        <w:t xml:space="preserve">: your Android Studio is older than</w:t>
+      </w:r>
+      <w:r>
+        <w:t xml:space="preserve"> </w:t>
+      </w:r>
+      <w:r>
+        <w:t xml:space="preserve">Panda (2025.3.1). Update Android Studio (</w:t>
+      </w:r>
+      <w:r>
+        <w:rPr>
+          <w:b/>
+          <w:bCs/>
+        </w:rPr>
+        <w:t xml:space="preserve">Help → Check for Updates</w:t>
+      </w:r>
+      <w:r>
+        <w:t xml:space="preserve">).</w:t>
       </w:r>
     </w:p>
     <w:p>
@@ -18645,7 +18647,7 @@
         <w:rPr>
           <w:rStyle w:val="VerbatimChar"/>
         </w:rPr>
-        <w:t xml:space="preserve">├── settings.gradle.kts, build.gradle.kts, gradle.properties, gradlew   (Gradle 8.7, AGP 8.5.0, Kotlin 2.0.21)</w:t>
+        <w:t xml:space="preserve">├── settings.gradle.kts, build.gradle.kts, gradle.properties, gradlew   (Gradle 9.1.0, AGP 9.0.1, Kotlin 2.2.21, Google Services 4.4.4)</w:t>
       </w:r>
       <w:r>
         <w:br/>

--- a/rayy/docs/Rayy-Documentation.docx
+++ b/rayy/docs/Rayy-Documentation.docx
@@ -131,7 +131,36 @@
         <w:t xml:space="preserve"> </w:t>
       </w:r>
       <w:r>
-        <w:t xml:space="preserve">on a small screen and</w:t>
+        <w:t xml:space="preserve">shown in the</w:t>
+      </w:r>
+      <w:r>
+        <w:t xml:space="preserve"> </w:t>
+      </w:r>
+      <w:r>
+        <w:rPr>
+          <w:b/>
+          <w:bCs/>
+        </w:rPr>
+        <w:t xml:space="preserve">web dashboard</w:t>
+      </w:r>
+      <w:r>
+        <w:t xml:space="preserve"> </w:t>
+      </w:r>
+      <w:r>
+        <w:t xml:space="preserve">and the</w:t>
+      </w:r>
+      <w:r>
+        <w:t xml:space="preserve"> </w:t>
+      </w:r>
+      <w:r>
+        <w:rPr>
+          <w:b/>
+          <w:bCs/>
+        </w:rPr>
+        <w:t xml:space="preserve">Android app</w:t>
+      </w:r>
+      <w:r>
+        <w:t xml:space="preserve">, and</w:t>
       </w:r>
       <w:r>
         <w:t xml:space="preserve"> </w:t>
@@ -367,6 +396,27 @@
         <w:pStyle w:val="BodyText"/>
       </w:pPr>
       <w:r>
+        <w:t xml:space="preserve">🧭</w:t>
+      </w:r>
+      <w:r>
+        <w:t xml:space="preserve"> </w:t>
+      </w:r>
+      <w:r>
+        <w:rPr>
+          <w:b/>
+          <w:bCs/>
+        </w:rPr>
+        <w:t xml:space="preserve">docs/Rayy-Setup-Guide-by-Part.docx</w:t>
+      </w:r>
+      <w:r>
+        <w:t xml:space="preserve">: for each part (Firebase, Web, ESP32, Android): files and paths, apps to install, what is downloaded, configuration and complete steps.</w:t>
+      </w:r>
+    </w:p>
+    <w:p>
+      <w:pPr>
+        <w:pStyle w:val="BodyText"/>
+      </w:pPr>
+      <w:r>
         <w:t xml:space="preserve">📘</w:t>
       </w:r>
       <w:r>
@@ -839,7 +889,7 @@
       <w:r>
         <w:drawing>
           <wp:inline>
-            <wp:extent cx="5334000" cy="2265589"/>
+            <wp:extent cx="5334000" cy="2286000"/>
             <wp:effectExtent b="0" l="0" r="0" t="0"/>
             <wp:docPr descr="" title="" id="13" name="Picture"/>
             <a:graphic>
@@ -860,7 +910,7 @@
                   <pic:spPr bwMode="auto">
                     <a:xfrm>
                       <a:off x="0" y="0"/>
-                      <a:ext cx="5334000" cy="2265589"/>
+                      <a:ext cx="5334000" cy="2286000"/>
                     </a:xfrm>
                     <a:prstGeom prst="rect">
                       <a:avLst/>
@@ -904,29 +954,32 @@
         <w:t xml:space="preserve"> </w:t>
       </w:r>
       <w:r>
-        <w:t xml:space="preserve">reads the sensors every 2 s, chooses a mood, draws the emoji and plays a melody.</w:t>
-      </w:r>
-      <w:r>
-        <w:t xml:space="preserve"> </w:t>
-      </w:r>
-      <w:r>
-        <w:t xml:space="preserve">It works</w:t>
-      </w:r>
-      <w:r>
-        <w:t xml:space="preserve"> </w:t>
-      </w:r>
-      <w:r>
-        <w:rPr>
-          <w:b/>
-          <w:bCs/>
-        </w:rPr>
-        <w:t xml:space="preserve">without internet</w:t>
-      </w:r>
-      <w:r>
-        <w:t xml:space="preserve"> </w:t>
-      </w:r>
-      <w:r>
-        <w:t xml:space="preserve">too: the face and sounds keep working, and only the cloud upload stops.</w:t>
+        <w:t xml:space="preserve">reads the sensors every 2 s, chooses a mood and plays its melody. There is</w:t>
+      </w:r>
+      <w:r>
+        <w:t xml:space="preserve"> </w:t>
+      </w:r>
+      <w:r>
+        <w:rPr>
+          <w:b/>
+          <w:bCs/>
+        </w:rPr>
+        <w:t xml:space="preserve">no screen on the plant</w:t>
+      </w:r>
+      <w:r>
+        <w:t xml:space="preserve">:</w:t>
+      </w:r>
+      <w:r>
+        <w:t xml:space="preserve"> </w:t>
+      </w:r>
+      <w:r>
+        <w:t xml:space="preserve">the emoji face is shown in the web dashboard and the Android app. Without internet the plant still decides its mood</w:t>
+      </w:r>
+      <w:r>
+        <w:t xml:space="preserve"> </w:t>
+      </w:r>
+      <w:r>
+        <w:t xml:space="preserve">and plays its melodies; the apps update again when the connection is back.</w:t>
       </w:r>
     </w:p>
     <w:p>
@@ -1831,18 +1884,6 @@
         </w:numPr>
       </w:pPr>
       <w:r>
-        <w:t xml:space="preserve">0.96” OLED SSD1306 I2C (4 pins)</w:t>
-      </w:r>
-    </w:p>
-    <w:p>
-      <w:pPr>
-        <w:pStyle w:val="Compact"/>
-        <w:numPr>
-          <w:ilvl w:val="0"/>
-          <w:numId w:val="1004"/>
-        </w:numPr>
-      </w:pPr>
-      <w:r>
         <w:t xml:space="preserve">Passive buzzer (module or bare) + 100 Ω resistor</w:t>
       </w:r>
     </w:p>
@@ -2127,40 +2168,6 @@
       </w:r>
       <w:r>
         <w:t xml:space="preserve">→ install:</w:t>
-      </w:r>
-    </w:p>
-    <w:p>
-      <w:pPr>
-        <w:pStyle w:val="Compact"/>
-        <w:numPr>
-          <w:ilvl w:val="1"/>
-          <w:numId w:val="1006"/>
-        </w:numPr>
-      </w:pPr>
-      <w:r>
-        <w:rPr>
-          <w:b/>
-          <w:bCs/>
-        </w:rPr>
-        <w:t xml:space="preserve">Adafruit SSD1306</w:t>
-      </w:r>
-      <w:r>
-        <w:t xml:space="preserve"> </w:t>
-      </w:r>
-      <w:r>
-        <w:t xml:space="preserve">(click</w:t>
-      </w:r>
-      <w:r>
-        <w:t xml:space="preserve"> </w:t>
-      </w:r>
-      <w:r>
-        <w:t xml:space="preserve">“Install all”</w:t>
-      </w:r>
-      <w:r>
-        <w:t xml:space="preserve"> </w:t>
-      </w:r>
-      <w:r>
-        <w:t xml:space="preserve">for its dependencies)</w:t>
       </w:r>
     </w:p>
     <w:p>
@@ -3012,56 +3019,6 @@
               <w:pStyle w:val="Compact"/>
             </w:pPr>
             <w:r>
-              <w:t xml:space="preserve">OLED</w:t>
-            </w:r>
-          </w:p>
-        </w:tc>
-        <w:tc>
-          <w:tcPr/>
-          <w:p>
-            <w:pPr>
-              <w:pStyle w:val="Compact"/>
-            </w:pPr>
-            <w:r>
-              <w:t xml:space="preserve">VCC → 3V3 · GND → GND · SDA →</w:t>
-            </w:r>
-            <w:r>
-              <w:t xml:space="preserve"> </w:t>
-            </w:r>
-            <w:r>
-              <w:rPr>
-                <w:b/>
-                <w:bCs/>
-              </w:rPr>
-              <w:t xml:space="preserve">GPIO21</w:t>
-            </w:r>
-            <w:r>
-              <w:t xml:space="preserve"> </w:t>
-            </w:r>
-            <w:r>
-              <w:t xml:space="preserve">· SCL →</w:t>
-            </w:r>
-            <w:r>
-              <w:t xml:space="preserve"> </w:t>
-            </w:r>
-            <w:r>
-              <w:rPr>
-                <w:b/>
-                <w:bCs/>
-              </w:rPr>
-              <w:t xml:space="preserve">GPIO22</w:t>
-            </w:r>
-          </w:p>
-        </w:tc>
-      </w:tr>
-      <w:tr>
-        <w:tc>
-          <w:tcPr/>
-          <w:p>
-            <w:pPr>
-              <w:pStyle w:val="Compact"/>
-            </w:pPr>
-            <w:r>
               <w:t xml:space="preserve">Buzzer</w:t>
             </w:r>
           </w:p>
@@ -3604,19 +3561,7 @@
         <w:t xml:space="preserve"> </w:t>
       </w:r>
       <w:r>
-        <w:t xml:space="preserve">melody, the OLED shows</w:t>
-      </w:r>
-      <w:r>
-        <w:t xml:space="preserve"> </w:t>
-      </w:r>
-      <w:r>
-        <w:t xml:space="preserve">“Rayy / Starting…”</w:t>
-      </w:r>
-      <w:r>
-        <w:t xml:space="preserve"> </w:t>
-      </w:r>
-      <w:r>
-        <w:t xml:space="preserve">and then the emoji face.</w:t>
+        <w:t xml:space="preserve">melody.</w:t>
       </w:r>
       <w:r>
         <w:t xml:space="preserve"> </w:t>
@@ -4164,7 +4109,7 @@
         <w:t xml:space="preserve"> </w:t>
       </w:r>
       <w:r>
-        <w:t xml:space="preserve">the website shows the same emoji as the OLED, and the badge says</w:t>
+        <w:t xml:space="preserve">the website shows the plant’s emoji (e.g. 😫 when the soil sensor is in dry air), and the badge says</w:t>
       </w:r>
       <w:r>
         <w:t xml:space="preserve"> </w:t>
@@ -4661,7 +4606,7 @@
         <w:t xml:space="preserve"> </w:t>
       </w:r>
       <w:r>
-        <w:t xml:space="preserve">with a window for the OLED and a hole for the buzzer and the USB cable. Fix the box to</w:t>
+        <w:t xml:space="preserve">with holes for the buzzer and the USB cable. Fix the box to</w:t>
       </w:r>
       <w:r>
         <w:t xml:space="preserve"> </w:t>
@@ -5061,13 +5006,45 @@
           <w:b/>
           <w:bCs/>
         </w:rPr>
-        <w:t xml:space="preserve">animated emoji face</w:t>
-      </w:r>
-      <w:r>
-        <w:t xml:space="preserve"> </w:t>
-      </w:r>
-      <w:r>
-        <w:t xml:space="preserve">on a display next to the plant.</w:t>
+        <w:t xml:space="preserve">emoji face</w:t>
+      </w:r>
+      <w:r>
+        <w:t xml:space="preserve"> </w:t>
+      </w:r>
+      <w:r>
+        <w:t xml:space="preserve">in the</w:t>
+      </w:r>
+      <w:r>
+        <w:t xml:space="preserve"> </w:t>
+      </w:r>
+      <w:r>
+        <w:rPr>
+          <w:b/>
+          <w:bCs/>
+        </w:rPr>
+        <w:t xml:space="preserve">web dashboard</w:t>
+      </w:r>
+      <w:r>
+        <w:t xml:space="preserve"> </w:t>
+      </w:r>
+      <w:r>
+        <w:t xml:space="preserve">and the</w:t>
+      </w:r>
+      <w:r>
+        <w:t xml:space="preserve"> </w:t>
+      </w:r>
+      <w:r>
+        <w:rPr>
+          <w:b/>
+          <w:bCs/>
+        </w:rPr>
+        <w:t xml:space="preserve">Android app</w:t>
+      </w:r>
+      <w:r>
+        <w:t xml:space="preserve"> </w:t>
+      </w:r>
+      <w:r>
+        <w:t xml:space="preserve">(no screen on the plant).</w:t>
       </w:r>
     </w:p>
     <w:p>
@@ -5614,7 +5591,7 @@
               <w:pStyle w:val="Compact"/>
             </w:pPr>
             <w:r>
-              <w:t xml:space="preserve">The system shall display an animated emoji face for the mood on the OLED screen, and a data screen.</w:t>
+              <w:t xml:space="preserve">The web and Android apps shall display the emoji face of the current mood.</w:t>
             </w:r>
           </w:p>
         </w:tc>
@@ -5920,7 +5897,7 @@
               <w:pStyle w:val="Compact"/>
             </w:pPr>
             <w:r>
-              <w:t xml:space="preserve">A push button on the plant: short press = change screen, long press = play the current mood’s melody.</w:t>
+              <w:t xml:space="preserve">A push button on the plant plays the current mood’s melody.</w:t>
             </w:r>
           </w:p>
         </w:tc>
@@ -6277,7 +6254,7 @@
         <w:t xml:space="preserve"> </w:t>
       </w:r>
       <w:r>
-        <w:t xml:space="preserve">sensor · 0.96” OLED SSD1306 (I2C) · passive buzzer + 100 Ω resistor · push button · breadboard + wires ·</w:t>
+        <w:t xml:space="preserve">sensor · passive buzzer + 100 Ω resistor · push button · breadboard + wires ·</w:t>
       </w:r>
       <w:r>
         <w:t xml:space="preserve"> </w:t>
@@ -6389,7 +6366,7 @@
               <w:pStyle w:val="Compact"/>
             </w:pPr>
             <w:r>
-              <w:t xml:space="preserve">Adafruit SSD1306, Adafruit GFX, DHT sensor library, Adafruit Unified Sensor, BH1750 (Christopher Laws), ArduinoJson 7</w:t>
+              <w:t xml:space="preserve">DHT sensor library, Adafruit Unified Sensor, BH1750 (Christopher Laws), ArduinoJson 7</w:t>
             </w:r>
           </w:p>
         </w:tc>
@@ -7933,78 +7910,6 @@
               <w:pStyle w:val="Compact"/>
             </w:pPr>
             <w:r>
-              <w:t xml:space="preserve">Display</w:t>
-            </w:r>
-          </w:p>
-        </w:tc>
-        <w:tc>
-          <w:tcPr/>
-          <w:p>
-            <w:pPr>
-              <w:pStyle w:val="Compact"/>
-            </w:pPr>
-            <w:r>
-              <w:rPr>
-                <w:b/>
-                <w:bCs/>
-              </w:rPr>
-              <w:t xml:space="preserve">0.96” OLED SSD1306 128×64, I2C (4 pins)</w:t>
-            </w:r>
-          </w:p>
-        </w:tc>
-        <w:tc>
-          <w:tcPr/>
-          <w:p>
-            <w:pPr>
-              <w:pStyle w:val="Compact"/>
-            </w:pPr>
-            <w:r>
-              <w:t xml:space="preserve">1</w:t>
-            </w:r>
-          </w:p>
-        </w:tc>
-        <w:tc>
-          <w:tcPr/>
-          <w:p>
-            <w:pPr>
-              <w:pStyle w:val="Compact"/>
-            </w:pPr>
-            <w:r>
-              <w:t xml:space="preserve">Emoji face</w:t>
-            </w:r>
-          </w:p>
-        </w:tc>
-        <w:tc>
-          <w:tcPr/>
-          <w:p>
-            <w:pPr>
-              <w:pStyle w:val="Compact"/>
-            </w:pPr>
-            <w:r>
-              <w:t xml:space="preserve">15–35</w:t>
-            </w:r>
-          </w:p>
-        </w:tc>
-      </w:tr>
-      <w:tr>
-        <w:tc>
-          <w:tcPr/>
-          <w:p>
-            <w:pPr>
-              <w:pStyle w:val="Compact"/>
-            </w:pPr>
-            <w:r>
-              <w:t xml:space="preserve">7</w:t>
-            </w:r>
-          </w:p>
-        </w:tc>
-        <w:tc>
-          <w:tcPr/>
-          <w:p>
-            <w:pPr>
-              <w:pStyle w:val="Compact"/>
-            </w:pPr>
-            <w:r>
               <w:t xml:space="preserve">Buzzer</w:t>
             </w:r>
           </w:p>
@@ -8072,7 +7977,7 @@
               <w:pStyle w:val="Compact"/>
             </w:pPr>
             <w:r>
-              <w:t xml:space="preserve">8</w:t>
+              <w:t xml:space="preserve">7</w:t>
             </w:r>
           </w:p>
         </w:tc>
@@ -8140,7 +8045,7 @@
               <w:pStyle w:val="Compact"/>
             </w:pPr>
             <w:r>
-              <w:t xml:space="preserve">9</w:t>
+              <w:t xml:space="preserve">8</w:t>
             </w:r>
           </w:p>
         </w:tc>
@@ -8184,7 +8089,7 @@
               <w:pStyle w:val="Compact"/>
             </w:pPr>
             <w:r>
-              <w:t xml:space="preserve">Change screen / play sound</w:t>
+              <w:t xml:space="preserve">Play the mood melody</w:t>
             </w:r>
           </w:p>
         </w:tc>
@@ -8208,7 +8113,7 @@
               <w:pStyle w:val="Compact"/>
             </w:pPr>
             <w:r>
-              <w:t xml:space="preserve">10</w:t>
+              <w:t xml:space="preserve">9</w:t>
             </w:r>
           </w:p>
         </w:tc>
@@ -8276,7 +8181,7 @@
               <w:pStyle w:val="Compact"/>
             </w:pPr>
             <w:r>
-              <w:t xml:space="preserve">11</w:t>
+              <w:t xml:space="preserve">10</w:t>
             </w:r>
           </w:p>
         </w:tc>
@@ -8370,7 +8275,7 @@
               <w:pStyle w:val="Compact"/>
             </w:pPr>
             <w:r>
-              <w:t xml:space="preserve">12</w:t>
+              <w:t xml:space="preserve">11</w:t>
             </w:r>
           </w:p>
         </w:tc>
@@ -8392,7 +8297,7 @@
               <w:pStyle w:val="Compact"/>
             </w:pPr>
             <w:r>
-              <w:t xml:space="preserve">Small plastic box (≈ 100 × 70 × 40 mm) with a window for the OLED, or a 3D-printed case</w:t>
+              <w:t xml:space="preserve">Small plastic box (≈ 100 × 70 × 40 mm) with holes for the buzzer and the USB cable, or a 3D-printed case</w:t>
             </w:r>
           </w:p>
         </w:tc>
@@ -8438,7 +8343,7 @@
               <w:pStyle w:val="Compact"/>
             </w:pPr>
             <w:r>
-              <w:t xml:space="preserve">13</w:t>
+              <w:t xml:space="preserve">12</w:t>
             </w:r>
           </w:p>
         </w:tc>
@@ -8557,7 +8462,7 @@
                 <w:b/>
                 <w:bCs/>
               </w:rPr>
-              <w:t xml:space="preserve">≈ 150 – 340</w:t>
+              <w:t xml:space="preserve">≈ 135 – 305</w:t>
             </w:r>
           </w:p>
         </w:tc>
@@ -8744,7 +8649,7 @@
         <w:t xml:space="preserve">“needs light”</w:t>
       </w:r>
       <w:r>
-        <w:t xml:space="preserve">. It shares the I2C bus with the OLED.</w:t>
+        <w:t xml:space="preserve">.</w:t>
       </w:r>
     </w:p>
     <w:p>
@@ -8767,28 +8672,6 @@
       </w:r>
       <w:r>
         <w:t xml:space="preserve">it is more accurate than the DHT11 (±0.5 °C) and has a wider range. That is useful in Saudi summers.</w:t>
-      </w:r>
-    </w:p>
-    <w:p>
-      <w:pPr>
-        <w:pStyle w:val="Compact"/>
-        <w:numPr>
-          <w:ilvl w:val="0"/>
-          <w:numId w:val="1018"/>
-        </w:numPr>
-      </w:pPr>
-      <w:r>
-        <w:rPr>
-          <w:b/>
-          <w:bCs/>
-        </w:rPr>
-        <w:t xml:space="preserve">OLED SSD1306:</w:t>
-      </w:r>
-      <w:r>
-        <w:t xml:space="preserve"> </w:t>
-      </w:r>
-      <w:r>
-        <w:t xml:space="preserve">it has high contrast, uses little power, needs only 2 data wires (I2C), and makes clear emoji drawings.</w:t>
       </w:r>
     </w:p>
     <w:p>
@@ -8934,30 +8817,6 @@
               <w:pStyle w:val="Compact"/>
             </w:pPr>
             <w:r>
-              <w:t xml:space="preserve">OLED</w:t>
-            </w:r>
-          </w:p>
-        </w:tc>
-        <w:tc>
-          <w:tcPr/>
-          <w:p>
-            <w:pPr>
-              <w:pStyle w:val="Compact"/>
-            </w:pPr>
-            <w:r>
-              <w:t xml:space="preserve">≈ 12 mA</w:t>
-            </w:r>
-          </w:p>
-        </w:tc>
-      </w:tr>
-      <w:tr>
-        <w:tc>
-          <w:tcPr/>
-          <w:p>
-            <w:pPr>
-              <w:pStyle w:val="Compact"/>
-            </w:pPr>
-            <w:r>
               <w:t xml:space="preserve">Sensors (soil + DHT22 + BH1750)</w:t>
             </w:r>
           </w:p>
@@ -9025,7 +8884,7 @@
                 <w:b/>
                 <w:bCs/>
               </w:rPr>
-              <w:t xml:space="preserve">≈ 100 mA ≈ 0.5 W</w:t>
+              <w:t xml:space="preserve">≈ 88 mA ≈ 0.45 W</w:t>
             </w:r>
           </w:p>
         </w:tc>
@@ -9243,7 +9102,7 @@
     </w:p>
     <w:bookmarkEnd w:id="56"/>
     <w:bookmarkEnd w:id="57"/>
-    <w:bookmarkStart w:id="69" w:name="wiring-and-assembly"/>
+    <w:bookmarkStart w:id="68" w:name="wiring-and-assembly"/>
     <w:p>
       <w:pPr>
         <w:pStyle w:val="Heading1"/>
@@ -9401,7 +9260,7 @@
               <w:pStyle w:val="Compact"/>
             </w:pPr>
             <w:r>
-              <w:t xml:space="preserve">VCC of soil sensor, DHT22, BH1750, OLED</w:t>
+              <w:t xml:space="preserve">VCC of soil sensor, DHT22, BH1750</w:t>
             </w:r>
           </w:p>
         </w:tc>
@@ -9591,19 +9450,16 @@
               <w:t xml:space="preserve">SDA</w:t>
             </w:r>
             <w:r>
-              <w:t xml:space="preserve">: OLED + BH1750</w:t>
-            </w:r>
-          </w:p>
-        </w:tc>
-        <w:tc>
-          <w:tcPr/>
-          <w:p>
-            <w:pPr>
-              <w:pStyle w:val="Compact"/>
-            </w:pPr>
-            <w:r>
-              <w:t xml:space="preserve">Shared bus</w:t>
-            </w:r>
+              <w:t xml:space="preserve">: BH1750</w:t>
+            </w:r>
+          </w:p>
+        </w:tc>
+        <w:tc>
+          <w:tcPr/>
+          <w:p>
+            <w:pPr>
+              <w:pStyle w:val="Compact"/>
+            </w:pPr>
           </w:p>
         </w:tc>
       </w:tr>
@@ -9643,19 +9499,16 @@
               <w:t xml:space="preserve">SCL</w:t>
             </w:r>
             <w:r>
-              <w:t xml:space="preserve">: OLED + BH1750</w:t>
-            </w:r>
-          </w:p>
-        </w:tc>
-        <w:tc>
-          <w:tcPr/>
-          <w:p>
-            <w:pPr>
-              <w:pStyle w:val="Compact"/>
-            </w:pPr>
-            <w:r>
-              <w:t xml:space="preserve">Shared bus</w:t>
-            </w:r>
+              <w:t xml:space="preserve">: BH1750</w:t>
+            </w:r>
+          </w:p>
+        </w:tc>
+        <w:tc>
+          <w:tcPr/>
+          <w:p>
+            <w:pPr>
+              <w:pStyle w:val="Compact"/>
+            </w:pPr>
           </w:p>
         </w:tc>
       </w:tr>
@@ -9818,7 +9671,7 @@
       </w:r>
     </w:p>
     <w:bookmarkEnd w:id="58"/>
-    <w:bookmarkStart w:id="65" w:name="module-by-module"/>
+    <w:bookmarkStart w:id="64" w:name="module-by-module"/>
     <w:p>
       <w:pPr>
         <w:pStyle w:val="Heading2"/>
@@ -10329,13 +10182,13 @@
       </w:r>
     </w:p>
     <w:bookmarkEnd w:id="61"/>
-    <w:bookmarkStart w:id="62" w:name="oled-0.96-ssd1306-i2c"/>
+    <w:bookmarkStart w:id="62" w:name="passive-buzzer"/>
     <w:p>
       <w:pPr>
         <w:pStyle w:val="Heading3"/>
       </w:pPr>
       <w:r>
-        <w:t xml:space="preserve">OLED 0.96” SSD1306 I2C</w:t>
+        <w:t xml:space="preserve">Passive buzzer</w:t>
       </w:r>
     </w:p>
     <w:tbl>
@@ -10359,251 +10212,6 @@
               <w:pStyle w:val="Compact"/>
             </w:pPr>
             <w:r>
-              <w:t xml:space="preserve">OLED pin</w:t>
-            </w:r>
-          </w:p>
-        </w:tc>
-        <w:tc>
-          <w:tcPr/>
-          <w:p>
-            <w:pPr>
-              <w:pStyle w:val="Compact"/>
-            </w:pPr>
-            <w:r>
-              <w:t xml:space="preserve">ESP32</w:t>
-            </w:r>
-          </w:p>
-        </w:tc>
-      </w:tr>
-      <w:tr>
-        <w:tc>
-          <w:tcPr/>
-          <w:p>
-            <w:pPr>
-              <w:pStyle w:val="Compact"/>
-            </w:pPr>
-            <w:r>
-              <w:t xml:space="preserve">VCC</w:t>
-            </w:r>
-          </w:p>
-        </w:tc>
-        <w:tc>
-          <w:tcPr/>
-          <w:p>
-            <w:pPr>
-              <w:pStyle w:val="Compact"/>
-            </w:pPr>
-            <w:r>
-              <w:t xml:space="preserve">3V3</w:t>
-            </w:r>
-          </w:p>
-        </w:tc>
-      </w:tr>
-      <w:tr>
-        <w:tc>
-          <w:tcPr/>
-          <w:p>
-            <w:pPr>
-              <w:pStyle w:val="Compact"/>
-            </w:pPr>
-            <w:r>
-              <w:t xml:space="preserve">GND</w:t>
-            </w:r>
-          </w:p>
-        </w:tc>
-        <w:tc>
-          <w:tcPr/>
-          <w:p>
-            <w:pPr>
-              <w:pStyle w:val="Compact"/>
-            </w:pPr>
-            <w:r>
-              <w:t xml:space="preserve">GND</w:t>
-            </w:r>
-          </w:p>
-        </w:tc>
-      </w:tr>
-      <w:tr>
-        <w:tc>
-          <w:tcPr/>
-          <w:p>
-            <w:pPr>
-              <w:pStyle w:val="Compact"/>
-            </w:pPr>
-            <w:r>
-              <w:t xml:space="preserve">SCL</w:t>
-            </w:r>
-          </w:p>
-        </w:tc>
-        <w:tc>
-          <w:tcPr/>
-          <w:p>
-            <w:pPr>
-              <w:pStyle w:val="Compact"/>
-            </w:pPr>
-            <w:r>
-              <w:t xml:space="preserve">GPIO22</w:t>
-            </w:r>
-          </w:p>
-        </w:tc>
-      </w:tr>
-      <w:tr>
-        <w:tc>
-          <w:tcPr/>
-          <w:p>
-            <w:pPr>
-              <w:pStyle w:val="Compact"/>
-            </w:pPr>
-            <w:r>
-              <w:t xml:space="preserve">SDA</w:t>
-            </w:r>
-          </w:p>
-        </w:tc>
-        <w:tc>
-          <w:tcPr/>
-          <w:p>
-            <w:pPr>
-              <w:pStyle w:val="Compact"/>
-            </w:pPr>
-            <w:r>
-              <w:t xml:space="preserve">GPIO21</w:t>
-            </w:r>
-          </w:p>
-        </w:tc>
-      </w:tr>
-    </w:tbl>
-    <w:p>
-      <w:pPr>
-        <w:pStyle w:val="BodyText"/>
-      </w:pPr>
-      <w:r>
-        <w:t xml:space="preserve">Some OLEDs have the pins in the order</w:t>
-      </w:r>
-      <w:r>
-        <w:t xml:space="preserve"> </w:t>
-      </w:r>
-      <w:r>
-        <w:rPr>
-          <w:b/>
-          <w:bCs/>
-        </w:rPr>
-        <w:t xml:space="preserve">GND-VCC-SCL-SDA</w:t>
-      </w:r>
-      <w:r>
-        <w:t xml:space="preserve"> </w:t>
-      </w:r>
-      <w:r>
-        <w:t xml:space="preserve">and others</w:t>
-      </w:r>
-      <w:r>
-        <w:t xml:space="preserve"> </w:t>
-      </w:r>
-      <w:r>
-        <w:rPr>
-          <w:b/>
-          <w:bCs/>
-        </w:rPr>
-        <w:t xml:space="preserve">VCC-GND-SCL-SDA</w:t>
-      </w:r>
-      <w:r>
-        <w:t xml:space="preserve">. Read the labels!</w:t>
-      </w:r>
-      <w:r>
-        <w:t xml:space="preserve"> </w:t>
-      </w:r>
-      <w:r>
-        <w:t xml:space="preserve">If the I2C address is</w:t>
-      </w:r>
-      <w:r>
-        <w:t xml:space="preserve"> </w:t>
-      </w:r>
-      <w:r>
-        <w:rPr>
-          <w:b/>
-          <w:bCs/>
-        </w:rPr>
-        <w:t xml:space="preserve">0x3D</w:t>
-      </w:r>
-      <w:r>
-        <w:t xml:space="preserve"> </w:t>
-      </w:r>
-      <w:r>
-        <w:t xml:space="preserve">(rare), change</w:t>
-      </w:r>
-      <w:r>
-        <w:t xml:space="preserve"> </w:t>
-      </w:r>
-      <w:r>
-        <w:rPr>
-          <w:rStyle w:val="VerbatimChar"/>
-        </w:rPr>
-        <w:t xml:space="preserve">0x3C</w:t>
-      </w:r>
-      <w:r>
-        <w:t xml:space="preserve"> </w:t>
-      </w:r>
-      <w:r>
-        <w:t xml:space="preserve">to</w:t>
-      </w:r>
-      <w:r>
-        <w:t xml:space="preserve"> </w:t>
-      </w:r>
-      <w:r>
-        <w:rPr>
-          <w:rStyle w:val="VerbatimChar"/>
-        </w:rPr>
-        <w:t xml:space="preserve">0x3D</w:t>
-      </w:r>
-      <w:r>
-        <w:t xml:space="preserve"> </w:t>
-      </w:r>
-      <w:r>
-        <w:t xml:space="preserve">in</w:t>
-      </w:r>
-      <w:r>
-        <w:t xml:space="preserve"> </w:t>
-      </w:r>
-      <w:r>
-        <w:rPr>
-          <w:rStyle w:val="VerbatimChar"/>
-        </w:rPr>
-        <w:t xml:space="preserve">display.cpp</w:t>
-      </w:r>
-      <w:r>
-        <w:t xml:space="preserve">.</w:t>
-      </w:r>
-    </w:p>
-    <w:bookmarkEnd w:id="62"/>
-    <w:bookmarkStart w:id="63" w:name="passive-buzzer"/>
-    <w:p>
-      <w:pPr>
-        <w:pStyle w:val="Heading3"/>
-      </w:pPr>
-      <w:r>
-        <w:t xml:space="preserve">Passive buzzer</w:t>
-      </w:r>
-    </w:p>
-    <w:tbl>
-      <w:tblPr>
-        <w:tblStyle w:val="Table"/>
-        <w:tblW w:type="auto" w:w="0"/>
-        <w:tblLook w:firstRow="1" w:lastRow="0" w:firstColumn="0" w:lastColumn="0" w:noHBand="0" w:noVBand="0" w:val="0020"/>
-      </w:tblPr>
-      <w:tblGrid>
-        <w:gridCol w:w="3960"/>
-        <w:gridCol w:w="3960"/>
-      </w:tblGrid>
-      <w:tr>
-        <w:trPr>
-          <w:tblHeader w:val="on"/>
-        </w:trPr>
-        <w:tc>
-          <w:tcPr/>
-          <w:p>
-            <w:pPr>
-              <w:pStyle w:val="Compact"/>
-            </w:pPr>
-            <w:r>
               <w:t xml:space="preserve">Buzzer pin</w:t>
             </w:r>
           </w:p>
@@ -10769,14 +10377,33 @@
         <w:t xml:space="preserve">buzzer (+) → 5 V (VIN pin).</w:t>
       </w:r>
     </w:p>
+    <w:bookmarkEnd w:id="62"/>
+    <w:bookmarkStart w:id="63" w:name="push-button"/>
+    <w:p>
+      <w:pPr>
+        <w:pStyle w:val="Heading3"/>
+      </w:pPr>
+      <w:r>
+        <w:t xml:space="preserve">Push button</w:t>
+      </w:r>
+    </w:p>
+    <w:p>
+      <w:pPr>
+        <w:pStyle w:val="FirstParagraph"/>
+      </w:pPr>
+      <w:r>
+        <w:t xml:space="preserve">One leg → GPIO13, the diagonal leg → GND.</w:t>
+      </w:r>
+    </w:p>
     <w:bookmarkEnd w:id="63"/>
-    <w:bookmarkStart w:id="64" w:name="push-button"/>
-    <w:p>
-      <w:pPr>
-        <w:pStyle w:val="Heading3"/>
-      </w:pPr>
-      <w:r>
-        <w:t xml:space="preserve">Push button</w:t>
+    <w:bookmarkEnd w:id="64"/>
+    <w:bookmarkStart w:id="65" w:name="power"/>
+    <w:p>
+      <w:pPr>
+        <w:pStyle w:val="Heading2"/>
+      </w:pPr>
+      <w:r>
+        <w:t xml:space="preserve">3.3 Power</w:t>
       </w:r>
     </w:p>
     <w:p>
@@ -10784,74 +10411,55 @@
         <w:pStyle w:val="FirstParagraph"/>
       </w:pPr>
       <w:r>
-        <w:t xml:space="preserve">One leg → GPIO13, the diagonal leg → GND.</w:t>
-      </w:r>
-    </w:p>
-    <w:bookmarkEnd w:id="64"/>
+        <w:t xml:space="preserve">Connect the ESP32 USB port to a</w:t>
+      </w:r>
+      <w:r>
+        <w:t xml:space="preserve"> </w:t>
+      </w:r>
+      <w:r>
+        <w:rPr>
+          <w:b/>
+          <w:bCs/>
+        </w:rPr>
+        <w:t xml:space="preserve">5 V USB power bank</w:t>
+      </w:r>
+      <w:r>
+        <w:t xml:space="preserve"> </w:t>
+      </w:r>
+      <w:r>
+        <w:t xml:space="preserve">or a</w:t>
+      </w:r>
+      <w:r>
+        <w:t xml:space="preserve"> </w:t>
+      </w:r>
+      <w:r>
+        <w:rPr>
+          <w:b/>
+          <w:bCs/>
+        </w:rPr>
+        <w:t xml:space="preserve">USB phone charger</w:t>
+      </w:r>
+      <w:r>
+        <w:t xml:space="preserve"> </w:t>
+      </w:r>
+      <w:r>
+        <w:t xml:space="preserve">with the same cable you use for</w:t>
+      </w:r>
+      <w:r>
+        <w:t xml:space="preserve"> </w:t>
+      </w:r>
+      <w:r>
+        <w:t xml:space="preserve">programming. The board’s regulator makes 3.3 V for the sensors.</w:t>
+      </w:r>
+      <w:r>
+        <w:t xml:space="preserve"> </w:t>
+      </w:r>
+      <w:r>
+        <w:t xml:space="preserve">Do not connect any other power source at the same time.</w:t>
+      </w:r>
+    </w:p>
     <w:bookmarkEnd w:id="65"/>
-    <w:bookmarkStart w:id="66" w:name="power"/>
-    <w:p>
-      <w:pPr>
-        <w:pStyle w:val="Heading2"/>
-      </w:pPr>
-      <w:r>
-        <w:t xml:space="preserve">3.3 Power</w:t>
-      </w:r>
-    </w:p>
-    <w:p>
-      <w:pPr>
-        <w:pStyle w:val="FirstParagraph"/>
-      </w:pPr>
-      <w:r>
-        <w:t xml:space="preserve">Connect the ESP32 USB port to a</w:t>
-      </w:r>
-      <w:r>
-        <w:t xml:space="preserve"> </w:t>
-      </w:r>
-      <w:r>
-        <w:rPr>
-          <w:b/>
-          <w:bCs/>
-        </w:rPr>
-        <w:t xml:space="preserve">5 V USB power bank</w:t>
-      </w:r>
-      <w:r>
-        <w:t xml:space="preserve"> </w:t>
-      </w:r>
-      <w:r>
-        <w:t xml:space="preserve">or a</w:t>
-      </w:r>
-      <w:r>
-        <w:t xml:space="preserve"> </w:t>
-      </w:r>
-      <w:r>
-        <w:rPr>
-          <w:b/>
-          <w:bCs/>
-        </w:rPr>
-        <w:t xml:space="preserve">USB phone charger</w:t>
-      </w:r>
-      <w:r>
-        <w:t xml:space="preserve"> </w:t>
-      </w:r>
-      <w:r>
-        <w:t xml:space="preserve">with the same cable you use for</w:t>
-      </w:r>
-      <w:r>
-        <w:t xml:space="preserve"> </w:t>
-      </w:r>
-      <w:r>
-        <w:t xml:space="preserve">programming. The board’s regulator makes 3.3 V for the sensors.</w:t>
-      </w:r>
-      <w:r>
-        <w:t xml:space="preserve"> </w:t>
-      </w:r>
-      <w:r>
-        <w:t xml:space="preserve">Do not connect any other power source at the same time.</w:t>
-      </w:r>
-    </w:p>
-    <w:bookmarkEnd w:id="66"/>
-    <w:bookmarkStart w:id="67" w:name="assembly-steps-recommended-order"/>
+    <w:bookmarkStart w:id="66" w:name="assembly-steps-recommended-order"/>
     <w:p>
       <w:pPr>
         <w:pStyle w:val="Heading2"/>
@@ -10873,13 +10481,25 @@
           <w:b/>
           <w:bCs/>
         </w:rPr>
-        <w:t xml:space="preserve">ESP32 + OLED</w:t>
-      </w:r>
-      <w:r>
-        <w:t xml:space="preserve"> </w:t>
-      </w:r>
-      <w:r>
-        <w:t xml:space="preserve">first. Upload the firmware and check that the face appears.</w:t>
+        <w:t xml:space="preserve">ESP32 + buzzer</w:t>
+      </w:r>
+      <w:r>
+        <w:t xml:space="preserve"> </w:t>
+      </w:r>
+      <w:r>
+        <w:t xml:space="preserve">first. Upload the firmware and check that the</w:t>
+      </w:r>
+      <w:r>
+        <w:t xml:space="preserve"> </w:t>
+      </w:r>
+      <w:r>
+        <w:t xml:space="preserve">“hello”</w:t>
+      </w:r>
+      <w:r>
+        <w:t xml:space="preserve"> </w:t>
+      </w:r>
+      <w:r>
+        <w:t xml:space="preserve">melody plays at start-up.</w:t>
       </w:r>
     </w:p>
     <w:p>
@@ -10891,35 +10511,7 @@
         </w:numPr>
       </w:pPr>
       <w:r>
-        <w:t xml:space="preserve">Add the</w:t>
-      </w:r>
-      <w:r>
-        <w:t xml:space="preserve"> </w:t>
-      </w:r>
-      <w:r>
-        <w:rPr>
-          <w:b/>
-          <w:bCs/>
-        </w:rPr>
-        <w:t xml:space="preserve">buzzer</w:t>
-      </w:r>
-      <w:r>
-        <w:t xml:space="preserve"> </w:t>
-      </w:r>
-      <w:r>
-        <w:t xml:space="preserve">and check that the</w:t>
-      </w:r>
-      <w:r>
-        <w:t xml:space="preserve"> </w:t>
-      </w:r>
-      <w:r>
-        <w:t xml:space="preserve">“hello”</w:t>
-      </w:r>
-      <w:r>
-        <w:t xml:space="preserve"> </w:t>
-      </w:r>
-      <w:r>
-        <w:t xml:space="preserve">melody plays at start-up.</w:t>
+        <w:t xml:space="preserve">Open the Serial Monitor (115200 baud) to see the messages.</w:t>
       </w:r>
     </w:p>
     <w:p>
@@ -11000,7 +10592,7 @@
         <w:t xml:space="preserve">button</w:t>
       </w:r>
       <w:r>
-        <w:t xml:space="preserve">: a short press changes the screen, a long press plays the current mood’s melody.</w:t>
+        <w:t xml:space="preserve">: a press plays the current mood’s melody.</w:t>
       </w:r>
     </w:p>
     <w:p>
@@ -11028,7 +10620,7 @@
         <w:t xml:space="preserve"> </w:t>
       </w:r>
       <w:r>
-        <w:t xml:space="preserve">OLED behind a window at the front, holes for the buzzer, a hole for the USB cable, and the soil sensor cable going</w:t>
+        <w:t xml:space="preserve">holes for the buzzer, a hole for the USB cable, and the soil sensor cable going</w:t>
       </w:r>
       <w:r>
         <w:t xml:space="preserve"> </w:t>
@@ -11037,8 +10629,8 @@
         <w:t xml:space="preserve">into the pot. The DHT22 and BH1750 stay outside the box.</w:t>
       </w:r>
     </w:p>
-    <w:bookmarkEnd w:id="67"/>
-    <w:bookmarkStart w:id="68" w:name="typical-problems"/>
+    <w:bookmarkEnd w:id="66"/>
+    <w:bookmarkStart w:id="67" w:name="typical-problems"/>
     <w:p>
       <w:pPr>
         <w:pStyle w:val="Heading2"/>
@@ -11093,30 +10685,6 @@
               <w:pStyle w:val="Compact"/>
             </w:pPr>
             <w:r>
-              <w:t xml:space="preserve">OLED stays black</w:t>
-            </w:r>
-          </w:p>
-        </w:tc>
-        <w:tc>
-          <w:tcPr/>
-          <w:p>
-            <w:pPr>
-              <w:pStyle w:val="Compact"/>
-            </w:pPr>
-            <w:r>
-              <w:t xml:space="preserve">SDA/SCL swapped, VCC/GND swapped, or address 0x3D</w:t>
-            </w:r>
-          </w:p>
-        </w:tc>
-      </w:tr>
-      <w:tr>
-        <w:tc>
-          <w:tcPr/>
-          <w:p>
-            <w:pPr>
-              <w:pStyle w:val="Compact"/>
-            </w:pPr>
-            <w:r>
               <w:t xml:space="preserve">BH1750 not found</w:t>
             </w:r>
           </w:p>
@@ -11140,7 +10708,7 @@
               <w:t xml:space="preserve"> </w:t>
             </w:r>
             <w:r>
-              <w:t xml:space="preserve">example sketch: you should see 0x23 and 0x3C</w:t>
+              <w:t xml:space="preserve">example sketch: you should see 0x23</w:t>
             </w:r>
           </w:p>
         </w:tc>
@@ -11275,9 +10843,9 @@
         </w:tc>
       </w:tr>
     </w:tbl>
+    <w:bookmarkEnd w:id="67"/>
     <w:bookmarkEnd w:id="68"/>
-    <w:bookmarkEnd w:id="69"/>
-    <w:bookmarkStart w:id="81" w:name="X56b5e8cb42794c6d4b613427b5b6166b58d1f1a"/>
+    <w:bookmarkStart w:id="80" w:name="X56b5e8cb42794c6d4b613427b5b6166b58d1f1a"/>
     <w:p>
       <w:pPr>
         <w:pStyle w:val="Heading1"/>
@@ -11286,7 +10854,7 @@
         <w:t xml:space="preserve">04 · Database: Why Firebase, and Step-by-Step Setup</w:t>
       </w:r>
     </w:p>
-    <w:bookmarkStart w:id="70" w:name="X8b44cac00a248f5bfbc4e3e1a790716e63dd66b"/>
+    <w:bookmarkStart w:id="69" w:name="X8b44cac00a248f5bfbc4e3e1a790716e63dd66b"/>
     <w:p>
       <w:pPr>
         <w:pStyle w:val="Heading2"/>
@@ -11989,263 +11557,263 @@
         <w:t xml:space="preserve">in one platform (the reasons above).</w:t>
       </w:r>
     </w:p>
+    <w:bookmarkEnd w:id="69"/>
+    <w:bookmarkStart w:id="70" w:name="database-structure"/>
+    <w:p>
+      <w:pPr>
+        <w:pStyle w:val="Heading2"/>
+      </w:pPr>
+      <w:r>
+        <w:t xml:space="preserve">4.2 Database structure</w:t>
+      </w:r>
+    </w:p>
+    <w:p>
+      <w:pPr>
+        <w:pStyle w:val="SourceCode"/>
+      </w:pPr>
+      <w:r>
+        <w:rPr>
+          <w:rStyle w:val="VerbatimChar"/>
+        </w:rPr>
+        <w:t xml:space="preserve">plants/</w:t>
+      </w:r>
+      <w:r>
+        <w:br/>
+      </w:r>
+      <w:r>
+        <w:rPr>
+          <w:rStyle w:val="VerbatimChar"/>
+        </w:rPr>
+        <w:t xml:space="preserve">  plant01/                     ← PLANT_ID (one per ESP32)</w:t>
+      </w:r>
+      <w:r>
+        <w:br/>
+      </w:r>
+      <w:r>
+        <w:rPr>
+          <w:rStyle w:val="VerbatimChar"/>
+        </w:rPr>
+        <w:t xml:space="preserve">    live/                      ← overwritten every 30 s by the ESP32</w:t>
+      </w:r>
+      <w:r>
+        <w:br/>
+      </w:r>
+      <w:r>
+        <w:rPr>
+          <w:rStyle w:val="VerbatimChar"/>
+        </w:rPr>
+        <w:t xml:space="preserve">      moisture: 46             (%)</w:t>
+      </w:r>
+      <w:r>
+        <w:br/>
+      </w:r>
+      <w:r>
+        <w:rPr>
+          <w:rStyle w:val="VerbatimChar"/>
+        </w:rPr>
+        <w:t xml:space="preserve">      temperature: 27.4        (°C)</w:t>
+      </w:r>
+      <w:r>
+        <w:br/>
+      </w:r>
+      <w:r>
+        <w:rPr>
+          <w:rStyle w:val="VerbatimChar"/>
+        </w:rPr>
+        <w:t xml:space="preserve">      humidity: 38             (%)</w:t>
+      </w:r>
+      <w:r>
+        <w:br/>
+      </w:r>
+      <w:r>
+        <w:rPr>
+          <w:rStyle w:val="VerbatimChar"/>
+        </w:rPr>
+        <w:t xml:space="preserve">      lux: 5400</w:t>
+      </w:r>
+      <w:r>
+        <w:br/>
+      </w:r>
+      <w:r>
+        <w:rPr>
+          <w:rStyle w:val="VerbatimChar"/>
+        </w:rPr>
+        <w:t xml:space="preserve">      soil_raw: 2190           (for calibration)</w:t>
+      </w:r>
+      <w:r>
+        <w:br/>
+      </w:r>
+      <w:r>
+        <w:rPr>
+          <w:rStyle w:val="VerbatimChar"/>
+        </w:rPr>
+        <w:t xml:space="preserve">      mood: "happy"            happy | thirsty | drowning | hot | cold | need_light | sleepy</w:t>
+      </w:r>
+      <w:r>
+        <w:br/>
+      </w:r>
+      <w:r>
+        <w:rPr>
+          <w:rStyle w:val="VerbatimChar"/>
+        </w:rPr>
+        <w:t xml:space="preserve">      rssi: -61                (Wi-Fi signal)</w:t>
+      </w:r>
+      <w:r>
+        <w:br/>
+      </w:r>
+      <w:r>
+        <w:rPr>
+          <w:rStyle w:val="VerbatimChar"/>
+        </w:rPr>
+        <w:t xml:space="preserve">      ip: "192.168.1.23"</w:t>
+      </w:r>
+      <w:r>
+        <w:br/>
+      </w:r>
+      <w:r>
+        <w:rPr>
+          <w:rStyle w:val="VerbatimChar"/>
+        </w:rPr>
+        <w:t xml:space="preserve">      uptime_s: 86400</w:t>
+      </w:r>
+      <w:r>
+        <w:br/>
+      </w:r>
+      <w:r>
+        <w:rPr>
+          <w:rStyle w:val="VerbatimChar"/>
+        </w:rPr>
+        <w:t xml:space="preserve">      ts: 1767000000000        (server time, milliseconds)</w:t>
+      </w:r>
+      <w:r>
+        <w:br/>
+      </w:r>
+      <w:r>
+        <w:rPr>
+          <w:rStyle w:val="VerbatimChar"/>
+        </w:rPr>
+        <w:t xml:space="preserve">    history/</w:t>
+      </w:r>
+      <w:r>
+        <w:br/>
+      </w:r>
+      <w:r>
+        <w:rPr>
+          <w:rStyle w:val="VerbatimChar"/>
+        </w:rPr>
+        <w:t xml:space="preserve">      -Nx1a2b3.../  { moisture, temperature, humidity, lux, mood, ts }   ← every 5 min</w:t>
+      </w:r>
+      <w:r>
+        <w:br/>
+      </w:r>
+      <w:r>
+        <w:rPr>
+          <w:rStyle w:val="VerbatimChar"/>
+        </w:rPr>
+        <w:t xml:space="preserve">    events/</w:t>
+      </w:r>
+      <w:r>
+        <w:br/>
+      </w:r>
+      <w:r>
+        <w:rPr>
+          <w:rStyle w:val="VerbatimChar"/>
+        </w:rPr>
+        <w:t xml:space="preserve">      -Nx9z8y7.../  { mood: "thirsty", message: "I am thirsty, please water me!", ts }  ← on mood change</w:t>
+      </w:r>
+      <w:r>
+        <w:br/>
+      </w:r>
+      <w:r>
+        <w:rPr>
+          <w:rStyle w:val="VerbatimChar"/>
+        </w:rPr>
+        <w:t xml:space="preserve">    config/                    ← written by the web / Android app, read by the ESP32</w:t>
+      </w:r>
+      <w:r>
+        <w:br/>
+      </w:r>
+      <w:r>
+        <w:rPr>
+          <w:rStyle w:val="VerbatimChar"/>
+        </w:rPr>
+        <w:t xml:space="preserve">      name: "Basil"</w:t>
+      </w:r>
+      <w:r>
+        <w:br/>
+      </w:r>
+      <w:r>
+        <w:rPr>
+          <w:rStyle w:val="VerbatimChar"/>
+        </w:rPr>
+        <w:t xml:space="preserve">      moisture_min: 30   moisture_max: 85</w:t>
+      </w:r>
+      <w:r>
+        <w:br/>
+      </w:r>
+      <w:r>
+        <w:rPr>
+          <w:rStyle w:val="VerbatimChar"/>
+        </w:rPr>
+        <w:t xml:space="preserve">      temp_min: 10       temp_max: 35</w:t>
+      </w:r>
+      <w:r>
+        <w:br/>
+      </w:r>
+      <w:r>
+        <w:rPr>
+          <w:rStyle w:val="VerbatimChar"/>
+        </w:rPr>
+        <w:t xml:space="preserve">      lux_min: 200</w:t>
+      </w:r>
+      <w:r>
+        <w:br/>
+      </w:r>
+      <w:r>
+        <w:rPr>
+          <w:rStyle w:val="VerbatimChar"/>
+        </w:rPr>
+        <w:t xml:space="preserve">      quiet_start: 22    quiet_end: 7</w:t>
+      </w:r>
+      <w:r>
+        <w:br/>
+      </w:r>
+      <w:r>
+        <w:rPr>
+          <w:rStyle w:val="VerbatimChar"/>
+        </w:rPr>
+        <w:t xml:space="preserve">      muted: false</w:t>
+      </w:r>
+      <w:r>
+        <w:br/>
+      </w:r>
+      <w:r>
+        <w:rPr>
+          <w:rStyle w:val="VerbatimChar"/>
+        </w:rPr>
+        <w:t xml:space="preserve">    command/                   ← "Play" button (melody 1..9); deleted by the ESP32 after playing</w:t>
+      </w:r>
+      <w:r>
+        <w:br/>
+      </w:r>
+      <w:r>
+        <w:rPr>
+          <w:rStyle w:val="VerbatimChar"/>
+        </w:rPr>
+        <w:t xml:space="preserve">      play: 1</w:t>
+      </w:r>
+    </w:p>
     <w:bookmarkEnd w:id="70"/>
-    <w:bookmarkStart w:id="71" w:name="database-structure"/>
+    <w:bookmarkStart w:id="77" w:name="step-by-step-setup-20-minutes"/>
     <w:p>
       <w:pPr>
         <w:pStyle w:val="Heading2"/>
       </w:pPr>
       <w:r>
-        <w:t xml:space="preserve">4.2 Database structure</w:t>
-      </w:r>
-    </w:p>
-    <w:p>
-      <w:pPr>
-        <w:pStyle w:val="SourceCode"/>
-      </w:pPr>
-      <w:r>
-        <w:rPr>
-          <w:rStyle w:val="VerbatimChar"/>
-        </w:rPr>
-        <w:t xml:space="preserve">plants/</w:t>
-      </w:r>
-      <w:r>
-        <w:br/>
-      </w:r>
-      <w:r>
-        <w:rPr>
-          <w:rStyle w:val="VerbatimChar"/>
-        </w:rPr>
-        <w:t xml:space="preserve">  plant01/                     ← PLANT_ID (one per ESP32)</w:t>
-      </w:r>
-      <w:r>
-        <w:br/>
-      </w:r>
-      <w:r>
-        <w:rPr>
-          <w:rStyle w:val="VerbatimChar"/>
-        </w:rPr>
-        <w:t xml:space="preserve">    live/                      ← overwritten every 30 s by the ESP32</w:t>
-      </w:r>
-      <w:r>
-        <w:br/>
-      </w:r>
-      <w:r>
-        <w:rPr>
-          <w:rStyle w:val="VerbatimChar"/>
-        </w:rPr>
-        <w:t xml:space="preserve">      moisture: 46             (%)</w:t>
-      </w:r>
-      <w:r>
-        <w:br/>
-      </w:r>
-      <w:r>
-        <w:rPr>
-          <w:rStyle w:val="VerbatimChar"/>
-        </w:rPr>
-        <w:t xml:space="preserve">      temperature: 27.4        (°C)</w:t>
-      </w:r>
-      <w:r>
-        <w:br/>
-      </w:r>
-      <w:r>
-        <w:rPr>
-          <w:rStyle w:val="VerbatimChar"/>
-        </w:rPr>
-        <w:t xml:space="preserve">      humidity: 38             (%)</w:t>
-      </w:r>
-      <w:r>
-        <w:br/>
-      </w:r>
-      <w:r>
-        <w:rPr>
-          <w:rStyle w:val="VerbatimChar"/>
-        </w:rPr>
-        <w:t xml:space="preserve">      lux: 5400</w:t>
-      </w:r>
-      <w:r>
-        <w:br/>
-      </w:r>
-      <w:r>
-        <w:rPr>
-          <w:rStyle w:val="VerbatimChar"/>
-        </w:rPr>
-        <w:t xml:space="preserve">      soil_raw: 2190           (for calibration)</w:t>
-      </w:r>
-      <w:r>
-        <w:br/>
-      </w:r>
-      <w:r>
-        <w:rPr>
-          <w:rStyle w:val="VerbatimChar"/>
-        </w:rPr>
-        <w:t xml:space="preserve">      mood: "happy"            happy | thirsty | drowning | hot | cold | need_light | sleepy</w:t>
-      </w:r>
-      <w:r>
-        <w:br/>
-      </w:r>
-      <w:r>
-        <w:rPr>
-          <w:rStyle w:val="VerbatimChar"/>
-        </w:rPr>
-        <w:t xml:space="preserve">      rssi: -61                (Wi-Fi signal)</w:t>
-      </w:r>
-      <w:r>
-        <w:br/>
-      </w:r>
-      <w:r>
-        <w:rPr>
-          <w:rStyle w:val="VerbatimChar"/>
-        </w:rPr>
-        <w:t xml:space="preserve">      ip: "192.168.1.23"</w:t>
-      </w:r>
-      <w:r>
-        <w:br/>
-      </w:r>
-      <w:r>
-        <w:rPr>
-          <w:rStyle w:val="VerbatimChar"/>
-        </w:rPr>
-        <w:t xml:space="preserve">      uptime_s: 86400</w:t>
-      </w:r>
-      <w:r>
-        <w:br/>
-      </w:r>
-      <w:r>
-        <w:rPr>
-          <w:rStyle w:val="VerbatimChar"/>
-        </w:rPr>
-        <w:t xml:space="preserve">      ts: 1767000000000        (server time, milliseconds)</w:t>
-      </w:r>
-      <w:r>
-        <w:br/>
-      </w:r>
-      <w:r>
-        <w:rPr>
-          <w:rStyle w:val="VerbatimChar"/>
-        </w:rPr>
-        <w:t xml:space="preserve">    history/</w:t>
-      </w:r>
-      <w:r>
-        <w:br/>
-      </w:r>
-      <w:r>
-        <w:rPr>
-          <w:rStyle w:val="VerbatimChar"/>
-        </w:rPr>
-        <w:t xml:space="preserve">      -Nx1a2b3.../  { moisture, temperature, humidity, lux, mood, ts }   ← every 5 min</w:t>
-      </w:r>
-      <w:r>
-        <w:br/>
-      </w:r>
-      <w:r>
-        <w:rPr>
-          <w:rStyle w:val="VerbatimChar"/>
-        </w:rPr>
-        <w:t xml:space="preserve">    events/</w:t>
-      </w:r>
-      <w:r>
-        <w:br/>
-      </w:r>
-      <w:r>
-        <w:rPr>
-          <w:rStyle w:val="VerbatimChar"/>
-        </w:rPr>
-        <w:t xml:space="preserve">      -Nx9z8y7.../  { mood: "thirsty", message: "I am thirsty, please water me!", ts }  ← on mood change</w:t>
-      </w:r>
-      <w:r>
-        <w:br/>
-      </w:r>
-      <w:r>
-        <w:rPr>
-          <w:rStyle w:val="VerbatimChar"/>
-        </w:rPr>
-        <w:t xml:space="preserve">    config/                    ← written by the web / Android app, read by the ESP32</w:t>
-      </w:r>
-      <w:r>
-        <w:br/>
-      </w:r>
-      <w:r>
-        <w:rPr>
-          <w:rStyle w:val="VerbatimChar"/>
-        </w:rPr>
-        <w:t xml:space="preserve">      name: "Basil"</w:t>
-      </w:r>
-      <w:r>
-        <w:br/>
-      </w:r>
-      <w:r>
-        <w:rPr>
-          <w:rStyle w:val="VerbatimChar"/>
-        </w:rPr>
-        <w:t xml:space="preserve">      moisture_min: 30   moisture_max: 85</w:t>
-      </w:r>
-      <w:r>
-        <w:br/>
-      </w:r>
-      <w:r>
-        <w:rPr>
-          <w:rStyle w:val="VerbatimChar"/>
-        </w:rPr>
-        <w:t xml:space="preserve">      temp_min: 10       temp_max: 35</w:t>
-      </w:r>
-      <w:r>
-        <w:br/>
-      </w:r>
-      <w:r>
-        <w:rPr>
-          <w:rStyle w:val="VerbatimChar"/>
-        </w:rPr>
-        <w:t xml:space="preserve">      lux_min: 200</w:t>
-      </w:r>
-      <w:r>
-        <w:br/>
-      </w:r>
-      <w:r>
-        <w:rPr>
-          <w:rStyle w:val="VerbatimChar"/>
-        </w:rPr>
-        <w:t xml:space="preserve">      quiet_start: 22    quiet_end: 7</w:t>
-      </w:r>
-      <w:r>
-        <w:br/>
-      </w:r>
-      <w:r>
-        <w:rPr>
-          <w:rStyle w:val="VerbatimChar"/>
-        </w:rPr>
-        <w:t xml:space="preserve">      muted: false</w:t>
-      </w:r>
-      <w:r>
-        <w:br/>
-      </w:r>
-      <w:r>
-        <w:rPr>
-          <w:rStyle w:val="VerbatimChar"/>
-        </w:rPr>
-        <w:t xml:space="preserve">    command/                   ← "Play" button (melody 1..9); deleted by the ESP32 after playing</w:t>
-      </w:r>
-      <w:r>
-        <w:br/>
-      </w:r>
-      <w:r>
-        <w:rPr>
-          <w:rStyle w:val="VerbatimChar"/>
-        </w:rPr>
-        <w:t xml:space="preserve">      play: 1</w:t>
-      </w:r>
-    </w:p>
-    <w:bookmarkEnd w:id="71"/>
-    <w:bookmarkStart w:id="78" w:name="step-by-step-setup-20-minutes"/>
-    <w:p>
-      <w:pPr>
-        <w:pStyle w:val="Heading2"/>
-      </w:pPr>
-      <w:r>
         <w:t xml:space="preserve">4.3 Step-by-step setup (≈ 20 minutes)</w:t>
       </w:r>
     </w:p>
-    <w:bookmarkStart w:id="72" w:name="step-1-create-the-project"/>
+    <w:bookmarkStart w:id="71" w:name="step-1-create-the-project"/>
     <w:p>
       <w:pPr>
         <w:pStyle w:val="Heading3"/>
@@ -12404,8 +11972,8 @@
         <w:t xml:space="preserve">.</w:t>
       </w:r>
     </w:p>
-    <w:bookmarkEnd w:id="72"/>
-    <w:bookmarkStart w:id="73" w:name="step-2-authentication"/>
+    <w:bookmarkEnd w:id="71"/>
+    <w:bookmarkStart w:id="72" w:name="step-2-authentication"/>
     <w:p>
       <w:pPr>
         <w:pStyle w:val="Heading3"/>
@@ -12617,8 +12185,8 @@
         <w:t xml:space="preserve">(The email does not need to exist; Firebase does not send emails for users added by hand.)</w:t>
       </w:r>
     </w:p>
-    <w:bookmarkEnd w:id="73"/>
-    <w:bookmarkStart w:id="74" w:name="step-3-realtime-database"/>
+    <w:bookmarkEnd w:id="72"/>
+    <w:bookmarkStart w:id="73" w:name="step-3-realtime-database"/>
     <w:p>
       <w:pPr>
         <w:pStyle w:val="Heading3"/>
@@ -12776,8 +12344,8 @@
         <w:t xml:space="preserve">.</w:t>
       </w:r>
     </w:p>
-    <w:bookmarkEnd w:id="74"/>
-    <w:bookmarkStart w:id="75" w:name="step-4-web-app-keys"/>
+    <w:bookmarkEnd w:id="73"/>
+    <w:bookmarkStart w:id="74" w:name="step-4-web-app-keys"/>
     <w:p>
       <w:pPr>
         <w:pStyle w:val="Heading3"/>
@@ -13086,8 +12654,8 @@
         <w:t xml:space="preserve">, so publishing it is normal.</w:t>
       </w:r>
     </w:p>
-    <w:bookmarkEnd w:id="75"/>
-    <w:bookmarkStart w:id="76" w:name="step-5-android-app"/>
+    <w:bookmarkEnd w:id="74"/>
+    <w:bookmarkStart w:id="75" w:name="step-5-android-app"/>
     <w:p>
       <w:pPr>
         <w:pStyle w:val="Heading3"/>
@@ -13250,14 +12818,197 @@
         <w:t xml:space="preserve">Next → Next → Continue to console. The Gradle steps are already done in this project.</w:t>
       </w:r>
     </w:p>
+    <w:bookmarkEnd w:id="75"/>
+    <w:bookmarkStart w:id="76" w:name="step-6-hosting-publish-the-web-dashboard"/>
+    <w:p>
+      <w:pPr>
+        <w:pStyle w:val="Heading3"/>
+      </w:pPr>
+      <w:r>
+        <w:t xml:space="preserve">Step 6: Hosting (publish the web dashboard)</w:t>
+      </w:r>
+    </w:p>
+    <w:p>
+      <w:pPr>
+        <w:pStyle w:val="FirstParagraph"/>
+      </w:pPr>
+      <w:r>
+        <w:t xml:space="preserve">On a computer with</w:t>
+      </w:r>
+      <w:r>
+        <w:t xml:space="preserve"> </w:t>
+      </w:r>
+      <w:r>
+        <w:rPr>
+          <w:b/>
+          <w:bCs/>
+        </w:rPr>
+        <w:t xml:space="preserve">Node.js LTS</w:t>
+      </w:r>
+      <w:r>
+        <w:t xml:space="preserve"> </w:t>
+      </w:r>
+      <w:r>
+        <w:t xml:space="preserve">installed:</w:t>
+      </w:r>
+    </w:p>
+    <w:p>
+      <w:pPr>
+        <w:pStyle w:val="SourceCode"/>
+      </w:pPr>
+      <w:r>
+        <w:rPr>
+          <w:rStyle w:val="ExtensionTok"/>
+        </w:rPr>
+        <w:t xml:space="preserve">npm</w:t>
+      </w:r>
+      <w:r>
+        <w:rPr>
+          <w:rStyle w:val="NormalTok"/>
+        </w:rPr>
+        <w:t xml:space="preserve"> install </w:t>
+      </w:r>
+      <w:r>
+        <w:rPr>
+          <w:rStyle w:val="AttributeTok"/>
+        </w:rPr>
+        <w:t xml:space="preserve">-g</w:t>
+      </w:r>
+      <w:r>
+        <w:rPr>
+          <w:rStyle w:val="NormalTok"/>
+        </w:rPr>
+        <w:t xml:space="preserve"> firebase-tools</w:t>
+      </w:r>
+      <w:r>
+        <w:br/>
+      </w:r>
+      <w:r>
+        <w:rPr>
+          <w:rStyle w:val="ExtensionTok"/>
+        </w:rPr>
+        <w:t xml:space="preserve">firebase</w:t>
+      </w:r>
+      <w:r>
+        <w:rPr>
+          <w:rStyle w:val="NormalTok"/>
+        </w:rPr>
+        <w:t xml:space="preserve"> login</w:t>
+      </w:r>
+      <w:r>
+        <w:br/>
+      </w:r>
+      <w:r>
+        <w:rPr>
+          <w:rStyle w:val="BuiltInTok"/>
+        </w:rPr>
+        <w:t xml:space="preserve">cd</w:t>
+      </w:r>
+      <w:r>
+        <w:rPr>
+          <w:rStyle w:val="NormalTok"/>
+        </w:rPr>
+        <w:t xml:space="preserve"> rayy          </w:t>
+      </w:r>
+      <w:r>
+        <w:rPr>
+          <w:rStyle w:val="CommentTok"/>
+        </w:rPr>
+        <w:t xml:space="preserve"># this folder (contains firebase.json)</w:t>
+      </w:r>
+      <w:r>
+        <w:br/>
+      </w:r>
+      <w:r>
+        <w:rPr>
+          <w:rStyle w:val="ExtensionTok"/>
+        </w:rPr>
+        <w:t xml:space="preserve">firebase</w:t>
+      </w:r>
+      <w:r>
+        <w:rPr>
+          <w:rStyle w:val="NormalTok"/>
+        </w:rPr>
+        <w:t xml:space="preserve"> use </w:t>
+      </w:r>
+      <w:r>
+        <w:rPr>
+          <w:rStyle w:val="AttributeTok"/>
+        </w:rPr>
+        <w:t xml:space="preserve">--add</w:t>
+      </w:r>
+      <w:r>
+        <w:rPr>
+          <w:rStyle w:val="NormalTok"/>
+        </w:rPr>
+        <w:t xml:space="preserve">          </w:t>
+      </w:r>
+      <w:r>
+        <w:rPr>
+          <w:rStyle w:val="CommentTok"/>
+        </w:rPr>
+        <w:t xml:space="preserve"># choose your project, alias "default"</w:t>
+      </w:r>
+      <w:r>
+        <w:br/>
+      </w:r>
+      <w:r>
+        <w:rPr>
+          <w:rStyle w:val="ExtensionTok"/>
+        </w:rPr>
+        <w:t xml:space="preserve">firebase</w:t>
+      </w:r>
+      <w:r>
+        <w:rPr>
+          <w:rStyle w:val="NormalTok"/>
+        </w:rPr>
+        <w:t xml:space="preserve"> deploy </w:t>
+      </w:r>
+      <w:r>
+        <w:rPr>
+          <w:rStyle w:val="AttributeTok"/>
+        </w:rPr>
+        <w:t xml:space="preserve">--only</w:t>
+      </w:r>
+      <w:r>
+        <w:rPr>
+          <w:rStyle w:val="NormalTok"/>
+        </w:rPr>
+        <w:t xml:space="preserve"> hosting,database</w:t>
+      </w:r>
+    </w:p>
+    <w:p>
+      <w:pPr>
+        <w:pStyle w:val="FirstParagraph"/>
+      </w:pPr>
+      <w:r>
+        <w:t xml:space="preserve">The dashboard is now online at</w:t>
+      </w:r>
+      <w:r>
+        <w:t xml:space="preserve"> </w:t>
+      </w:r>
+      <w:r>
+        <w:rPr>
+          <w:rStyle w:val="VerbatimChar"/>
+        </w:rPr>
+        <w:t xml:space="preserve">https://&lt;project-id&gt;.web.app</w:t>
+      </w:r>
+      <w:r>
+        <w:t xml:space="preserve"> </w:t>
+      </w:r>
+      <w:r>
+        <w:t xml:space="preserve">🎉 (open it from any phone or PC).</w:t>
+      </w:r>
+    </w:p>
     <w:bookmarkEnd w:id="76"/>
-    <w:bookmarkStart w:id="77" w:name="step-6-hosting-publish-the-web-dashboard"/>
-    <w:p>
-      <w:pPr>
-        <w:pStyle w:val="Heading3"/>
-      </w:pPr>
-      <w:r>
-        <w:t xml:space="preserve">Step 6: Hosting (publish the web dashboard)</w:t>
+    <w:bookmarkEnd w:id="77"/>
+    <w:bookmarkStart w:id="78" w:name="testing-the-database-without-the-esp32"/>
+    <w:p>
+      <w:pPr>
+        <w:pStyle w:val="Heading2"/>
+      </w:pPr>
+      <w:r>
+        <w:t xml:space="preserve">4.4 Testing the database without the ESP32</w:t>
       </w:r>
     </w:p>
     <w:p>
@@ -13265,23 +13016,149 @@
         <w:pStyle w:val="FirstParagraph"/>
       </w:pPr>
       <w:r>
-        <w:t xml:space="preserve">On a computer with</w:t>
-      </w:r>
-      <w:r>
-        <w:t xml:space="preserve"> </w:t>
-      </w:r>
-      <w:r>
-        <w:rPr>
-          <w:b/>
-          <w:bCs/>
-        </w:rPr>
-        <w:t xml:space="preserve">Node.js LTS</w:t>
-      </w:r>
-      <w:r>
-        <w:t xml:space="preserve"> </w:t>
-      </w:r>
-      <w:r>
-        <w:t xml:space="preserve">installed:</w:t>
+        <w:t xml:space="preserve">In the Firebase console → Realtime Database →</w:t>
+      </w:r>
+      <w:r>
+        <w:t xml:space="preserve"> </w:t>
+      </w:r>
+      <w:r>
+        <w:rPr>
+          <w:b/>
+          <w:bCs/>
+        </w:rPr>
+        <w:t xml:space="preserve">Data</w:t>
+      </w:r>
+      <w:r>
+        <w:t xml:space="preserve"> </w:t>
+      </w:r>
+      <w:r>
+        <w:t xml:space="preserve">tab, you can add data by hand to test the apps:</w:t>
+      </w:r>
+      <w:r>
+        <w:t xml:space="preserve"> </w:t>
+      </w:r>
+      <w:r>
+        <w:t xml:space="preserve">click</w:t>
+      </w:r>
+      <w:r>
+        <w:t xml:space="preserve"> </w:t>
+      </w:r>
+      <w:r>
+        <w:rPr>
+          <w:b/>
+          <w:bCs/>
+        </w:rPr>
+        <w:t xml:space="preserve">+</w:t>
+      </w:r>
+      <w:r>
+        <w:t xml:space="preserve"> </w:t>
+      </w:r>
+      <w:r>
+        <w:t xml:space="preserve">next to the root →</w:t>
+      </w:r>
+      <w:r>
+        <w:t xml:space="preserve"> </w:t>
+      </w:r>
+      <w:r>
+        <w:rPr>
+          <w:rStyle w:val="VerbatimChar"/>
+        </w:rPr>
+        <w:t xml:space="preserve">plants</w:t>
+      </w:r>
+      <w:r>
+        <w:t xml:space="preserve"> </w:t>
+      </w:r>
+      <w:r>
+        <w:t xml:space="preserve">→</w:t>
+      </w:r>
+      <w:r>
+        <w:t xml:space="preserve"> </w:t>
+      </w:r>
+      <w:r>
+        <w:rPr>
+          <w:rStyle w:val="VerbatimChar"/>
+        </w:rPr>
+        <w:t xml:space="preserve">plant01</w:t>
+      </w:r>
+      <w:r>
+        <w:t xml:space="preserve"> </w:t>
+      </w:r>
+      <w:r>
+        <w:t xml:space="preserve">→</w:t>
+      </w:r>
+      <w:r>
+        <w:t xml:space="preserve"> </w:t>
+      </w:r>
+      <w:r>
+        <w:rPr>
+          <w:rStyle w:val="VerbatimChar"/>
+        </w:rPr>
+        <w:t xml:space="preserve">live</w:t>
+      </w:r>
+      <w:r>
+        <w:t xml:space="preserve"> </w:t>
+      </w:r>
+      <w:r>
+        <w:t xml:space="preserve">→ add</w:t>
+      </w:r>
+      <w:r>
+        <w:t xml:space="preserve"> </w:t>
+      </w:r>
+      <w:r>
+        <w:rPr>
+          <w:rStyle w:val="VerbatimChar"/>
+        </w:rPr>
+        <w:t xml:space="preserve">moisture: 20</w:t>
+      </w:r>
+      <w:r>
+        <w:t xml:space="preserve">,</w:t>
+      </w:r>
+      <w:r>
+        <w:t xml:space="preserve"> </w:t>
+      </w:r>
+      <w:r>
+        <w:rPr>
+          <w:rStyle w:val="VerbatimChar"/>
+        </w:rPr>
+        <w:t xml:space="preserve">mood: "thirsty"</w:t>
+      </w:r>
+      <w:r>
+        <w:t xml:space="preserve">,</w:t>
+      </w:r>
+      <w:r>
+        <w:t xml:space="preserve"> </w:t>
+      </w:r>
+      <w:r>
+        <w:rPr>
+          <w:rStyle w:val="VerbatimChar"/>
+        </w:rPr>
+        <w:t xml:space="preserve">ts: 1767000000000</w:t>
+      </w:r>
+      <w:r>
+        <w:t xml:space="preserve">. The apps show 😫 immediately.</w:t>
+      </w:r>
+    </w:p>
+    <w:p>
+      <w:pPr>
+        <w:pStyle w:val="BodyText"/>
+      </w:pPr>
+      <w:r>
+        <w:t xml:space="preserve">You can also simulate the ESP32 with</w:t>
+      </w:r>
+      <w:r>
+        <w:t xml:space="preserve"> </w:t>
+      </w:r>
+      <w:r>
+        <w:rPr>
+          <w:rStyle w:val="VerbatimChar"/>
+        </w:rPr>
+        <w:t xml:space="preserve">curl</w:t>
+      </w:r>
+      <w:r>
+        <w:t xml:space="preserve"> </w:t>
+      </w:r>
+      <w:r>
+        <w:t xml:space="preserve">(REST API, the same one the firmware uses):</w:t>
       </w:r>
     </w:p>
     <w:p>
@@ -13290,679 +13167,370 @@
       </w:pPr>
       <w:r>
         <w:rPr>
+          <w:rStyle w:val="VariableTok"/>
+        </w:rPr>
+        <w:t xml:space="preserve">API_KEY</w:t>
+      </w:r>
+      <w:r>
+        <w:rPr>
+          <w:rStyle w:val="OperatorTok"/>
+        </w:rPr>
+        <w:t xml:space="preserve">=</w:t>
+      </w:r>
+      <w:r>
+        <w:rPr>
+          <w:rStyle w:val="NormalTok"/>
+        </w:rPr>
+        <w:t xml:space="preserve">YOUR_WEB_API_KEY</w:t>
+      </w:r>
+      <w:r>
+        <w:br/>
+      </w:r>
+      <w:r>
+        <w:rPr>
+          <w:rStyle w:val="VariableTok"/>
+        </w:rPr>
+        <w:t xml:space="preserve">DB</w:t>
+      </w:r>
+      <w:r>
+        <w:rPr>
+          <w:rStyle w:val="OperatorTok"/>
+        </w:rPr>
+        <w:t xml:space="preserve">=</w:t>
+      </w:r>
+      <w:r>
+        <w:rPr>
+          <w:rStyle w:val="NormalTok"/>
+        </w:rPr>
+        <w:t xml:space="preserve">https://YOUR-DB-URL</w:t>
+      </w:r>
+      <w:r>
+        <w:br/>
+      </w:r>
+      <w:r>
+        <w:rPr>
+          <w:rStyle w:val="CommentTok"/>
+        </w:rPr>
+        <w:t xml:space="preserve"># 1) login as the device user, get an idToken</w:t>
+      </w:r>
+      <w:r>
+        <w:br/>
+      </w:r>
+      <w:r>
+        <w:rPr>
+          <w:rStyle w:val="VariableTok"/>
+        </w:rPr>
+        <w:t xml:space="preserve">TOKEN</w:t>
+      </w:r>
+      <w:r>
+        <w:rPr>
+          <w:rStyle w:val="OperatorTok"/>
+        </w:rPr>
+        <w:t xml:space="preserve">=</w:t>
+      </w:r>
+      <w:r>
+        <w:rPr>
+          <w:rStyle w:val="VariableTok"/>
+        </w:rPr>
+        <w:t xml:space="preserve">$(</w:t>
+      </w:r>
+      <w:r>
+        <w:rPr>
           <w:rStyle w:val="ExtensionTok"/>
         </w:rPr>
-        <w:t xml:space="preserve">npm</w:t>
+        <w:t xml:space="preserve">curl</w:t>
       </w:r>
       <w:r>
         <w:rPr>
           <w:rStyle w:val="NormalTok"/>
         </w:rPr>
-        <w:t xml:space="preserve"> install </w:t>
+        <w:t xml:space="preserve"> </w:t>
       </w:r>
       <w:r>
         <w:rPr>
           <w:rStyle w:val="AttributeTok"/>
         </w:rPr>
-        <w:t xml:space="preserve">-g</w:t>
+        <w:t xml:space="preserve">-s</w:t>
       </w:r>
       <w:r>
         <w:rPr>
           <w:rStyle w:val="NormalTok"/>
         </w:rPr>
-        <w:t xml:space="preserve"> firebase-tools</w:t>
+        <w:t xml:space="preserve"> </w:t>
+      </w:r>
+      <w:r>
+        <w:rPr>
+          <w:rStyle w:val="StringTok"/>
+        </w:rPr>
+        <w:t xml:space="preserve">"https://identitytoolkit.googleapis.com/v1/accounts:signInWithPassword?key=</w:t>
+      </w:r>
+      <w:r>
+        <w:rPr>
+          <w:rStyle w:val="VariableTok"/>
+        </w:rPr>
+        <w:t xml:space="preserve">$API_KEY</w:t>
+      </w:r>
+      <w:r>
+        <w:rPr>
+          <w:rStyle w:val="StringTok"/>
+        </w:rPr>
+        <w:t xml:space="preserve">"</w:t>
+      </w:r>
+      <w:r>
+        <w:rPr>
+          <w:rStyle w:val="NormalTok"/>
+        </w:rPr>
+        <w:t xml:space="preserve"> </w:t>
+      </w:r>
+      <w:r>
+        <w:rPr>
+          <w:rStyle w:val="DataTypeTok"/>
+        </w:rPr>
+        <w:t xml:space="preserve">\</w:t>
       </w:r>
       <w:r>
         <w:br/>
       </w:r>
       <w:r>
         <w:rPr>
+          <w:rStyle w:val="NormalTok"/>
+        </w:rPr>
+        <w:t xml:space="preserve">  </w:t>
+      </w:r>
+      <w:r>
+        <w:rPr>
+          <w:rStyle w:val="AttributeTok"/>
+        </w:rPr>
+        <w:t xml:space="preserve">-H</w:t>
+      </w:r>
+      <w:r>
+        <w:rPr>
+          <w:rStyle w:val="NormalTok"/>
+        </w:rPr>
+        <w:t xml:space="preserve"> </w:t>
+      </w:r>
+      <w:r>
+        <w:rPr>
+          <w:rStyle w:val="StringTok"/>
+        </w:rPr>
+        <w:t xml:space="preserve">'Content-Type: application/json'</w:t>
+      </w:r>
+      <w:r>
+        <w:rPr>
+          <w:rStyle w:val="NormalTok"/>
+        </w:rPr>
+        <w:t xml:space="preserve"> </w:t>
+      </w:r>
+      <w:r>
+        <w:rPr>
+          <w:rStyle w:val="DataTypeTok"/>
+        </w:rPr>
+        <w:t xml:space="preserve">\</w:t>
+      </w:r>
+      <w:r>
+        <w:br/>
+      </w:r>
+      <w:r>
+        <w:rPr>
+          <w:rStyle w:val="NormalTok"/>
+        </w:rPr>
+        <w:t xml:space="preserve">  </w:t>
+      </w:r>
+      <w:r>
+        <w:rPr>
+          <w:rStyle w:val="AttributeTok"/>
+        </w:rPr>
+        <w:t xml:space="preserve">-d</w:t>
+      </w:r>
+      <w:r>
+        <w:rPr>
+          <w:rStyle w:val="NormalTok"/>
+        </w:rPr>
+        <w:t xml:space="preserve"> </w:t>
+      </w:r>
+      <w:r>
+        <w:rPr>
+          <w:rStyle w:val="StringTok"/>
+        </w:rPr>
+        <w:t xml:space="preserve">'{"email":"device@rayy.app","password":"CHANGE_ME_123","returnSecureToken":true}'</w:t>
+      </w:r>
+      <w:r>
+        <w:rPr>
+          <w:rStyle w:val="NormalTok"/>
+        </w:rPr>
+        <w:t xml:space="preserve"> </w:t>
+      </w:r>
+      <w:r>
+        <w:rPr>
+          <w:rStyle w:val="DataTypeTok"/>
+        </w:rPr>
+        <w:t xml:space="preserve">\</w:t>
+      </w:r>
+      <w:r>
+        <w:br/>
+      </w:r>
+      <w:r>
+        <w:rPr>
+          <w:rStyle w:val="NormalTok"/>
+        </w:rPr>
+        <w:t xml:space="preserve">  </w:t>
+      </w:r>
+      <w:r>
+        <w:rPr>
+          <w:rStyle w:val="KeywordTok"/>
+        </w:rPr>
+        <w:t xml:space="preserve">|</w:t>
+      </w:r>
+      <w:r>
+        <w:rPr>
+          <w:rStyle w:val="NormalTok"/>
+        </w:rPr>
+        <w:t xml:space="preserve"> </w:t>
+      </w:r>
+      <w:r>
+        <w:rPr>
           <w:rStyle w:val="ExtensionTok"/>
         </w:rPr>
-        <w:t xml:space="preserve">firebase</w:t>
+        <w:t xml:space="preserve">python3</w:t>
       </w:r>
       <w:r>
         <w:rPr>
           <w:rStyle w:val="NormalTok"/>
         </w:rPr>
-        <w:t xml:space="preserve"> login</w:t>
+        <w:t xml:space="preserve"> </w:t>
+      </w:r>
+      <w:r>
+        <w:rPr>
+          <w:rStyle w:val="AttributeTok"/>
+        </w:rPr>
+        <w:t xml:space="preserve">-c</w:t>
+      </w:r>
+      <w:r>
+        <w:rPr>
+          <w:rStyle w:val="NormalTok"/>
+        </w:rPr>
+        <w:t xml:space="preserve"> </w:t>
+      </w:r>
+      <w:r>
+        <w:rPr>
+          <w:rStyle w:val="StringTok"/>
+        </w:rPr>
+        <w:t xml:space="preserve">'import sys,json;print(json.load(sys.stdin)["idToken"])'</w:t>
+      </w:r>
+      <w:r>
+        <w:rPr>
+          <w:rStyle w:val="VariableTok"/>
+        </w:rPr>
+        <w:t xml:space="preserve">)</w:t>
       </w:r>
       <w:r>
         <w:br/>
       </w:r>
       <w:r>
         <w:rPr>
-          <w:rStyle w:val="BuiltInTok"/>
-        </w:rPr>
-        <w:t xml:space="preserve">cd</w:t>
+          <w:rStyle w:val="CommentTok"/>
+        </w:rPr>
+        <w:t xml:space="preserve"># 2) write live data</w:t>
+      </w:r>
+      <w:r>
+        <w:br/>
+      </w:r>
+      <w:r>
+        <w:rPr>
+          <w:rStyle w:val="ExtensionTok"/>
+        </w:rPr>
+        <w:t xml:space="preserve">curl</w:t>
       </w:r>
       <w:r>
         <w:rPr>
           <w:rStyle w:val="NormalTok"/>
         </w:rPr>
-        <w:t xml:space="preserve"> rayy          </w:t>
-      </w:r>
-      <w:r>
-        <w:rPr>
-          <w:rStyle w:val="CommentTok"/>
-        </w:rPr>
-        <w:t xml:space="preserve"># this folder (contains firebase.json)</w:t>
+        <w:t xml:space="preserve"> </w:t>
+      </w:r>
+      <w:r>
+        <w:rPr>
+          <w:rStyle w:val="AttributeTok"/>
+        </w:rPr>
+        <w:t xml:space="preserve">-X</w:t>
+      </w:r>
+      <w:r>
+        <w:rPr>
+          <w:rStyle w:val="NormalTok"/>
+        </w:rPr>
+        <w:t xml:space="preserve"> PUT </w:t>
+      </w:r>
+      <w:r>
+        <w:rPr>
+          <w:rStyle w:val="StringTok"/>
+        </w:rPr>
+        <w:t xml:space="preserve">"</w:t>
+      </w:r>
+      <w:r>
+        <w:rPr>
+          <w:rStyle w:val="VariableTok"/>
+        </w:rPr>
+        <w:t xml:space="preserve">$DB</w:t>
+      </w:r>
+      <w:r>
+        <w:rPr>
+          <w:rStyle w:val="StringTok"/>
+        </w:rPr>
+        <w:t xml:space="preserve">/plants/plant01/live.json?auth=</w:t>
+      </w:r>
+      <w:r>
+        <w:rPr>
+          <w:rStyle w:val="VariableTok"/>
+        </w:rPr>
+        <w:t xml:space="preserve">$TOKEN</w:t>
+      </w:r>
+      <w:r>
+        <w:rPr>
+          <w:rStyle w:val="StringTok"/>
+        </w:rPr>
+        <w:t xml:space="preserve">"</w:t>
+      </w:r>
+      <w:r>
+        <w:rPr>
+          <w:rStyle w:val="NormalTok"/>
+        </w:rPr>
+        <w:t xml:space="preserve"> </w:t>
+      </w:r>
+      <w:r>
+        <w:rPr>
+          <w:rStyle w:val="DataTypeTok"/>
+        </w:rPr>
+        <w:t xml:space="preserve">\</w:t>
       </w:r>
       <w:r>
         <w:br/>
       </w:r>
       <w:r>
         <w:rPr>
-          <w:rStyle w:val="ExtensionTok"/>
-        </w:rPr>
-        <w:t xml:space="preserve">firebase</w:t>
-      </w:r>
-      <w:r>
-        <w:rPr>
           <w:rStyle w:val="NormalTok"/>
         </w:rPr>
-        <w:t xml:space="preserve"> use </w:t>
+        <w:t xml:space="preserve">  </w:t>
       </w:r>
       <w:r>
         <w:rPr>
           <w:rStyle w:val="AttributeTok"/>
         </w:rPr>
-        <w:t xml:space="preserve">--add</w:t>
+        <w:t xml:space="preserve">-d</w:t>
       </w:r>
       <w:r>
         <w:rPr>
           <w:rStyle w:val="NormalTok"/>
         </w:rPr>
-        <w:t xml:space="preserve">          </w:t>
-      </w:r>
-      <w:r>
-        <w:rPr>
-          <w:rStyle w:val="CommentTok"/>
-        </w:rPr>
-        <w:t xml:space="preserve"># choose your project, alias "default"</w:t>
-      </w:r>
-      <w:r>
-        <w:br/>
-      </w:r>
-      <w:r>
-        <w:rPr>
-          <w:rStyle w:val="ExtensionTok"/>
-        </w:rPr>
-        <w:t xml:space="preserve">firebase</w:t>
-      </w:r>
-      <w:r>
-        <w:rPr>
-          <w:rStyle w:val="NormalTok"/>
-        </w:rPr>
-        <w:t xml:space="preserve"> deploy </w:t>
-      </w:r>
-      <w:r>
-        <w:rPr>
-          <w:rStyle w:val="AttributeTok"/>
-        </w:rPr>
-        <w:t xml:space="preserve">--only</w:t>
-      </w:r>
-      <w:r>
-        <w:rPr>
-          <w:rStyle w:val="NormalTok"/>
-        </w:rPr>
-        <w:t xml:space="preserve"> hosting,database</w:t>
-      </w:r>
-    </w:p>
-    <w:p>
-      <w:pPr>
-        <w:pStyle w:val="FirstParagraph"/>
-      </w:pPr>
-      <w:r>
-        <w:t xml:space="preserve">The dashboard is now online at</w:t>
-      </w:r>
-      <w:r>
-        <w:t xml:space="preserve"> </w:t>
-      </w:r>
-      <w:r>
-        <w:rPr>
-          <w:rStyle w:val="VerbatimChar"/>
-        </w:rPr>
-        <w:t xml:space="preserve">https://&lt;project-id&gt;.web.app</w:t>
-      </w:r>
-      <w:r>
-        <w:t xml:space="preserve"> </w:t>
-      </w:r>
-      <w:r>
-        <w:t xml:space="preserve">🎉 (open it from any phone or PC).</w:t>
-      </w:r>
-    </w:p>
-    <w:bookmarkEnd w:id="77"/>
+        <w:t xml:space="preserve"> </w:t>
+      </w:r>
+      <w:r>
+        <w:rPr>
+          <w:rStyle w:val="StringTok"/>
+        </w:rPr>
+        <w:t xml:space="preserve">'{"moisture":22,"temperature":29.5,"humidity":35,"lux":4200,"mood":"thirsty","ts":{".sv":"timestamp"}}'</w:t>
+      </w:r>
+    </w:p>
     <w:bookmarkEnd w:id="78"/>
-    <w:bookmarkStart w:id="79" w:name="testing-the-database-without-the-esp32"/>
-    <w:p>
-      <w:pPr>
-        <w:pStyle w:val="Heading2"/>
-      </w:pPr>
-      <w:r>
-        <w:t xml:space="preserve">4.4 Testing the database without the ESP32</w:t>
-      </w:r>
-    </w:p>
-    <w:p>
-      <w:pPr>
-        <w:pStyle w:val="FirstParagraph"/>
-      </w:pPr>
-      <w:r>
-        <w:t xml:space="preserve">In the Firebase console → Realtime Database →</w:t>
-      </w:r>
-      <w:r>
-        <w:t xml:space="preserve"> </w:t>
-      </w:r>
-      <w:r>
-        <w:rPr>
-          <w:b/>
-          <w:bCs/>
-        </w:rPr>
-        <w:t xml:space="preserve">Data</w:t>
-      </w:r>
-      <w:r>
-        <w:t xml:space="preserve"> </w:t>
-      </w:r>
-      <w:r>
-        <w:t xml:space="preserve">tab, you can add data by hand to test the apps:</w:t>
-      </w:r>
-      <w:r>
-        <w:t xml:space="preserve"> </w:t>
-      </w:r>
-      <w:r>
-        <w:t xml:space="preserve">click</w:t>
-      </w:r>
-      <w:r>
-        <w:t xml:space="preserve"> </w:t>
-      </w:r>
-      <w:r>
-        <w:rPr>
-          <w:b/>
-          <w:bCs/>
-        </w:rPr>
-        <w:t xml:space="preserve">+</w:t>
-      </w:r>
-      <w:r>
-        <w:t xml:space="preserve"> </w:t>
-      </w:r>
-      <w:r>
-        <w:t xml:space="preserve">next to the root →</w:t>
-      </w:r>
-      <w:r>
-        <w:t xml:space="preserve"> </w:t>
-      </w:r>
-      <w:r>
-        <w:rPr>
-          <w:rStyle w:val="VerbatimChar"/>
-        </w:rPr>
-        <w:t xml:space="preserve">plants</w:t>
-      </w:r>
-      <w:r>
-        <w:t xml:space="preserve"> </w:t>
-      </w:r>
-      <w:r>
-        <w:t xml:space="preserve">→</w:t>
-      </w:r>
-      <w:r>
-        <w:t xml:space="preserve"> </w:t>
-      </w:r>
-      <w:r>
-        <w:rPr>
-          <w:rStyle w:val="VerbatimChar"/>
-        </w:rPr>
-        <w:t xml:space="preserve">plant01</w:t>
-      </w:r>
-      <w:r>
-        <w:t xml:space="preserve"> </w:t>
-      </w:r>
-      <w:r>
-        <w:t xml:space="preserve">→</w:t>
-      </w:r>
-      <w:r>
-        <w:t xml:space="preserve"> </w:t>
-      </w:r>
-      <w:r>
-        <w:rPr>
-          <w:rStyle w:val="VerbatimChar"/>
-        </w:rPr>
-        <w:t xml:space="preserve">live</w:t>
-      </w:r>
-      <w:r>
-        <w:t xml:space="preserve"> </w:t>
-      </w:r>
-      <w:r>
-        <w:t xml:space="preserve">→ add</w:t>
-      </w:r>
-      <w:r>
-        <w:t xml:space="preserve"> </w:t>
-      </w:r>
-      <w:r>
-        <w:rPr>
-          <w:rStyle w:val="VerbatimChar"/>
-        </w:rPr>
-        <w:t xml:space="preserve">moisture: 20</w:t>
-      </w:r>
-      <w:r>
-        <w:t xml:space="preserve">,</w:t>
-      </w:r>
-      <w:r>
-        <w:t xml:space="preserve"> </w:t>
-      </w:r>
-      <w:r>
-        <w:rPr>
-          <w:rStyle w:val="VerbatimChar"/>
-        </w:rPr>
-        <w:t xml:space="preserve">mood: "thirsty"</w:t>
-      </w:r>
-      <w:r>
-        <w:t xml:space="preserve">,</w:t>
-      </w:r>
-      <w:r>
-        <w:t xml:space="preserve"> </w:t>
-      </w:r>
-      <w:r>
-        <w:rPr>
-          <w:rStyle w:val="VerbatimChar"/>
-        </w:rPr>
-        <w:t xml:space="preserve">ts: 1767000000000</w:t>
-      </w:r>
-      <w:r>
-        <w:t xml:space="preserve">. The apps show 😫 immediately.</w:t>
-      </w:r>
-    </w:p>
-    <w:p>
-      <w:pPr>
-        <w:pStyle w:val="BodyText"/>
-      </w:pPr>
-      <w:r>
-        <w:t xml:space="preserve">You can also simulate the ESP32 with</w:t>
-      </w:r>
-      <w:r>
-        <w:t xml:space="preserve"> </w:t>
-      </w:r>
-      <w:r>
-        <w:rPr>
-          <w:rStyle w:val="VerbatimChar"/>
-        </w:rPr>
-        <w:t xml:space="preserve">curl</w:t>
-      </w:r>
-      <w:r>
-        <w:t xml:space="preserve"> </w:t>
-      </w:r>
-      <w:r>
-        <w:t xml:space="preserve">(REST API, the same one the firmware uses):</w:t>
-      </w:r>
-    </w:p>
-    <w:p>
-      <w:pPr>
-        <w:pStyle w:val="SourceCode"/>
-      </w:pPr>
-      <w:r>
-        <w:rPr>
-          <w:rStyle w:val="VariableTok"/>
-        </w:rPr>
-        <w:t xml:space="preserve">API_KEY</w:t>
-      </w:r>
-      <w:r>
-        <w:rPr>
-          <w:rStyle w:val="OperatorTok"/>
-        </w:rPr>
-        <w:t xml:space="preserve">=</w:t>
-      </w:r>
-      <w:r>
-        <w:rPr>
-          <w:rStyle w:val="NormalTok"/>
-        </w:rPr>
-        <w:t xml:space="preserve">YOUR_WEB_API_KEY</w:t>
-      </w:r>
-      <w:r>
-        <w:br/>
-      </w:r>
-      <w:r>
-        <w:rPr>
-          <w:rStyle w:val="VariableTok"/>
-        </w:rPr>
-        <w:t xml:space="preserve">DB</w:t>
-      </w:r>
-      <w:r>
-        <w:rPr>
-          <w:rStyle w:val="OperatorTok"/>
-        </w:rPr>
-        <w:t xml:space="preserve">=</w:t>
-      </w:r>
-      <w:r>
-        <w:rPr>
-          <w:rStyle w:val="NormalTok"/>
-        </w:rPr>
-        <w:t xml:space="preserve">https://YOUR-DB-URL</w:t>
-      </w:r>
-      <w:r>
-        <w:br/>
-      </w:r>
-      <w:r>
-        <w:rPr>
-          <w:rStyle w:val="CommentTok"/>
-        </w:rPr>
-        <w:t xml:space="preserve"># 1) login as the device user, get an idToken</w:t>
-      </w:r>
-      <w:r>
-        <w:br/>
-      </w:r>
-      <w:r>
-        <w:rPr>
-          <w:rStyle w:val="VariableTok"/>
-        </w:rPr>
-        <w:t xml:space="preserve">TOKEN</w:t>
-      </w:r>
-      <w:r>
-        <w:rPr>
-          <w:rStyle w:val="OperatorTok"/>
-        </w:rPr>
-        <w:t xml:space="preserve">=</w:t>
-      </w:r>
-      <w:r>
-        <w:rPr>
-          <w:rStyle w:val="VariableTok"/>
-        </w:rPr>
-        <w:t xml:space="preserve">$(</w:t>
-      </w:r>
-      <w:r>
-        <w:rPr>
-          <w:rStyle w:val="ExtensionTok"/>
-        </w:rPr>
-        <w:t xml:space="preserve">curl</w:t>
-      </w:r>
-      <w:r>
-        <w:rPr>
-          <w:rStyle w:val="NormalTok"/>
-        </w:rPr>
-        <w:t xml:space="preserve"> </w:t>
-      </w:r>
-      <w:r>
-        <w:rPr>
-          <w:rStyle w:val="AttributeTok"/>
-        </w:rPr>
-        <w:t xml:space="preserve">-s</w:t>
-      </w:r>
-      <w:r>
-        <w:rPr>
-          <w:rStyle w:val="NormalTok"/>
-        </w:rPr>
-        <w:t xml:space="preserve"> </w:t>
-      </w:r>
-      <w:r>
-        <w:rPr>
-          <w:rStyle w:val="StringTok"/>
-        </w:rPr>
-        <w:t xml:space="preserve">"https://identitytoolkit.googleapis.com/v1/accounts:signInWithPassword?key=</w:t>
-      </w:r>
-      <w:r>
-        <w:rPr>
-          <w:rStyle w:val="VariableTok"/>
-        </w:rPr>
-        <w:t xml:space="preserve">$API_KEY</w:t>
-      </w:r>
-      <w:r>
-        <w:rPr>
-          <w:rStyle w:val="StringTok"/>
-        </w:rPr>
-        <w:t xml:space="preserve">"</w:t>
-      </w:r>
-      <w:r>
-        <w:rPr>
-          <w:rStyle w:val="NormalTok"/>
-        </w:rPr>
-        <w:t xml:space="preserve"> </w:t>
-      </w:r>
-      <w:r>
-        <w:rPr>
-          <w:rStyle w:val="DataTypeTok"/>
-        </w:rPr>
-        <w:t xml:space="preserve">\</w:t>
-      </w:r>
-      <w:r>
-        <w:br/>
-      </w:r>
-      <w:r>
-        <w:rPr>
-          <w:rStyle w:val="NormalTok"/>
-        </w:rPr>
-        <w:t xml:space="preserve">  </w:t>
-      </w:r>
-      <w:r>
-        <w:rPr>
-          <w:rStyle w:val="AttributeTok"/>
-        </w:rPr>
-        <w:t xml:space="preserve">-H</w:t>
-      </w:r>
-      <w:r>
-        <w:rPr>
-          <w:rStyle w:val="NormalTok"/>
-        </w:rPr>
-        <w:t xml:space="preserve"> </w:t>
-      </w:r>
-      <w:r>
-        <w:rPr>
-          <w:rStyle w:val="StringTok"/>
-        </w:rPr>
-        <w:t xml:space="preserve">'Content-Type: application/json'</w:t>
-      </w:r>
-      <w:r>
-        <w:rPr>
-          <w:rStyle w:val="NormalTok"/>
-        </w:rPr>
-        <w:t xml:space="preserve"> </w:t>
-      </w:r>
-      <w:r>
-        <w:rPr>
-          <w:rStyle w:val="DataTypeTok"/>
-        </w:rPr>
-        <w:t xml:space="preserve">\</w:t>
-      </w:r>
-      <w:r>
-        <w:br/>
-      </w:r>
-      <w:r>
-        <w:rPr>
-          <w:rStyle w:val="NormalTok"/>
-        </w:rPr>
-        <w:t xml:space="preserve">  </w:t>
-      </w:r>
-      <w:r>
-        <w:rPr>
-          <w:rStyle w:val="AttributeTok"/>
-        </w:rPr>
-        <w:t xml:space="preserve">-d</w:t>
-      </w:r>
-      <w:r>
-        <w:rPr>
-          <w:rStyle w:val="NormalTok"/>
-        </w:rPr>
-        <w:t xml:space="preserve"> </w:t>
-      </w:r>
-      <w:r>
-        <w:rPr>
-          <w:rStyle w:val="StringTok"/>
-        </w:rPr>
-        <w:t xml:space="preserve">'{"email":"device@rayy.app","password":"CHANGE_ME_123","returnSecureToken":true}'</w:t>
-      </w:r>
-      <w:r>
-        <w:rPr>
-          <w:rStyle w:val="NormalTok"/>
-        </w:rPr>
-        <w:t xml:space="preserve"> </w:t>
-      </w:r>
-      <w:r>
-        <w:rPr>
-          <w:rStyle w:val="DataTypeTok"/>
-        </w:rPr>
-        <w:t xml:space="preserve">\</w:t>
-      </w:r>
-      <w:r>
-        <w:br/>
-      </w:r>
-      <w:r>
-        <w:rPr>
-          <w:rStyle w:val="NormalTok"/>
-        </w:rPr>
-        <w:t xml:space="preserve">  </w:t>
-      </w:r>
-      <w:r>
-        <w:rPr>
-          <w:rStyle w:val="KeywordTok"/>
-        </w:rPr>
-        <w:t xml:space="preserve">|</w:t>
-      </w:r>
-      <w:r>
-        <w:rPr>
-          <w:rStyle w:val="NormalTok"/>
-        </w:rPr>
-        <w:t xml:space="preserve"> </w:t>
-      </w:r>
-      <w:r>
-        <w:rPr>
-          <w:rStyle w:val="ExtensionTok"/>
-        </w:rPr>
-        <w:t xml:space="preserve">python3</w:t>
-      </w:r>
-      <w:r>
-        <w:rPr>
-          <w:rStyle w:val="NormalTok"/>
-        </w:rPr>
-        <w:t xml:space="preserve"> </w:t>
-      </w:r>
-      <w:r>
-        <w:rPr>
-          <w:rStyle w:val="AttributeTok"/>
-        </w:rPr>
-        <w:t xml:space="preserve">-c</w:t>
-      </w:r>
-      <w:r>
-        <w:rPr>
-          <w:rStyle w:val="NormalTok"/>
-        </w:rPr>
-        <w:t xml:space="preserve"> </w:t>
-      </w:r>
-      <w:r>
-        <w:rPr>
-          <w:rStyle w:val="StringTok"/>
-        </w:rPr>
-        <w:t xml:space="preserve">'import sys,json;print(json.load(sys.stdin)["idToken"])'</w:t>
-      </w:r>
-      <w:r>
-        <w:rPr>
-          <w:rStyle w:val="VariableTok"/>
-        </w:rPr>
-        <w:t xml:space="preserve">)</w:t>
-      </w:r>
-      <w:r>
-        <w:br/>
-      </w:r>
-      <w:r>
-        <w:rPr>
-          <w:rStyle w:val="CommentTok"/>
-        </w:rPr>
-        <w:t xml:space="preserve"># 2) write live data</w:t>
-      </w:r>
-      <w:r>
-        <w:br/>
-      </w:r>
-      <w:r>
-        <w:rPr>
-          <w:rStyle w:val="ExtensionTok"/>
-        </w:rPr>
-        <w:t xml:space="preserve">curl</w:t>
-      </w:r>
-      <w:r>
-        <w:rPr>
-          <w:rStyle w:val="NormalTok"/>
-        </w:rPr>
-        <w:t xml:space="preserve"> </w:t>
-      </w:r>
-      <w:r>
-        <w:rPr>
-          <w:rStyle w:val="AttributeTok"/>
-        </w:rPr>
-        <w:t xml:space="preserve">-X</w:t>
-      </w:r>
-      <w:r>
-        <w:rPr>
-          <w:rStyle w:val="NormalTok"/>
-        </w:rPr>
-        <w:t xml:space="preserve"> PUT </w:t>
-      </w:r>
-      <w:r>
-        <w:rPr>
-          <w:rStyle w:val="StringTok"/>
-        </w:rPr>
-        <w:t xml:space="preserve">"</w:t>
-      </w:r>
-      <w:r>
-        <w:rPr>
-          <w:rStyle w:val="VariableTok"/>
-        </w:rPr>
-        <w:t xml:space="preserve">$DB</w:t>
-      </w:r>
-      <w:r>
-        <w:rPr>
-          <w:rStyle w:val="StringTok"/>
-        </w:rPr>
-        <w:t xml:space="preserve">/plants/plant01/live.json?auth=</w:t>
-      </w:r>
-      <w:r>
-        <w:rPr>
-          <w:rStyle w:val="VariableTok"/>
-        </w:rPr>
-        <w:t xml:space="preserve">$TOKEN</w:t>
-      </w:r>
-      <w:r>
-        <w:rPr>
-          <w:rStyle w:val="StringTok"/>
-        </w:rPr>
-        <w:t xml:space="preserve">"</w:t>
-      </w:r>
-      <w:r>
-        <w:rPr>
-          <w:rStyle w:val="NormalTok"/>
-        </w:rPr>
-        <w:t xml:space="preserve"> </w:t>
-      </w:r>
-      <w:r>
-        <w:rPr>
-          <w:rStyle w:val="DataTypeTok"/>
-        </w:rPr>
-        <w:t xml:space="preserve">\</w:t>
-      </w:r>
-      <w:r>
-        <w:br/>
-      </w:r>
-      <w:r>
-        <w:rPr>
-          <w:rStyle w:val="NormalTok"/>
-        </w:rPr>
-        <w:t xml:space="preserve">  </w:t>
-      </w:r>
-      <w:r>
-        <w:rPr>
-          <w:rStyle w:val="AttributeTok"/>
-        </w:rPr>
-        <w:t xml:space="preserve">-d</w:t>
-      </w:r>
-      <w:r>
-        <w:rPr>
-          <w:rStyle w:val="NormalTok"/>
-        </w:rPr>
-        <w:t xml:space="preserve"> </w:t>
-      </w:r>
-      <w:r>
-        <w:rPr>
-          <w:rStyle w:val="StringTok"/>
-        </w:rPr>
-        <w:t xml:space="preserve">'{"moisture":22,"temperature":29.5,"humidity":35,"lux":4200,"mood":"thirsty","ts":{".sv":"timestamp"}}'</w:t>
-      </w:r>
-    </w:p>
-    <w:bookmarkEnd w:id="79"/>
-    <w:bookmarkStart w:id="80" w:name="security-for-the-report"/>
+    <w:bookmarkStart w:id="79" w:name="security-for-the-report"/>
     <w:p>
       <w:pPr>
         <w:pStyle w:val="Heading2"/>
@@ -14123,9 +13691,9 @@
         <w:t xml:space="preserve">(using the account UID in the rules).</w:t>
       </w:r>
     </w:p>
+    <w:bookmarkEnd w:id="79"/>
     <w:bookmarkEnd w:id="80"/>
-    <w:bookmarkEnd w:id="81"/>
-    <w:bookmarkStart w:id="94" w:name="esp32-firmware"/>
+    <w:bookmarkStart w:id="93" w:name="esp32-firmware"/>
     <w:p>
       <w:pPr>
         <w:pStyle w:val="Heading1"/>
@@ -14176,7 +13744,7 @@
         <w:t xml:space="preserve">esp32 core 3.0.7 (≈ 84 % flash, 14 % RAM, no warnings).</w:t>
       </w:r>
     </w:p>
-    <w:bookmarkStart w:id="82" w:name="install-the-tools"/>
+    <w:bookmarkStart w:id="81" w:name="install-the-tools"/>
     <w:p>
       <w:pPr>
         <w:pStyle w:val="Heading2"/>
@@ -14428,39 +13996,6 @@
               <w:pStyle w:val="Compact"/>
             </w:pPr>
             <w:r>
-              <w:t xml:space="preserve">Adafruit SSD1306</w:t>
-            </w:r>
-          </w:p>
-        </w:tc>
-        <w:tc>
-          <w:tcPr/>
-          <w:p>
-            <w:pPr>
-              <w:pStyle w:val="Compact"/>
-            </w:pPr>
-            <w:r>
-              <w:t xml:space="preserve">Adafruit (accept</w:t>
-            </w:r>
-            <w:r>
-              <w:t xml:space="preserve"> </w:t>
-            </w:r>
-            <w:r>
-              <w:t xml:space="preserve">“install all”</w:t>
-            </w:r>
-            <w:r>
-              <w:t xml:space="preserve">: Adafruit GFX, Adafruit BusIO)</w:t>
-            </w:r>
-          </w:p>
-        </w:tc>
-      </w:tr>
-      <w:tr>
-        <w:tc>
-          <w:tcPr/>
-          <w:p>
-            <w:pPr>
-              <w:pStyle w:val="Compact"/>
-            </w:pPr>
-            <w:r>
               <w:t xml:space="preserve">DHT sensor library</w:t>
             </w:r>
           </w:p>
@@ -14599,8 +14134,8 @@
         <w:t xml:space="preserve">compile fails, so update the core in the Boards Manager.</w:t>
       </w:r>
     </w:p>
-    <w:bookmarkEnd w:id="82"/>
-    <w:bookmarkStart w:id="83" w:name="configure-and-upload"/>
+    <w:bookmarkEnd w:id="81"/>
+    <w:bookmarkStart w:id="82" w:name="configure-and-upload"/>
     <w:p>
       <w:pPr>
         <w:pStyle w:val="Heading2"/>
@@ -14996,8 +14531,8 @@
         <w:t xml:space="preserve">starts by itself.</w:t>
       </w:r>
     </w:p>
-    <w:bookmarkEnd w:id="83"/>
-    <w:bookmarkStart w:id="84" w:name="code-structure"/>
+    <w:bookmarkEnd w:id="82"/>
+    <w:bookmarkStart w:id="83" w:name="code-structure"/>
     <w:p>
       <w:pPr>
         <w:pStyle w:val="Heading2"/>
@@ -15233,18 +14768,18 @@
               <w:rPr>
                 <w:rStyle w:val="VerbatimChar"/>
               </w:rPr>
-              <w:t xml:space="preserve">display.h / .cpp</w:t>
-            </w:r>
-          </w:p>
-        </w:tc>
-        <w:tc>
-          <w:tcPr/>
-          <w:p>
-            <w:pPr>
-              <w:pStyle w:val="Compact"/>
-            </w:pPr>
-            <w:r>
-              <w:t xml:space="preserve">OLED: 7 animated emoji faces, status bar (moisture, temp, humidity, mute, Wi-Fi), data screen</w:t>
+              <w:t xml:space="preserve">status.h</w:t>
+            </w:r>
+          </w:p>
+        </w:tc>
+        <w:tc>
+          <w:tcPr/>
+          <w:p>
+            <w:pPr>
+              <w:pStyle w:val="Compact"/>
+            </w:pPr>
+            <w:r>
+              <w:t xml:space="preserve">The current plant state (readings, mood, Wi-Fi/cloud, mute) shared with the cloud upload</w:t>
             </w:r>
           </w:p>
         </w:tc>
@@ -15320,8 +14855,8 @@
         </w:tc>
       </w:tr>
     </w:tbl>
-    <w:bookmarkEnd w:id="84"/>
-    <w:bookmarkStart w:id="88" w:name="program-flow"/>
+    <w:bookmarkEnd w:id="83"/>
+    <w:bookmarkStart w:id="87" w:name="program-flow"/>
     <w:p>
       <w:pPr>
         <w:pStyle w:val="Heading2"/>
@@ -15337,20 +14872,20 @@
       <w:r>
         <w:drawing>
           <wp:inline>
-            <wp:extent cx="5334000" cy="25890415"/>
+            <wp:extent cx="5334000" cy="25028769"/>
             <wp:effectExtent b="0" l="0" r="0" t="0"/>
-            <wp:docPr descr="" title="" id="86" name="Picture"/>
+            <wp:docPr descr="" title="" id="85" name="Picture"/>
             <a:graphic>
               <a:graphicData uri="http://schemas.openxmlformats.org/drawingml/2006/picture">
                 <pic:pic>
                   <pic:nvPicPr>
-                    <pic:cNvPr descr="/home/user/CLAUDE/rayy/docs/images/diagram-05-firmware-4.png" id="87" name="Picture"/>
+                    <pic:cNvPr descr="/home/user/CLAUDE/rayy/docs/images/diagram-05-firmware-4.png" id="86" name="Picture"/>
                     <pic:cNvPicPr>
                       <a:picLocks noChangeArrowheads="1" noChangeAspect="1"/>
                     </pic:cNvPicPr>
                   </pic:nvPicPr>
                   <pic:blipFill>
-                    <a:blip r:embed="rId85"/>
+                    <a:blip r:embed="rId84"/>
                     <a:stretch>
                       <a:fillRect/>
                     </a:stretch>
@@ -15358,7 +14893,7 @@
                   <pic:spPr bwMode="auto">
                     <a:xfrm>
                       <a:off x="0" y="0"/>
-                      <a:ext cx="5334000" cy="25890415"/>
+                      <a:ext cx="5334000" cy="25028769"/>
                     </a:xfrm>
                     <a:prstGeom prst="rect">
                       <a:avLst/>
@@ -15377,8 +14912,8 @@
         </w:drawing>
       </w:r>
     </w:p>
-    <w:bookmarkEnd w:id="88"/>
-    <w:bookmarkStart w:id="89" w:name="the-sound-alerts-buzzer-melodies"/>
+    <w:bookmarkEnd w:id="87"/>
+    <w:bookmarkStart w:id="88" w:name="the-sound-alerts-buzzer-melodies"/>
     <w:p>
       <w:pPr>
         <w:pStyle w:val="Heading2"/>
@@ -15929,8 +15464,8 @@
         <w:t xml:space="preserve">.</w:t>
       </w:r>
     </w:p>
-    <w:bookmarkEnd w:id="89"/>
-    <w:bookmarkStart w:id="90" w:name="how-the-cloud-connection-works-rest-api"/>
+    <w:bookmarkEnd w:id="88"/>
+    <w:bookmarkStart w:id="89" w:name="how-the-cloud-connection-works-rest-api"/>
     <w:p>
       <w:pPr>
         <w:pStyle w:val="Heading2"/>
@@ -16201,14 +15736,356 @@
         <w:t xml:space="preserve">it.</w:t>
       </w:r>
     </w:p>
+    <w:bookmarkEnd w:id="89"/>
+    <w:bookmarkStart w:id="90" w:name="Xe5c593cfa815ba0ca475dc5152f8533678dd2bb"/>
+    <w:p>
+      <w:pPr>
+        <w:pStyle w:val="Heading2"/>
+      </w:pPr>
+      <w:r>
+        <w:t xml:space="preserve">5.7 The emoji faces (in the apps, not on the plant)</w:t>
+      </w:r>
+    </w:p>
+    <w:p>
+      <w:pPr>
+        <w:pStyle w:val="FirstParagraph"/>
+      </w:pPr>
+      <w:r>
+        <w:t xml:space="preserve">The project has</w:t>
+      </w:r>
+      <w:r>
+        <w:t xml:space="preserve"> </w:t>
+      </w:r>
+      <w:r>
+        <w:rPr>
+          <w:b/>
+          <w:bCs/>
+        </w:rPr>
+        <w:t xml:space="preserve">no screen</w:t>
+      </w:r>
+      <w:r>
+        <w:t xml:space="preserve">. The ESP32 sends the mood name (</w:t>
+      </w:r>
+      <w:r>
+        <w:rPr>
+          <w:rStyle w:val="VerbatimChar"/>
+        </w:rPr>
+        <w:t xml:space="preserve">happy</w:t>
+      </w:r>
+      <w:r>
+        <w:t xml:space="preserve">,</w:t>
+      </w:r>
+      <w:r>
+        <w:t xml:space="preserve"> </w:t>
+      </w:r>
+      <w:r>
+        <w:rPr>
+          <w:rStyle w:val="VerbatimChar"/>
+        </w:rPr>
+        <w:t xml:space="preserve">thirsty</w:t>
+      </w:r>
+      <w:r>
+        <w:t xml:space="preserve">, …) to Firebase and the</w:t>
+      </w:r>
+      <w:r>
+        <w:t xml:space="preserve"> </w:t>
+      </w:r>
+      <w:r>
+        <w:rPr>
+          <w:b/>
+          <w:bCs/>
+        </w:rPr>
+        <w:t xml:space="preserve">web dashboard</w:t>
+      </w:r>
+      <w:r>
+        <w:t xml:space="preserve"> </w:t>
+      </w:r>
+      <w:r>
+        <w:t xml:space="preserve">and</w:t>
+      </w:r>
+      <w:r>
+        <w:t xml:space="preserve"> </w:t>
+      </w:r>
+      <w:r>
+        <w:rPr>
+          <w:b/>
+          <w:bCs/>
+        </w:rPr>
+        <w:t xml:space="preserve">Android app</w:t>
+      </w:r>
+      <w:r>
+        <w:t xml:space="preserve"> </w:t>
+      </w:r>
+      <w:r>
+        <w:t xml:space="preserve">show the matching emoji: 😊 happy · 😫 thirsty · 🥴 too wet · 🥵 hot · 🥶 cold · 😞 needs light · 😴 sleeping.</w:t>
+      </w:r>
+      <w:r>
+        <w:t xml:space="preserve"> </w:t>
+      </w:r>
+      <w:r>
+        <w:t xml:space="preserve">On the plant itself, the mood is expressed by the</w:t>
+      </w:r>
+      <w:r>
+        <w:t xml:space="preserve"> </w:t>
+      </w:r>
+      <w:r>
+        <w:rPr>
+          <w:b/>
+          <w:bCs/>
+        </w:rPr>
+        <w:t xml:space="preserve">melody</w:t>
+      </w:r>
+      <w:r>
+        <w:t xml:space="preserve"> </w:t>
+      </w:r>
+      <w:r>
+        <w:t xml:space="preserve">of the buzzer. A press on the push button plays the current mood’s melody.</w:t>
+      </w:r>
+    </w:p>
     <w:bookmarkEnd w:id="90"/>
-    <w:bookmarkStart w:id="91" w:name="the-emoji-faces"/>
+    <w:bookmarkStart w:id="91" w:name="changing-behaviour"/>
     <w:p>
       <w:pPr>
         <w:pStyle w:val="Heading2"/>
       </w:pPr>
       <w:r>
-        <w:t xml:space="preserve">5.7 The emoji faces</w:t>
+        <w:t xml:space="preserve">5.8 Changing behaviour</w:t>
+      </w:r>
+    </w:p>
+    <w:p>
+      <w:pPr>
+        <w:pStyle w:val="Compact"/>
+        <w:numPr>
+          <w:ilvl w:val="0"/>
+          <w:numId w:val="1033"/>
+        </w:numPr>
+      </w:pPr>
+      <w:r>
+        <w:rPr>
+          <w:b/>
+          <w:bCs/>
+        </w:rPr>
+        <w:t xml:space="preserve">Thresholds, quiet hours, mute:</w:t>
+      </w:r>
+      <w:r>
+        <w:t xml:space="preserve"> </w:t>
+      </w:r>
+      <w:r>
+        <w:t xml:space="preserve">from the web app (no re-upload needed). The ESP32 reads them every 30 s.</w:t>
+      </w:r>
+    </w:p>
+    <w:p>
+      <w:pPr>
+        <w:pStyle w:val="Compact"/>
+        <w:numPr>
+          <w:ilvl w:val="0"/>
+          <w:numId w:val="1033"/>
+        </w:numPr>
+      </w:pPr>
+      <w:r>
+        <w:rPr>
+          <w:b/>
+          <w:bCs/>
+        </w:rPr>
+        <w:t xml:space="preserve">Intervals, soil calibration:</w:t>
+      </w:r>
+      <w:r>
+        <w:t xml:space="preserve"> </w:t>
+      </w:r>
+      <w:r>
+        <w:rPr>
+          <w:rStyle w:val="VerbatimChar"/>
+        </w:rPr>
+        <w:t xml:space="preserve">config.h</w:t>
+      </w:r>
+      <w:r>
+        <w:t xml:space="preserve">.</w:t>
+      </w:r>
+    </w:p>
+    <w:p>
+      <w:pPr>
+        <w:pStyle w:val="Compact"/>
+        <w:numPr>
+          <w:ilvl w:val="0"/>
+          <w:numId w:val="1033"/>
+        </w:numPr>
+      </w:pPr>
+      <w:r>
+        <w:rPr>
+          <w:b/>
+          <w:bCs/>
+        </w:rPr>
+        <w:t xml:space="preserve">Add a new mood:</w:t>
+      </w:r>
+      <w:r>
+        <w:t xml:space="preserve"> </w:t>
+      </w:r>
+      <w:r>
+        <w:t xml:space="preserve">add it to</w:t>
+      </w:r>
+      <w:r>
+        <w:t xml:space="preserve"> </w:t>
+      </w:r>
+      <w:r>
+        <w:rPr>
+          <w:rStyle w:val="VerbatimChar"/>
+        </w:rPr>
+        <w:t xml:space="preserve">enum Mood</w:t>
+      </w:r>
+      <w:r>
+        <w:t xml:space="preserve">,</w:t>
+      </w:r>
+      <w:r>
+        <w:t xml:space="preserve"> </w:t>
+      </w:r>
+      <w:r>
+        <w:rPr>
+          <w:rStyle w:val="VerbatimChar"/>
+        </w:rPr>
+        <w:t xml:space="preserve">evaluateMood()</w:t>
+      </w:r>
+      <w:r>
+        <w:t xml:space="preserve">,</w:t>
+      </w:r>
+      <w:r>
+        <w:t xml:space="preserve"> </w:t>
+      </w:r>
+      <w:r>
+        <w:rPr>
+          <w:rStyle w:val="VerbatimChar"/>
+        </w:rPr>
+        <w:t xml:space="preserve">moodName()</w:t>
+      </w:r>
+      <w:r>
+        <w:t xml:space="preserve">, a melody in</w:t>
+      </w:r>
+      <w:r>
+        <w:t xml:space="preserve"> </w:t>
+      </w:r>
+      <w:r>
+        <w:rPr>
+          <w:rStyle w:val="VerbatimChar"/>
+        </w:rPr>
+        <w:t xml:space="preserve">sound.cpp</w:t>
+      </w:r>
+      <w:r>
+        <w:t xml:space="preserve">, and the texts in the apps.</w:t>
+      </w:r>
+    </w:p>
+    <w:bookmarkEnd w:id="91"/>
+    <w:bookmarkStart w:id="92" w:name="unit-tests-of-the-mood-logic-on-a-pc"/>
+    <w:p>
+      <w:pPr>
+        <w:pStyle w:val="Heading2"/>
+      </w:pPr>
+      <w:r>
+        <w:t xml:space="preserve">5.9 Unit tests of the mood logic (on a PC)</w:t>
+      </w:r>
+    </w:p>
+    <w:p>
+      <w:pPr>
+        <w:pStyle w:val="SourceCode"/>
+      </w:pPr>
+      <w:r>
+        <w:rPr>
+          <w:rStyle w:val="BuiltInTok"/>
+        </w:rPr>
+        <w:t xml:space="preserve">cd</w:t>
+      </w:r>
+      <w:r>
+        <w:rPr>
+          <w:rStyle w:val="NormalTok"/>
+        </w:rPr>
+        <w:t xml:space="preserve"> tests</w:t>
+      </w:r>
+      <w:r>
+        <w:br/>
+      </w:r>
+      <w:r>
+        <w:rPr>
+          <w:rStyle w:val="ExtensionTok"/>
+        </w:rPr>
+        <w:t xml:space="preserve">g++</w:t>
+      </w:r>
+      <w:r>
+        <w:rPr>
+          <w:rStyle w:val="NormalTok"/>
+        </w:rPr>
+        <w:t xml:space="preserve"> </w:t>
+      </w:r>
+      <w:r>
+        <w:rPr>
+          <w:rStyle w:val="AttributeTok"/>
+        </w:rPr>
+        <w:t xml:space="preserve">-std</w:t>
+      </w:r>
+      <w:r>
+        <w:rPr>
+          <w:rStyle w:val="OperatorTok"/>
+        </w:rPr>
+        <w:t xml:space="preserve">=</w:t>
+      </w:r>
+      <w:r>
+        <w:rPr>
+          <w:rStyle w:val="NormalTok"/>
+        </w:rPr>
+        <w:t xml:space="preserve">c++17 </w:t>
+      </w:r>
+      <w:r>
+        <w:rPr>
+          <w:rStyle w:val="AttributeTok"/>
+        </w:rPr>
+        <w:t xml:space="preserve">-I..</w:t>
+      </w:r>
+      <w:r>
+        <w:rPr>
+          <w:rStyle w:val="NormalTok"/>
+        </w:rPr>
+        <w:t xml:space="preserve">/firmware/Rayy test_mood.cpp ../firmware/Rayy/mood.cpp </w:t>
+      </w:r>
+      <w:r>
+        <w:rPr>
+          <w:rStyle w:val="AttributeTok"/>
+        </w:rPr>
+        <w:t xml:space="preserve">-o</w:t>
+      </w:r>
+      <w:r>
+        <w:rPr>
+          <w:rStyle w:val="NormalTok"/>
+        </w:rPr>
+        <w:t xml:space="preserve"> test_mood</w:t>
+      </w:r>
+      <w:r>
+        <w:br/>
+      </w:r>
+      <w:r>
+        <w:rPr>
+          <w:rStyle w:val="ExtensionTok"/>
+        </w:rPr>
+        <w:t xml:space="preserve">./test_mood</w:t>
+      </w:r>
+      <w:r>
+        <w:rPr>
+          <w:rStyle w:val="NormalTok"/>
+        </w:rPr>
+        <w:t xml:space="preserve">          </w:t>
+      </w:r>
+      <w:r>
+        <w:rPr>
+          <w:rStyle w:val="CommentTok"/>
+        </w:rPr>
+        <w:t xml:space="preserve"># → "33 checks, 0 failures"</w:t>
+      </w:r>
+    </w:p>
+    <w:bookmarkEnd w:id="92"/>
+    <w:bookmarkEnd w:id="93"/>
+    <w:bookmarkStart w:id="99" w:name="web-application-dashboard"/>
+    <w:p>
+      <w:pPr>
+        <w:pStyle w:val="Heading1"/>
+      </w:pPr>
+      <w:r>
+        <w:t xml:space="preserve">06 · Web Application (Dashboard)</w:t>
       </w:r>
     </w:p>
     <w:p>
@@ -16216,61 +16093,1090 @@
         <w:pStyle w:val="FirstParagraph"/>
       </w:pPr>
       <w:r>
-        <w:t xml:space="preserve">The faces are</w:t>
-      </w:r>
-      <w:r>
-        <w:t xml:space="preserve"> </w:t>
-      </w:r>
-      <w:r>
-        <w:rPr>
-          <w:b/>
-          <w:bCs/>
-        </w:rPr>
-        <w:t xml:space="preserve">drawn with code</w:t>
-      </w:r>
-      <w:r>
-        <w:t xml:space="preserve"> </w:t>
-      </w:r>
-      <w:r>
-        <w:t xml:space="preserve">(circles, arcs, lines), so no image files are needed. They are animated at 5 frames/s.</w:t>
-      </w:r>
-      <w:r>
-        <w:t xml:space="preserve"> </w:t>
-      </w:r>
-      <w:r>
-        <w:t xml:space="preserve">The screen switches between the</w:t>
-      </w:r>
-      <w:r>
-        <w:t xml:space="preserve"> </w:t>
-      </w:r>
-      <w:r>
-        <w:rPr>
-          <w:b/>
-          <w:bCs/>
-        </w:rPr>
-        <w:t xml:space="preserve">face</w:t>
-      </w:r>
-      <w:r>
-        <w:t xml:space="preserve"> </w:t>
-      </w:r>
-      <w:r>
-        <w:t xml:space="preserve">and the</w:t>
-      </w:r>
-      <w:r>
-        <w:t xml:space="preserve"> </w:t>
-      </w:r>
-      <w:r>
-        <w:rPr>
-          <w:b/>
-          <w:bCs/>
-        </w:rPr>
-        <w:t xml:space="preserve">data screen</w:t>
-      </w:r>
-      <w:r>
-        <w:t xml:space="preserve"> </w:t>
-      </w:r>
-      <w:r>
-        <w:t xml:space="preserve">every 6 s (or with a short button press).</w:t>
+        <w:t xml:space="preserve">Code:</w:t>
+      </w:r>
+      <w:r>
+        <w:t xml:space="preserve"> </w:t>
+      </w:r>
+      <w:r>
+        <w:rPr>
+          <w:rStyle w:val="VerbatimChar"/>
+        </w:rPr>
+        <w:t xml:space="preserve">web/</w:t>
+      </w:r>
+      <w:r>
+        <w:t xml:space="preserve">:</w:t>
+      </w:r>
+      <w:r>
+        <w:t xml:space="preserve"> </w:t>
+      </w:r>
+      <w:r>
+        <w:rPr>
+          <w:rStyle w:val="VerbatimChar"/>
+        </w:rPr>
+        <w:t xml:space="preserve">index.html</w:t>
+      </w:r>
+      <w:r>
+        <w:t xml:space="preserve">,</w:t>
+      </w:r>
+      <w:r>
+        <w:t xml:space="preserve"> </w:t>
+      </w:r>
+      <w:r>
+        <w:rPr>
+          <w:rStyle w:val="VerbatimChar"/>
+        </w:rPr>
+        <w:t xml:space="preserve">style.css</w:t>
+      </w:r>
+      <w:r>
+        <w:t xml:space="preserve">,</w:t>
+      </w:r>
+      <w:r>
+        <w:t xml:space="preserve"> </w:t>
+      </w:r>
+      <w:r>
+        <w:rPr>
+          <w:rStyle w:val="VerbatimChar"/>
+        </w:rPr>
+        <w:t xml:space="preserve">app.js</w:t>
+      </w:r>
+      <w:r>
+        <w:t xml:space="preserve">,</w:t>
+      </w:r>
+      <w:r>
+        <w:t xml:space="preserve"> </w:t>
+      </w:r>
+      <w:r>
+        <w:rPr>
+          <w:rStyle w:val="VerbatimChar"/>
+        </w:rPr>
+        <w:t xml:space="preserve">firebase-config.js</w:t>
+      </w:r>
+      <w:r>
+        <w:t xml:space="preserve">. No build step is needed: it is plain</w:t>
+      </w:r>
+      <w:r>
+        <w:t xml:space="preserve"> </w:t>
+      </w:r>
+      <w:r>
+        <w:t xml:space="preserve">HTML/CSS/JavaScript.</w:t>
+      </w:r>
+    </w:p>
+    <w:bookmarkStart w:id="94" w:name="features"/>
+    <w:p>
+      <w:pPr>
+        <w:pStyle w:val="Heading2"/>
+      </w:pPr>
+      <w:r>
+        <w:t xml:space="preserve">6.1 Features</w:t>
+      </w:r>
+    </w:p>
+    <w:p>
+      <w:pPr>
+        <w:pStyle w:val="Compact"/>
+        <w:numPr>
+          <w:ilvl w:val="0"/>
+          <w:numId w:val="1034"/>
+        </w:numPr>
+      </w:pPr>
+      <w:r>
+        <w:rPr>
+          <w:b/>
+          <w:bCs/>
+        </w:rPr>
+        <w:t xml:space="preserve">Login</w:t>
+      </w:r>
+      <w:r>
+        <w:t xml:space="preserve"> </w:t>
+      </w:r>
+      <w:r>
+        <w:t xml:space="preserve">with Firebase Authentication (email + password).</w:t>
+      </w:r>
+    </w:p>
+    <w:p>
+      <w:pPr>
+        <w:pStyle w:val="Compact"/>
+        <w:numPr>
+          <w:ilvl w:val="0"/>
+          <w:numId w:val="1034"/>
+        </w:numPr>
+      </w:pPr>
+      <w:r>
+        <w:rPr>
+          <w:b/>
+          <w:bCs/>
+        </w:rPr>
+        <w:t xml:space="preserve">Mood card:</w:t>
+      </w:r>
+      <w:r>
+        <w:t xml:space="preserve"> </w:t>
+      </w:r>
+      <w:r>
+        <w:t xml:space="preserve">big animated emoji, title and message. It turns orange when the plant needs something.</w:t>
+      </w:r>
+    </w:p>
+    <w:p>
+      <w:pPr>
+        <w:pStyle w:val="Compact"/>
+        <w:numPr>
+          <w:ilvl w:val="0"/>
+          <w:numId w:val="1034"/>
+        </w:numPr>
+      </w:pPr>
+      <w:r>
+        <w:rPr>
+          <w:b/>
+          <w:bCs/>
+        </w:rPr>
+        <w:t xml:space="preserve">Live cards:</w:t>
+      </w:r>
+      <w:r>
+        <w:t xml:space="preserve"> </w:t>
+      </w:r>
+      <w:r>
+        <w:t xml:space="preserve">soil moisture (with bar), temperature, air humidity, light (lux), Wi-Fi signal.</w:t>
+      </w:r>
+    </w:p>
+    <w:p>
+      <w:pPr>
+        <w:pStyle w:val="Compact"/>
+        <w:numPr>
+          <w:ilvl w:val="0"/>
+          <w:numId w:val="1034"/>
+        </w:numPr>
+      </w:pPr>
+      <w:r>
+        <w:rPr>
+          <w:b/>
+          <w:bCs/>
+        </w:rPr>
+        <w:t xml:space="preserve">Online / offline badge:</w:t>
+      </w:r>
+      <w:r>
+        <w:t xml:space="preserve"> </w:t>
+      </w:r>
+      <w:r>
+        <w:t xml:space="preserve">online if the plant sent data during the last 2 minutes.</w:t>
+      </w:r>
+    </w:p>
+    <w:p>
+      <w:pPr>
+        <w:pStyle w:val="Compact"/>
+        <w:numPr>
+          <w:ilvl w:val="0"/>
+          <w:numId w:val="1034"/>
+        </w:numPr>
+      </w:pPr>
+      <w:r>
+        <w:rPr>
+          <w:b/>
+          <w:bCs/>
+        </w:rPr>
+        <w:t xml:space="preserve">History chart (24 h)</w:t>
+      </w:r>
+      <w:r>
+        <w:t xml:space="preserve"> </w:t>
+      </w:r>
+      <w:r>
+        <w:t xml:space="preserve">with a selector: moisture / temperature / humidity / light (Chart.js).</w:t>
+      </w:r>
+    </w:p>
+    <w:p>
+      <w:pPr>
+        <w:pStyle w:val="Compact"/>
+        <w:numPr>
+          <w:ilvl w:val="0"/>
+          <w:numId w:val="1034"/>
+        </w:numPr>
+      </w:pPr>
+      <w:r>
+        <w:rPr>
+          <w:b/>
+          <w:bCs/>
+        </w:rPr>
+        <w:t xml:space="preserve">Plant diary:</w:t>
+      </w:r>
+      <w:r>
+        <w:t xml:space="preserve"> </w:t>
+      </w:r>
+      <w:r>
+        <w:t xml:space="preserve">the last 30 mood changes, with time.</w:t>
+      </w:r>
+    </w:p>
+    <w:p>
+      <w:pPr>
+        <w:pStyle w:val="Compact"/>
+        <w:numPr>
+          <w:ilvl w:val="0"/>
+          <w:numId w:val="1034"/>
+        </w:numPr>
+      </w:pPr>
+      <w:r>
+        <w:rPr>
+          <w:b/>
+          <w:bCs/>
+        </w:rPr>
+        <w:t xml:space="preserve">Play a sound on the plant:</w:t>
+      </w:r>
+      <w:r>
+        <w:t xml:space="preserve"> </w:t>
+      </w:r>
+      <w:r>
+        <w:t xml:space="preserve">choose a melody →</w:t>
+      </w:r>
+      <w:r>
+        <w:t xml:space="preserve"> </w:t>
+      </w:r>
+      <w:r>
+        <w:t xml:space="preserve">“Play”</w:t>
+      </w:r>
+      <w:r>
+        <w:t xml:space="preserve">. The plant’s buzzer plays it within 30 s.</w:t>
+      </w:r>
+    </w:p>
+    <w:p>
+      <w:pPr>
+        <w:pStyle w:val="Compact"/>
+        <w:numPr>
+          <w:ilvl w:val="0"/>
+          <w:numId w:val="1034"/>
+        </w:numPr>
+      </w:pPr>
+      <w:r>
+        <w:rPr>
+          <w:b/>
+          <w:bCs/>
+        </w:rPr>
+        <w:t xml:space="preserve">Plant settings:</w:t>
+      </w:r>
+      <w:r>
+        <w:t xml:space="preserve"> </w:t>
+      </w:r>
+      <w:r>
+        <w:t xml:space="preserve">name, thresholds, quiet hours, mute. They are saved in Firebase and the ESP32 applies them.</w:t>
+      </w:r>
+    </w:p>
+    <w:p>
+      <w:pPr>
+        <w:pStyle w:val="Compact"/>
+        <w:numPr>
+          <w:ilvl w:val="0"/>
+          <w:numId w:val="1034"/>
+        </w:numPr>
+      </w:pPr>
+      <w:r>
+        <w:rPr>
+          <w:b/>
+          <w:bCs/>
+        </w:rPr>
+        <w:t xml:space="preserve">Arabic (RTL) / English</w:t>
+      </w:r>
+      <w:r>
+        <w:t xml:space="preserve"> </w:t>
+      </w:r>
+      <w:r>
+        <w:t xml:space="preserve">switch,</w:t>
+      </w:r>
+      <w:r>
+        <w:t xml:space="preserve"> </w:t>
+      </w:r>
+      <w:r>
+        <w:rPr>
+          <w:b/>
+          <w:bCs/>
+        </w:rPr>
+        <w:t xml:space="preserve">dark mode</w:t>
+      </w:r>
+      <w:r>
+        <w:t xml:space="preserve"> </w:t>
+      </w:r>
+      <w:r>
+        <w:t xml:space="preserve">automatic,</w:t>
+      </w:r>
+      <w:r>
+        <w:t xml:space="preserve"> </w:t>
+      </w:r>
+      <w:r>
+        <w:rPr>
+          <w:b/>
+          <w:bCs/>
+        </w:rPr>
+        <w:t xml:space="preserve">responsive</w:t>
+      </w:r>
+      <w:r>
+        <w:t xml:space="preserve"> </w:t>
+      </w:r>
+      <w:r>
+        <w:t xml:space="preserve">on phones.</w:t>
+      </w:r>
+    </w:p>
+    <w:p>
+      <w:pPr>
+        <w:pStyle w:val="Compact"/>
+        <w:numPr>
+          <w:ilvl w:val="0"/>
+          <w:numId w:val="1034"/>
+        </w:numPr>
+      </w:pPr>
+      <w:r>
+        <w:rPr>
+          <w:b/>
+          <w:bCs/>
+        </w:rPr>
+        <w:t xml:space="preserve">Demo mode</w:t>
+      </w:r>
+      <w:r>
+        <w:t xml:space="preserve"> </w:t>
+      </w:r>
+      <w:r>
+        <w:t xml:space="preserve">with simulated data (no Firebase needed), useful for designing and presenting.</w:t>
+      </w:r>
+    </w:p>
+    <w:p>
+      <w:pPr>
+        <w:pStyle w:val="FirstParagraph"/>
+      </w:pPr>
+      <w:r>
+        <w:t xml:space="preserve">!Dashboard (Arabic, demo data)</w:t>
+      </w:r>
+    </w:p>
+    <w:bookmarkEnd w:id="94"/>
+    <w:bookmarkStart w:id="95" w:name="run-it-on-your-computer"/>
+    <w:p>
+      <w:pPr>
+        <w:pStyle w:val="Heading2"/>
+      </w:pPr>
+      <w:r>
+        <w:t xml:space="preserve">6.2 Run it on your computer</w:t>
+      </w:r>
+    </w:p>
+    <w:p>
+      <w:pPr>
+        <w:pStyle w:val="FirstParagraph"/>
+      </w:pPr>
+      <w:r>
+        <w:t xml:space="preserve">The page uses JavaScript modules, so open it through a small local web server, not by double-clicking it:</w:t>
+      </w:r>
+    </w:p>
+    <w:p>
+      <w:pPr>
+        <w:pStyle w:val="SourceCode"/>
+      </w:pPr>
+      <w:r>
+        <w:rPr>
+          <w:rStyle w:val="BuiltInTok"/>
+        </w:rPr>
+        <w:t xml:space="preserve">cd</w:t>
+      </w:r>
+      <w:r>
+        <w:rPr>
+          <w:rStyle w:val="NormalTok"/>
+        </w:rPr>
+        <w:t xml:space="preserve"> rayy/web</w:t>
+      </w:r>
+      <w:r>
+        <w:br/>
+      </w:r>
+      <w:r>
+        <w:rPr>
+          <w:rStyle w:val="ExtensionTok"/>
+        </w:rPr>
+        <w:t xml:space="preserve">python</w:t>
+      </w:r>
+      <w:r>
+        <w:rPr>
+          <w:rStyle w:val="NormalTok"/>
+        </w:rPr>
+        <w:t xml:space="preserve"> </w:t>
+      </w:r>
+      <w:r>
+        <w:rPr>
+          <w:rStyle w:val="AttributeTok"/>
+        </w:rPr>
+        <w:t xml:space="preserve">-m</w:t>
+      </w:r>
+      <w:r>
+        <w:rPr>
+          <w:rStyle w:val="NormalTok"/>
+        </w:rPr>
+        <w:t xml:space="preserve"> http.server 8000          </w:t>
+      </w:r>
+      <w:r>
+        <w:rPr>
+          <w:rStyle w:val="CommentTok"/>
+        </w:rPr>
+        <w:t xml:space="preserve"># or: npx serve .</w:t>
+      </w:r>
+    </w:p>
+    <w:p>
+      <w:pPr>
+        <w:pStyle w:val="FirstParagraph"/>
+      </w:pPr>
+      <w:r>
+        <w:t xml:space="preserve">Open</w:t>
+      </w:r>
+      <w:r>
+        <w:t xml:space="preserve"> </w:t>
+      </w:r>
+      <w:hyperlink r:id="rId16">
+        <w:r>
+          <w:rPr>
+            <w:rStyle w:val="Hyperlink"/>
+          </w:rPr>
+          <w:t xml:space="preserve">http://localhost:8000/?demo=1</w:t>
+        </w:r>
+      </w:hyperlink>
+      <w:r>
+        <w:t xml:space="preserve"> </w:t>
+      </w:r>
+      <w:r>
+        <w:t xml:space="preserve">(demo) or</w:t>
+      </w:r>
+      <w:r>
+        <w:t xml:space="preserve"> </w:t>
+      </w:r>
+      <w:hyperlink r:id="rId30">
+        <w:r>
+          <w:rPr>
+            <w:rStyle w:val="Hyperlink"/>
+          </w:rPr>
+          <w:t xml:space="preserve">http://localhost:8000</w:t>
+        </w:r>
+      </w:hyperlink>
+      <w:r>
+        <w:t xml:space="preserve"> </w:t>
+      </w:r>
+      <w:r>
+        <w:t xml:space="preserve">(real data after configuring Firebase).</w:t>
+      </w:r>
+      <w:r>
+        <w:t xml:space="preserve"> </w:t>
+      </w:r>
+      <w:r>
+        <w:t xml:space="preserve">In VS Code, the</w:t>
+      </w:r>
+      <w:r>
+        <w:t xml:space="preserve"> </w:t>
+      </w:r>
+      <w:r>
+        <w:rPr>
+          <w:b/>
+          <w:bCs/>
+        </w:rPr>
+        <w:t xml:space="preserve">Live Server</w:t>
+      </w:r>
+      <w:r>
+        <w:t xml:space="preserve"> </w:t>
+      </w:r>
+      <w:r>
+        <w:t xml:space="preserve">extension also works.</w:t>
+      </w:r>
+    </w:p>
+    <w:bookmarkEnd w:id="95"/>
+    <w:bookmarkStart w:id="96" w:name="connect-it-to-your-firebase"/>
+    <w:p>
+      <w:pPr>
+        <w:pStyle w:val="Heading2"/>
+      </w:pPr>
+      <w:r>
+        <w:t xml:space="preserve">6.3 Connect it to your Firebase</w:t>
+      </w:r>
+    </w:p>
+    <w:p>
+      <w:pPr>
+        <w:pStyle w:val="FirstParagraph"/>
+      </w:pPr>
+      <w:r>
+        <w:t xml:space="preserve">Edit</w:t>
+      </w:r>
+      <w:r>
+        <w:t xml:space="preserve"> </w:t>
+      </w:r>
+      <w:r>
+        <w:rPr>
+          <w:rStyle w:val="VerbatimChar"/>
+        </w:rPr>
+        <w:t xml:space="preserve">web/firebase-config.js</w:t>
+      </w:r>
+      <w:r>
+        <w:t xml:space="preserve"> </w:t>
+      </w:r>
+      <w:r>
+        <w:t xml:space="preserve">and paste the</w:t>
+      </w:r>
+      <w:r>
+        <w:t xml:space="preserve"> </w:t>
+      </w:r>
+      <w:r>
+        <w:rPr>
+          <w:rStyle w:val="VerbatimChar"/>
+        </w:rPr>
+        <w:t xml:space="preserve">firebaseConfig</w:t>
+      </w:r>
+      <w:r>
+        <w:t xml:space="preserve"> </w:t>
+      </w:r>
+      <w:r>
+        <w:t xml:space="preserve">from Firebase</w:t>
+      </w:r>
+      <w:r>
+        <w:t xml:space="preserve"> </w:t>
+      </w:r>
+      <w:r>
+        <w:t xml:space="preserve">(04, step 4). Keep</w:t>
+      </w:r>
+      <w:r>
+        <w:t xml:space="preserve"> </w:t>
+      </w:r>
+      <w:r>
+        <w:rPr>
+          <w:rStyle w:val="VerbatimChar"/>
+        </w:rPr>
+        <w:t xml:space="preserve">PLANT_ID = "plant01"</w:t>
+      </w:r>
+      <w:r>
+        <w:t xml:space="preserve">, the same as in the firmware.</w:t>
+      </w:r>
+      <w:r>
+        <w:t xml:space="preserve"> </w:t>
+      </w:r>
+      <w:r>
+        <w:t xml:space="preserve">While</w:t>
+      </w:r>
+      <w:r>
+        <w:t xml:space="preserve"> </w:t>
+      </w:r>
+      <w:r>
+        <w:rPr>
+          <w:rStyle w:val="VerbatimChar"/>
+        </w:rPr>
+        <w:t xml:space="preserve">apiKey</w:t>
+      </w:r>
+      <w:r>
+        <w:t xml:space="preserve"> </w:t>
+      </w:r>
+      <w:r>
+        <w:t xml:space="preserve">still starts with</w:t>
+      </w:r>
+      <w:r>
+        <w:t xml:space="preserve"> </w:t>
+      </w:r>
+      <w:r>
+        <w:rPr>
+          <w:rStyle w:val="VerbatimChar"/>
+        </w:rPr>
+        <w:t xml:space="preserve">YOUR_</w:t>
+      </w:r>
+      <w:r>
+        <w:t xml:space="preserve">, the page stays in demo mode.</w:t>
+      </w:r>
+    </w:p>
+    <w:bookmarkEnd w:id="96"/>
+    <w:bookmarkStart w:id="97" w:name="publish-it-online"/>
+    <w:p>
+      <w:pPr>
+        <w:pStyle w:val="Heading2"/>
+      </w:pPr>
+      <w:r>
+        <w:t xml:space="preserve">6.4 Publish it online</w:t>
+      </w:r>
+    </w:p>
+    <w:p>
+      <w:pPr>
+        <w:pStyle w:val="SourceCode"/>
+      </w:pPr>
+      <w:r>
+        <w:rPr>
+          <w:rStyle w:val="BuiltInTok"/>
+        </w:rPr>
+        <w:t xml:space="preserve">cd</w:t>
+      </w:r>
+      <w:r>
+        <w:rPr>
+          <w:rStyle w:val="NormalTok"/>
+        </w:rPr>
+        <w:t xml:space="preserve"> rayy</w:t>
+      </w:r>
+      <w:r>
+        <w:br/>
+      </w:r>
+      <w:r>
+        <w:rPr>
+          <w:rStyle w:val="ExtensionTok"/>
+        </w:rPr>
+        <w:t xml:space="preserve">firebase</w:t>
+      </w:r>
+      <w:r>
+        <w:rPr>
+          <w:rStyle w:val="NormalTok"/>
+        </w:rPr>
+        <w:t xml:space="preserve"> deploy </w:t>
+      </w:r>
+      <w:r>
+        <w:rPr>
+          <w:rStyle w:val="AttributeTok"/>
+        </w:rPr>
+        <w:t xml:space="preserve">--only</w:t>
+      </w:r>
+      <w:r>
+        <w:rPr>
+          <w:rStyle w:val="NormalTok"/>
+        </w:rPr>
+        <w:t xml:space="preserve"> hosting</w:t>
+      </w:r>
+    </w:p>
+    <w:p>
+      <w:pPr>
+        <w:pStyle w:val="FirstParagraph"/>
+      </w:pPr>
+      <w:r>
+        <w:t xml:space="preserve">→</w:t>
+      </w:r>
+      <w:r>
+        <w:t xml:space="preserve"> </w:t>
+      </w:r>
+      <w:r>
+        <w:rPr>
+          <w:rStyle w:val="VerbatimChar"/>
+        </w:rPr>
+        <w:t xml:space="preserve">https://&lt;project-id&gt;.web.app</w:t>
+      </w:r>
+      <w:r>
+        <w:t xml:space="preserve">. Users must sign in with an account created in Firebase Authentication.</w:t>
+      </w:r>
+    </w:p>
+    <w:bookmarkEnd w:id="97"/>
+    <w:bookmarkStart w:id="98" w:name="how-the-code-works-app.js"/>
+    <w:p>
+      <w:pPr>
+        <w:pStyle w:val="Heading2"/>
+      </w:pPr>
+      <w:r>
+        <w:t xml:space="preserve">6.5 How the code works (</w:t>
+      </w:r>
+      <w:r>
+        <w:rPr>
+          <w:rStyle w:val="VerbatimChar"/>
+        </w:rPr>
+        <w:t xml:space="preserve">app.js</w:t>
+      </w:r>
+      <w:r>
+        <w:t xml:space="preserve">)</w:t>
+      </w:r>
+    </w:p>
+    <w:p>
+      <w:pPr>
+        <w:pStyle w:val="Compact"/>
+        <w:numPr>
+          <w:ilvl w:val="0"/>
+          <w:numId w:val="1035"/>
+        </w:numPr>
+      </w:pPr>
+      <w:r>
+        <w:rPr>
+          <w:rStyle w:val="VerbatimChar"/>
+        </w:rPr>
+        <w:t xml:space="preserve">firebaseSource()</w:t>
+      </w:r>
+      <w:r>
+        <w:t xml:space="preserve"> </w:t>
+      </w:r>
+      <w:r>
+        <w:t xml:space="preserve">loads the Firebase SDK (v10, from Google’s CDN), signs in, and</w:t>
+      </w:r>
+      <w:r>
+        <w:t xml:space="preserve"> </w:t>
+      </w:r>
+      <w:r>
+        <w:rPr>
+          <w:b/>
+          <w:bCs/>
+        </w:rPr>
+        <w:t xml:space="preserve">subscribes</w:t>
+      </w:r>
+      <w:r>
+        <w:t xml:space="preserve"> </w:t>
+      </w:r>
+      <w:r>
+        <w:t xml:space="preserve">with</w:t>
+      </w:r>
+      <w:r>
+        <w:t xml:space="preserve"> </w:t>
+      </w:r>
+      <w:r>
+        <w:rPr>
+          <w:rStyle w:val="VerbatimChar"/>
+        </w:rPr>
+        <w:t xml:space="preserve">onValue()</w:t>
+      </w:r>
+      <w:r>
+        <w:t xml:space="preserve"> </w:t>
+      </w:r>
+      <w:r>
+        <w:t xml:space="preserve">to:</w:t>
+      </w:r>
+      <w:r>
+        <w:t xml:space="preserve"> </w:t>
+      </w:r>
+      <w:r>
+        <w:rPr>
+          <w:rStyle w:val="VerbatimChar"/>
+        </w:rPr>
+        <w:t xml:space="preserve">live</w:t>
+      </w:r>
+      <w:r>
+        <w:t xml:space="preserve">,</w:t>
+      </w:r>
+      <w:r>
+        <w:t xml:space="preserve"> </w:t>
+      </w:r>
+      <w:r>
+        <w:rPr>
+          <w:rStyle w:val="VerbatimChar"/>
+        </w:rPr>
+        <w:t xml:space="preserve">history</w:t>
+      </w:r>
+      <w:r>
+        <w:t xml:space="preserve"> </w:t>
+      </w:r>
+      <w:r>
+        <w:t xml:space="preserve">(last 288 points = 24 h),</w:t>
+      </w:r>
+      <w:r>
+        <w:t xml:space="preserve"> </w:t>
+      </w:r>
+      <w:r>
+        <w:rPr>
+          <w:rStyle w:val="VerbatimChar"/>
+        </w:rPr>
+        <w:t xml:space="preserve">events</w:t>
+      </w:r>
+      <w:r>
+        <w:t xml:space="preserve"> </w:t>
+      </w:r>
+      <w:r>
+        <w:t xml:space="preserve">(last 30) and</w:t>
+      </w:r>
+      <w:r>
+        <w:t xml:space="preserve"> </w:t>
+      </w:r>
+      <w:r>
+        <w:rPr>
+          <w:rStyle w:val="VerbatimChar"/>
+        </w:rPr>
+        <w:t xml:space="preserve">config</w:t>
+      </w:r>
+      <w:r>
+        <w:t xml:space="preserve">.</w:t>
+      </w:r>
+      <w:r>
+        <w:t xml:space="preserve"> </w:t>
+      </w:r>
+      <w:r>
+        <w:t xml:space="preserve">Firebase pushes every change to the page</w:t>
+      </w:r>
+      <w:r>
+        <w:t xml:space="preserve"> </w:t>
+      </w:r>
+      <w:r>
+        <w:rPr>
+          <w:b/>
+          <w:bCs/>
+        </w:rPr>
+        <w:t xml:space="preserve">in real time</w:t>
+      </w:r>
+      <w:r>
+        <w:t xml:space="preserve"> </w:t>
+      </w:r>
+      <w:r>
+        <w:t xml:space="preserve">(WebSocket), so no refresh is needed.</w:t>
+      </w:r>
+    </w:p>
+    <w:p>
+      <w:pPr>
+        <w:pStyle w:val="Compact"/>
+        <w:numPr>
+          <w:ilvl w:val="0"/>
+          <w:numId w:val="1035"/>
+        </w:numPr>
+      </w:pPr>
+      <w:r>
+        <w:rPr>
+          <w:rStyle w:val="VerbatimChar"/>
+        </w:rPr>
+        <w:t xml:space="preserve">demoSource()</w:t>
+      </w:r>
+      <w:r>
+        <w:t xml:space="preserve"> </w:t>
+      </w:r>
+      <w:r>
+        <w:t xml:space="preserve">makes the same calls with simulated data.</w:t>
+      </w:r>
+    </w:p>
+    <w:p>
+      <w:pPr>
+        <w:pStyle w:val="Compact"/>
+        <w:numPr>
+          <w:ilvl w:val="0"/>
+          <w:numId w:val="1035"/>
+        </w:numPr>
+      </w:pPr>
+      <w:r>
+        <w:rPr>
+          <w:rStyle w:val="VerbatimChar"/>
+        </w:rPr>
+        <w:t xml:space="preserve">renderLive()</w:t>
+      </w:r>
+      <w:r>
+        <w:t xml:space="preserve">,</w:t>
+      </w:r>
+      <w:r>
+        <w:t xml:space="preserve"> </w:t>
+      </w:r>
+      <w:r>
+        <w:rPr>
+          <w:rStyle w:val="VerbatimChar"/>
+        </w:rPr>
+        <w:t xml:space="preserve">renderChart()</w:t>
+      </w:r>
+      <w:r>
+        <w:t xml:space="preserve">,</w:t>
+      </w:r>
+      <w:r>
+        <w:t xml:space="preserve"> </w:t>
+      </w:r>
+      <w:r>
+        <w:rPr>
+          <w:rStyle w:val="VerbatimChar"/>
+        </w:rPr>
+        <w:t xml:space="preserve">renderEvents()</w:t>
+      </w:r>
+      <w:r>
+        <w:t xml:space="preserve"> </w:t>
+      </w:r>
+      <w:r>
+        <w:t xml:space="preserve">and</w:t>
+      </w:r>
+      <w:r>
+        <w:t xml:space="preserve"> </w:t>
+      </w:r>
+      <w:r>
+        <w:rPr>
+          <w:rStyle w:val="VerbatimChar"/>
+        </w:rPr>
+        <w:t xml:space="preserve">fillSettings()</w:t>
+      </w:r>
+      <w:r>
+        <w:t xml:space="preserve"> </w:t>
+      </w:r>
+      <w:r>
+        <w:t xml:space="preserve">update the page.</w:t>
+      </w:r>
+    </w:p>
+    <w:p>
+      <w:pPr>
+        <w:pStyle w:val="Compact"/>
+        <w:numPr>
+          <w:ilvl w:val="0"/>
+          <w:numId w:val="1035"/>
+        </w:numPr>
+      </w:pPr>
+      <w:r>
+        <w:rPr>
+          <w:rStyle w:val="VerbatimChar"/>
+        </w:rPr>
+        <w:t xml:space="preserve">saveConfig()</w:t>
+      </w:r>
+      <w:r>
+        <w:t xml:space="preserve"> </w:t>
+      </w:r>
+      <w:r>
+        <w:t xml:space="preserve">→</w:t>
+      </w:r>
+      <w:r>
+        <w:t xml:space="preserve"> </w:t>
+      </w:r>
+      <w:r>
+        <w:rPr>
+          <w:rStyle w:val="VerbatimChar"/>
+        </w:rPr>
+        <w:t xml:space="preserve">update(plants/plant01/config)</w:t>
+      </w:r>
+      <w:r>
+        <w:t xml:space="preserve">,</w:t>
+      </w:r>
+      <w:r>
+        <w:t xml:space="preserve"> </w:t>
+      </w:r>
+      <w:r>
+        <w:rPr>
+          <w:rStyle w:val="VerbatimChar"/>
+        </w:rPr>
+        <w:t xml:space="preserve">speak(n)</w:t>
+      </w:r>
+      <w:r>
+        <w:t xml:space="preserve"> </w:t>
+      </w:r>
+      <w:r>
+        <w:t xml:space="preserve">→</w:t>
+      </w:r>
+      <w:r>
+        <w:t xml:space="preserve"> </w:t>
+      </w:r>
+      <w:r>
+        <w:rPr>
+          <w:rStyle w:val="VerbatimChar"/>
+        </w:rPr>
+        <w:t xml:space="preserve">set(plants/plant01/command, {play: n})</w:t>
+      </w:r>
+      <w:r>
+        <w:t xml:space="preserve"> </w:t>
+      </w:r>
+      <w:r>
+        <w:t xml:space="preserve">(melody number 1–9).</w:t>
+      </w:r>
+    </w:p>
+    <w:p>
+      <w:pPr>
+        <w:pStyle w:val="Compact"/>
+        <w:numPr>
+          <w:ilvl w:val="0"/>
+          <w:numId w:val="1035"/>
+        </w:numPr>
+      </w:pPr>
+      <w:r>
+        <w:t xml:space="preserve">All the texts are in the</w:t>
+      </w:r>
+      <w:r>
+        <w:t xml:space="preserve"> </w:t>
+      </w:r>
+      <w:r>
+        <w:rPr>
+          <w:rStyle w:val="VerbatimChar"/>
+        </w:rPr>
+        <w:t xml:space="preserve">TEXT.ar</w:t>
+      </w:r>
+      <w:r>
+        <w:t xml:space="preserve"> </w:t>
+      </w:r>
+      <w:r>
+        <w:t xml:space="preserve">/</w:t>
+      </w:r>
+      <w:r>
+        <w:t xml:space="preserve"> </w:t>
+      </w:r>
+      <w:r>
+        <w:rPr>
+          <w:rStyle w:val="VerbatimChar"/>
+        </w:rPr>
+        <w:t xml:space="preserve">TEXT.en</w:t>
+      </w:r>
+      <w:r>
+        <w:t xml:space="preserve"> </w:t>
+      </w:r>
+      <w:r>
+        <w:t xml:space="preserve">dictionaries, so translation is easy.</w:t>
+      </w:r>
+    </w:p>
+    <w:bookmarkEnd w:id="98"/>
+    <w:bookmarkEnd w:id="99"/>
+    <w:bookmarkStart w:id="104" w:name="android-application"/>
+    <w:p>
+      <w:pPr>
+        <w:pStyle w:val="Heading1"/>
+      </w:pPr>
+      <w:r>
+        <w:t xml:space="preserve">07 · Android Application</w:t>
+      </w:r>
+    </w:p>
+    <w:p>
+      <w:pPr>
+        <w:pStyle w:val="FirstParagraph"/>
+      </w:pPr>
+      <w:r>
+        <w:t xml:space="preserve">Code:</w:t>
+      </w:r>
+      <w:r>
+        <w:t xml:space="preserve"> </w:t>
+      </w:r>
+      <w:r>
+        <w:rPr>
+          <w:rStyle w:val="VerbatimChar"/>
+        </w:rPr>
+        <w:t xml:space="preserve">android/Rayy/</w:t>
+      </w:r>
+      <w:r>
+        <w:t xml:space="preserve">, a</w:t>
+      </w:r>
+      <w:r>
+        <w:t xml:space="preserve"> </w:t>
+      </w:r>
+      <w:r>
+        <w:rPr>
+          <w:b/>
+          <w:bCs/>
+        </w:rPr>
+        <w:t xml:space="preserve">native Android app</w:t>
+      </w:r>
+      <w:r>
+        <w:t xml:space="preserve"> </w:t>
+      </w:r>
+      <w:r>
+        <w:t xml:space="preserve">in</w:t>
+      </w:r>
+      <w:r>
+        <w:t xml:space="preserve"> </w:t>
+      </w:r>
+      <w:r>
+        <w:rPr>
+          <w:b/>
+          <w:bCs/>
+        </w:rPr>
+        <w:t xml:space="preserve">Kotlin + Jetpack Compose (Material 3)</w:t>
+      </w:r>
+      <w:r>
+        <w:t xml:space="preserve"> </w:t>
+      </w:r>
+      <w:r>
+        <w:t xml:space="preserve">using the official</w:t>
+      </w:r>
+      <w:r>
+        <w:t xml:space="preserve"> </w:t>
+      </w:r>
+      <w:r>
+        <w:rPr>
+          <w:b/>
+          <w:bCs/>
+        </w:rPr>
+        <w:t xml:space="preserve">Firebase Android SDK</w:t>
+      </w:r>
+      <w:r>
+        <w:t xml:space="preserve"> </w:t>
+      </w:r>
+      <w:r>
+        <w:t xml:space="preserve">(Authentication + Realtime Database).</w:t>
+      </w:r>
+      <w:r>
+        <w:t xml:space="preserve"> </w:t>
+      </w:r>
+      <w:r>
+        <w:t xml:space="preserve">It shows the same data as the web dashboard in a simple, phone-friendly design. It is in</w:t>
+      </w:r>
+      <w:r>
+        <w:t xml:space="preserve"> </w:t>
+      </w:r>
+      <w:r>
+        <w:rPr>
+          <w:b/>
+          <w:bCs/>
+        </w:rPr>
+        <w:t xml:space="preserve">Arabic or English</w:t>
+      </w:r>
+      <w:r>
+        <w:t xml:space="preserve"> </w:t>
+      </w:r>
+      <w:r>
+        <w:t xml:space="preserve">automatically, following the phone language.</w:t>
       </w:r>
     </w:p>
     <w:tbl>
@@ -16295,1598 +17201,6 @@
               <w:pStyle w:val="Compact"/>
             </w:pPr>
             <w:r>
-              <w:t xml:space="preserve">Mood</w:t>
-            </w:r>
-          </w:p>
-        </w:tc>
-        <w:tc>
-          <w:tcPr/>
-          <w:p>
-            <w:pPr>
-              <w:pStyle w:val="Compact"/>
-            </w:pPr>
-            <w:r>
-              <w:t xml:space="preserve">Drawing</w:t>
-            </w:r>
-          </w:p>
-        </w:tc>
-      </w:tr>
-      <w:tr>
-        <w:tc>
-          <w:tcPr/>
-          <w:p>
-            <w:pPr>
-              <w:pStyle w:val="Compact"/>
-            </w:pPr>
-            <w:r>
-              <w:t xml:space="preserve">😊 Happy</w:t>
-            </w:r>
-          </w:p>
-        </w:tc>
-        <w:tc>
-          <w:tcPr/>
-          <w:p>
-            <w:pPr>
-              <w:pStyle w:val="Compact"/>
-            </w:pPr>
-            <w:r>
-              <w:t xml:space="preserve">Round eyes with shine, smile, cheeks, small leaf, blinking</w:t>
-            </w:r>
-          </w:p>
-        </w:tc>
-      </w:tr>
-      <w:tr>
-        <w:tc>
-          <w:tcPr/>
-          <w:p>
-            <w:pPr>
-              <w:pStyle w:val="Compact"/>
-            </w:pPr>
-            <w:r>
-              <w:t xml:space="preserve">😫 Thirsty</w:t>
-            </w:r>
-          </w:p>
-        </w:tc>
-        <w:tc>
-          <w:tcPr/>
-          <w:p>
-            <w:pPr>
-              <w:pStyle w:val="Compact"/>
-            </w:pPr>
-            <w:r>
-              <w:t xml:space="preserve">Sad eyebrows, open mouth with tongue, falling water drop,</w:t>
-            </w:r>
-            <w:r>
-              <w:t xml:space="preserve"> </w:t>
-            </w:r>
-            <w:r>
-              <w:t xml:space="preserve">“WATER!”</w:t>
-            </w:r>
-          </w:p>
-        </w:tc>
-      </w:tr>
-      <w:tr>
-        <w:tc>
-          <w:tcPr/>
-          <w:p>
-            <w:pPr>
-              <w:pStyle w:val="Compact"/>
-            </w:pPr>
-            <w:r>
-              <w:t xml:space="preserve">🥴 Too wet</w:t>
-            </w:r>
-          </w:p>
-        </w:tc>
-        <w:tc>
-          <w:tcPr/>
-          <w:p>
-            <w:pPr>
-              <w:pStyle w:val="Compact"/>
-            </w:pPr>
-            <w:r>
-              <w:t xml:space="preserve">X eyes, wavy mouth, drops,</w:t>
-            </w:r>
-            <w:r>
-              <w:t xml:space="preserve"> </w:t>
-            </w:r>
-            <w:r>
-              <w:t xml:space="preserve">“Too wet”</w:t>
-            </w:r>
-          </w:p>
-        </w:tc>
-      </w:tr>
-      <w:tr>
-        <w:tc>
-          <w:tcPr/>
-          <w:p>
-            <w:pPr>
-              <w:pStyle w:val="Compact"/>
-            </w:pPr>
-            <w:r>
-              <w:t xml:space="preserve">🥵 Hot</w:t>
-            </w:r>
-          </w:p>
-        </w:tc>
-        <w:tc>
-          <w:tcPr/>
-          <w:p>
-            <w:pPr>
-              <w:pStyle w:val="Compact"/>
-            </w:pPr>
-            <w:r>
-              <w:t xml:space="preserve">Squinting eyes, panting mouth, sweat drop, sun</w:t>
-            </w:r>
-          </w:p>
-        </w:tc>
-      </w:tr>
-      <w:tr>
-        <w:tc>
-          <w:tcPr/>
-          <w:p>
-            <w:pPr>
-              <w:pStyle w:val="Compact"/>
-            </w:pPr>
-            <w:r>
-              <w:t xml:space="preserve">🥶 Cold</w:t>
-            </w:r>
-          </w:p>
-        </w:tc>
-        <w:tc>
-          <w:tcPr/>
-          <w:p>
-            <w:pPr>
-              <w:pStyle w:val="Compact"/>
-            </w:pPr>
-            <w:r>
-              <w:t xml:space="preserve">Shaking eyes, chattering zig-zag teeth, snowflake</w:t>
-            </w:r>
-          </w:p>
-        </w:tc>
-      </w:tr>
-      <w:tr>
-        <w:tc>
-          <w:tcPr/>
-          <w:p>
-            <w:pPr>
-              <w:pStyle w:val="Compact"/>
-            </w:pPr>
-            <w:r>
-              <w:t xml:space="preserve">😞 Needs light</w:t>
-            </w:r>
-          </w:p>
-        </w:tc>
-        <w:tc>
-          <w:tcPr/>
-          <w:p>
-            <w:pPr>
-              <w:pStyle w:val="Compact"/>
-            </w:pPr>
-            <w:r>
-              <w:t xml:space="preserve">Sad eyes, frown, light bulb,</w:t>
-            </w:r>
-            <w:r>
-              <w:t xml:space="preserve"> </w:t>
-            </w:r>
-            <w:r>
-              <w:t xml:space="preserve">“Light?”</w:t>
-            </w:r>
-          </w:p>
-        </w:tc>
-      </w:tr>
-      <w:tr>
-        <w:tc>
-          <w:tcPr/>
-          <w:p>
-            <w:pPr>
-              <w:pStyle w:val="Compact"/>
-            </w:pPr>
-            <w:r>
-              <w:t xml:space="preserve">😴 Sleeping</w:t>
-            </w:r>
-          </w:p>
-        </w:tc>
-        <w:tc>
-          <w:tcPr/>
-          <w:p>
-            <w:pPr>
-              <w:pStyle w:val="Compact"/>
-            </w:pPr>
-            <w:r>
-              <w:t xml:space="preserve">Closed eyes, small</w:t>
-            </w:r>
-            <w:r>
-              <w:t xml:space="preserve"> </w:t>
-            </w:r>
-            <w:r>
-              <w:t xml:space="preserve">“o”</w:t>
-            </w:r>
-            <w:r>
-              <w:t xml:space="preserve"> </w:t>
-            </w:r>
-            <w:r>
-              <w:t xml:space="preserve">mouth, rising</w:t>
-            </w:r>
-            <w:r>
-              <w:t xml:space="preserve"> </w:t>
-            </w:r>
-            <w:r>
-              <w:t xml:space="preserve">“z Z”</w:t>
-            </w:r>
-          </w:p>
-        </w:tc>
-      </w:tr>
-    </w:tbl>
-    <w:bookmarkEnd w:id="91"/>
-    <w:bookmarkStart w:id="92" w:name="changing-behaviour"/>
-    <w:p>
-      <w:pPr>
-        <w:pStyle w:val="Heading2"/>
-      </w:pPr>
-      <w:r>
-        <w:t xml:space="preserve">5.8 Changing behaviour</w:t>
-      </w:r>
-    </w:p>
-    <w:p>
-      <w:pPr>
-        <w:pStyle w:val="Compact"/>
-        <w:numPr>
-          <w:ilvl w:val="0"/>
-          <w:numId w:val="1033"/>
-        </w:numPr>
-      </w:pPr>
-      <w:r>
-        <w:rPr>
-          <w:b/>
-          <w:bCs/>
-        </w:rPr>
-        <w:t xml:space="preserve">Thresholds, quiet hours, mute:</w:t>
-      </w:r>
-      <w:r>
-        <w:t xml:space="preserve"> </w:t>
-      </w:r>
-      <w:r>
-        <w:t xml:space="preserve">from the web app (no re-upload needed). The ESP32 reads them every 30 s.</w:t>
-      </w:r>
-    </w:p>
-    <w:p>
-      <w:pPr>
-        <w:pStyle w:val="Compact"/>
-        <w:numPr>
-          <w:ilvl w:val="0"/>
-          <w:numId w:val="1033"/>
-        </w:numPr>
-      </w:pPr>
-      <w:r>
-        <w:rPr>
-          <w:b/>
-          <w:bCs/>
-        </w:rPr>
-        <w:t xml:space="preserve">Intervals, soil calibration:</w:t>
-      </w:r>
-      <w:r>
-        <w:t xml:space="preserve"> </w:t>
-      </w:r>
-      <w:r>
-        <w:rPr>
-          <w:rStyle w:val="VerbatimChar"/>
-        </w:rPr>
-        <w:t xml:space="preserve">config.h</w:t>
-      </w:r>
-      <w:r>
-        <w:t xml:space="preserve">.</w:t>
-      </w:r>
-    </w:p>
-    <w:p>
-      <w:pPr>
-        <w:pStyle w:val="Compact"/>
-        <w:numPr>
-          <w:ilvl w:val="0"/>
-          <w:numId w:val="1033"/>
-        </w:numPr>
-      </w:pPr>
-      <w:r>
-        <w:rPr>
-          <w:b/>
-          <w:bCs/>
-        </w:rPr>
-        <w:t xml:space="preserve">Add a new mood:</w:t>
-      </w:r>
-      <w:r>
-        <w:t xml:space="preserve"> </w:t>
-      </w:r>
-      <w:r>
-        <w:t xml:space="preserve">add it to</w:t>
-      </w:r>
-      <w:r>
-        <w:t xml:space="preserve"> </w:t>
-      </w:r>
-      <w:r>
-        <w:rPr>
-          <w:rStyle w:val="VerbatimChar"/>
-        </w:rPr>
-        <w:t xml:space="preserve">enum Mood</w:t>
-      </w:r>
-      <w:r>
-        <w:t xml:space="preserve">,</w:t>
-      </w:r>
-      <w:r>
-        <w:t xml:space="preserve"> </w:t>
-      </w:r>
-      <w:r>
-        <w:rPr>
-          <w:rStyle w:val="VerbatimChar"/>
-        </w:rPr>
-        <w:t xml:space="preserve">evaluateMood()</w:t>
-      </w:r>
-      <w:r>
-        <w:t xml:space="preserve">,</w:t>
-      </w:r>
-      <w:r>
-        <w:t xml:space="preserve"> </w:t>
-      </w:r>
-      <w:r>
-        <w:rPr>
-          <w:rStyle w:val="VerbatimChar"/>
-        </w:rPr>
-        <w:t xml:space="preserve">moodName()</w:t>
-      </w:r>
-      <w:r>
-        <w:t xml:space="preserve">, a face in</w:t>
-      </w:r>
-      <w:r>
-        <w:t xml:space="preserve"> </w:t>
-      </w:r>
-      <w:r>
-        <w:rPr>
-          <w:rStyle w:val="VerbatimChar"/>
-        </w:rPr>
-        <w:t xml:space="preserve">displayFace()</w:t>
-      </w:r>
-      <w:r>
-        <w:t xml:space="preserve">, a melody in</w:t>
-      </w:r>
-      <w:r>
-        <w:t xml:space="preserve"> </w:t>
-      </w:r>
-      <w:r>
-        <w:rPr>
-          <w:rStyle w:val="VerbatimChar"/>
-        </w:rPr>
-        <w:t xml:space="preserve">sound.cpp</w:t>
-      </w:r>
-      <w:r>
-        <w:t xml:space="preserve">, and the texts in the apps.</w:t>
-      </w:r>
-    </w:p>
-    <w:bookmarkEnd w:id="92"/>
-    <w:bookmarkStart w:id="93" w:name="unit-tests-of-the-mood-logic-on-a-pc"/>
-    <w:p>
-      <w:pPr>
-        <w:pStyle w:val="Heading2"/>
-      </w:pPr>
-      <w:r>
-        <w:t xml:space="preserve">5.9 Unit tests of the mood logic (on a PC)</w:t>
-      </w:r>
-    </w:p>
-    <w:p>
-      <w:pPr>
-        <w:pStyle w:val="SourceCode"/>
-      </w:pPr>
-      <w:r>
-        <w:rPr>
-          <w:rStyle w:val="BuiltInTok"/>
-        </w:rPr>
-        <w:t xml:space="preserve">cd</w:t>
-      </w:r>
-      <w:r>
-        <w:rPr>
-          <w:rStyle w:val="NormalTok"/>
-        </w:rPr>
-        <w:t xml:space="preserve"> tests</w:t>
-      </w:r>
-      <w:r>
-        <w:br/>
-      </w:r>
-      <w:r>
-        <w:rPr>
-          <w:rStyle w:val="ExtensionTok"/>
-        </w:rPr>
-        <w:t xml:space="preserve">g++</w:t>
-      </w:r>
-      <w:r>
-        <w:rPr>
-          <w:rStyle w:val="NormalTok"/>
-        </w:rPr>
-        <w:t xml:space="preserve"> </w:t>
-      </w:r>
-      <w:r>
-        <w:rPr>
-          <w:rStyle w:val="AttributeTok"/>
-        </w:rPr>
-        <w:t xml:space="preserve">-std</w:t>
-      </w:r>
-      <w:r>
-        <w:rPr>
-          <w:rStyle w:val="OperatorTok"/>
-        </w:rPr>
-        <w:t xml:space="preserve">=</w:t>
-      </w:r>
-      <w:r>
-        <w:rPr>
-          <w:rStyle w:val="NormalTok"/>
-        </w:rPr>
-        <w:t xml:space="preserve">c++17 </w:t>
-      </w:r>
-      <w:r>
-        <w:rPr>
-          <w:rStyle w:val="AttributeTok"/>
-        </w:rPr>
-        <w:t xml:space="preserve">-I..</w:t>
-      </w:r>
-      <w:r>
-        <w:rPr>
-          <w:rStyle w:val="NormalTok"/>
-        </w:rPr>
-        <w:t xml:space="preserve">/firmware/Rayy test_mood.cpp ../firmware/Rayy/mood.cpp </w:t>
-      </w:r>
-      <w:r>
-        <w:rPr>
-          <w:rStyle w:val="AttributeTok"/>
-        </w:rPr>
-        <w:t xml:space="preserve">-o</w:t>
-      </w:r>
-      <w:r>
-        <w:rPr>
-          <w:rStyle w:val="NormalTok"/>
-        </w:rPr>
-        <w:t xml:space="preserve"> test_mood</w:t>
-      </w:r>
-      <w:r>
-        <w:br/>
-      </w:r>
-      <w:r>
-        <w:rPr>
-          <w:rStyle w:val="ExtensionTok"/>
-        </w:rPr>
-        <w:t xml:space="preserve">./test_mood</w:t>
-      </w:r>
-      <w:r>
-        <w:rPr>
-          <w:rStyle w:val="NormalTok"/>
-        </w:rPr>
-        <w:t xml:space="preserve">          </w:t>
-      </w:r>
-      <w:r>
-        <w:rPr>
-          <w:rStyle w:val="CommentTok"/>
-        </w:rPr>
-        <w:t xml:space="preserve"># → "33 checks, 0 failures"</w:t>
-      </w:r>
-    </w:p>
-    <w:bookmarkEnd w:id="93"/>
-    <w:bookmarkEnd w:id="94"/>
-    <w:bookmarkStart w:id="100" w:name="web-application-dashboard"/>
-    <w:p>
-      <w:pPr>
-        <w:pStyle w:val="Heading1"/>
-      </w:pPr>
-      <w:r>
-        <w:t xml:space="preserve">06 · Web Application (Dashboard)</w:t>
-      </w:r>
-    </w:p>
-    <w:p>
-      <w:pPr>
-        <w:pStyle w:val="FirstParagraph"/>
-      </w:pPr>
-      <w:r>
-        <w:t xml:space="preserve">Code:</w:t>
-      </w:r>
-      <w:r>
-        <w:t xml:space="preserve"> </w:t>
-      </w:r>
-      <w:r>
-        <w:rPr>
-          <w:rStyle w:val="VerbatimChar"/>
-        </w:rPr>
-        <w:t xml:space="preserve">web/</w:t>
-      </w:r>
-      <w:r>
-        <w:t xml:space="preserve">:</w:t>
-      </w:r>
-      <w:r>
-        <w:t xml:space="preserve"> </w:t>
-      </w:r>
-      <w:r>
-        <w:rPr>
-          <w:rStyle w:val="VerbatimChar"/>
-        </w:rPr>
-        <w:t xml:space="preserve">index.html</w:t>
-      </w:r>
-      <w:r>
-        <w:t xml:space="preserve">,</w:t>
-      </w:r>
-      <w:r>
-        <w:t xml:space="preserve"> </w:t>
-      </w:r>
-      <w:r>
-        <w:rPr>
-          <w:rStyle w:val="VerbatimChar"/>
-        </w:rPr>
-        <w:t xml:space="preserve">style.css</w:t>
-      </w:r>
-      <w:r>
-        <w:t xml:space="preserve">,</w:t>
-      </w:r>
-      <w:r>
-        <w:t xml:space="preserve"> </w:t>
-      </w:r>
-      <w:r>
-        <w:rPr>
-          <w:rStyle w:val="VerbatimChar"/>
-        </w:rPr>
-        <w:t xml:space="preserve">app.js</w:t>
-      </w:r>
-      <w:r>
-        <w:t xml:space="preserve">,</w:t>
-      </w:r>
-      <w:r>
-        <w:t xml:space="preserve"> </w:t>
-      </w:r>
-      <w:r>
-        <w:rPr>
-          <w:rStyle w:val="VerbatimChar"/>
-        </w:rPr>
-        <w:t xml:space="preserve">firebase-config.js</w:t>
-      </w:r>
-      <w:r>
-        <w:t xml:space="preserve">. No build step is needed: it is plain</w:t>
-      </w:r>
-      <w:r>
-        <w:t xml:space="preserve"> </w:t>
-      </w:r>
-      <w:r>
-        <w:t xml:space="preserve">HTML/CSS/JavaScript.</w:t>
-      </w:r>
-    </w:p>
-    <w:bookmarkStart w:id="95" w:name="features"/>
-    <w:p>
-      <w:pPr>
-        <w:pStyle w:val="Heading2"/>
-      </w:pPr>
-      <w:r>
-        <w:t xml:space="preserve">6.1 Features</w:t>
-      </w:r>
-    </w:p>
-    <w:p>
-      <w:pPr>
-        <w:pStyle w:val="Compact"/>
-        <w:numPr>
-          <w:ilvl w:val="0"/>
-          <w:numId w:val="1034"/>
-        </w:numPr>
-      </w:pPr>
-      <w:r>
-        <w:rPr>
-          <w:b/>
-          <w:bCs/>
-        </w:rPr>
-        <w:t xml:space="preserve">Login</w:t>
-      </w:r>
-      <w:r>
-        <w:t xml:space="preserve"> </w:t>
-      </w:r>
-      <w:r>
-        <w:t xml:space="preserve">with Firebase Authentication (email + password).</w:t>
-      </w:r>
-    </w:p>
-    <w:p>
-      <w:pPr>
-        <w:pStyle w:val="Compact"/>
-        <w:numPr>
-          <w:ilvl w:val="0"/>
-          <w:numId w:val="1034"/>
-        </w:numPr>
-      </w:pPr>
-      <w:r>
-        <w:rPr>
-          <w:b/>
-          <w:bCs/>
-        </w:rPr>
-        <w:t xml:space="preserve">Mood card:</w:t>
-      </w:r>
-      <w:r>
-        <w:t xml:space="preserve"> </w:t>
-      </w:r>
-      <w:r>
-        <w:t xml:space="preserve">big animated emoji, title and message. It turns orange when the plant needs something.</w:t>
-      </w:r>
-    </w:p>
-    <w:p>
-      <w:pPr>
-        <w:pStyle w:val="Compact"/>
-        <w:numPr>
-          <w:ilvl w:val="0"/>
-          <w:numId w:val="1034"/>
-        </w:numPr>
-      </w:pPr>
-      <w:r>
-        <w:rPr>
-          <w:b/>
-          <w:bCs/>
-        </w:rPr>
-        <w:t xml:space="preserve">Live cards:</w:t>
-      </w:r>
-      <w:r>
-        <w:t xml:space="preserve"> </w:t>
-      </w:r>
-      <w:r>
-        <w:t xml:space="preserve">soil moisture (with bar), temperature, air humidity, light (lux), Wi-Fi signal.</w:t>
-      </w:r>
-    </w:p>
-    <w:p>
-      <w:pPr>
-        <w:pStyle w:val="Compact"/>
-        <w:numPr>
-          <w:ilvl w:val="0"/>
-          <w:numId w:val="1034"/>
-        </w:numPr>
-      </w:pPr>
-      <w:r>
-        <w:rPr>
-          <w:b/>
-          <w:bCs/>
-        </w:rPr>
-        <w:t xml:space="preserve">Online / offline badge:</w:t>
-      </w:r>
-      <w:r>
-        <w:t xml:space="preserve"> </w:t>
-      </w:r>
-      <w:r>
-        <w:t xml:space="preserve">online if the plant sent data during the last 2 minutes.</w:t>
-      </w:r>
-    </w:p>
-    <w:p>
-      <w:pPr>
-        <w:pStyle w:val="Compact"/>
-        <w:numPr>
-          <w:ilvl w:val="0"/>
-          <w:numId w:val="1034"/>
-        </w:numPr>
-      </w:pPr>
-      <w:r>
-        <w:rPr>
-          <w:b/>
-          <w:bCs/>
-        </w:rPr>
-        <w:t xml:space="preserve">History chart (24 h)</w:t>
-      </w:r>
-      <w:r>
-        <w:t xml:space="preserve"> </w:t>
-      </w:r>
-      <w:r>
-        <w:t xml:space="preserve">with a selector: moisture / temperature / humidity / light (Chart.js).</w:t>
-      </w:r>
-    </w:p>
-    <w:p>
-      <w:pPr>
-        <w:pStyle w:val="Compact"/>
-        <w:numPr>
-          <w:ilvl w:val="0"/>
-          <w:numId w:val="1034"/>
-        </w:numPr>
-      </w:pPr>
-      <w:r>
-        <w:rPr>
-          <w:b/>
-          <w:bCs/>
-        </w:rPr>
-        <w:t xml:space="preserve">Plant diary:</w:t>
-      </w:r>
-      <w:r>
-        <w:t xml:space="preserve"> </w:t>
-      </w:r>
-      <w:r>
-        <w:t xml:space="preserve">the last 30 mood changes, with time.</w:t>
-      </w:r>
-    </w:p>
-    <w:p>
-      <w:pPr>
-        <w:pStyle w:val="Compact"/>
-        <w:numPr>
-          <w:ilvl w:val="0"/>
-          <w:numId w:val="1034"/>
-        </w:numPr>
-      </w:pPr>
-      <w:r>
-        <w:rPr>
-          <w:b/>
-          <w:bCs/>
-        </w:rPr>
-        <w:t xml:space="preserve">Play a sound on the plant:</w:t>
-      </w:r>
-      <w:r>
-        <w:t xml:space="preserve"> </w:t>
-      </w:r>
-      <w:r>
-        <w:t xml:space="preserve">choose a melody →</w:t>
-      </w:r>
-      <w:r>
-        <w:t xml:space="preserve"> </w:t>
-      </w:r>
-      <w:r>
-        <w:t xml:space="preserve">“Play”</w:t>
-      </w:r>
-      <w:r>
-        <w:t xml:space="preserve">. The plant’s buzzer plays it within 30 s.</w:t>
-      </w:r>
-    </w:p>
-    <w:p>
-      <w:pPr>
-        <w:pStyle w:val="Compact"/>
-        <w:numPr>
-          <w:ilvl w:val="0"/>
-          <w:numId w:val="1034"/>
-        </w:numPr>
-      </w:pPr>
-      <w:r>
-        <w:rPr>
-          <w:b/>
-          <w:bCs/>
-        </w:rPr>
-        <w:t xml:space="preserve">Plant settings:</w:t>
-      </w:r>
-      <w:r>
-        <w:t xml:space="preserve"> </w:t>
-      </w:r>
-      <w:r>
-        <w:t xml:space="preserve">name, thresholds, quiet hours, mute. They are saved in Firebase and the ESP32 applies them.</w:t>
-      </w:r>
-    </w:p>
-    <w:p>
-      <w:pPr>
-        <w:pStyle w:val="Compact"/>
-        <w:numPr>
-          <w:ilvl w:val="0"/>
-          <w:numId w:val="1034"/>
-        </w:numPr>
-      </w:pPr>
-      <w:r>
-        <w:rPr>
-          <w:b/>
-          <w:bCs/>
-        </w:rPr>
-        <w:t xml:space="preserve">Arabic (RTL) / English</w:t>
-      </w:r>
-      <w:r>
-        <w:t xml:space="preserve"> </w:t>
-      </w:r>
-      <w:r>
-        <w:t xml:space="preserve">switch,</w:t>
-      </w:r>
-      <w:r>
-        <w:t xml:space="preserve"> </w:t>
-      </w:r>
-      <w:r>
-        <w:rPr>
-          <w:b/>
-          <w:bCs/>
-        </w:rPr>
-        <w:t xml:space="preserve">dark mode</w:t>
-      </w:r>
-      <w:r>
-        <w:t xml:space="preserve"> </w:t>
-      </w:r>
-      <w:r>
-        <w:t xml:space="preserve">automatic,</w:t>
-      </w:r>
-      <w:r>
-        <w:t xml:space="preserve"> </w:t>
-      </w:r>
-      <w:r>
-        <w:rPr>
-          <w:b/>
-          <w:bCs/>
-        </w:rPr>
-        <w:t xml:space="preserve">responsive</w:t>
-      </w:r>
-      <w:r>
-        <w:t xml:space="preserve"> </w:t>
-      </w:r>
-      <w:r>
-        <w:t xml:space="preserve">on phones.</w:t>
-      </w:r>
-    </w:p>
-    <w:p>
-      <w:pPr>
-        <w:pStyle w:val="Compact"/>
-        <w:numPr>
-          <w:ilvl w:val="0"/>
-          <w:numId w:val="1034"/>
-        </w:numPr>
-      </w:pPr>
-      <w:r>
-        <w:rPr>
-          <w:b/>
-          <w:bCs/>
-        </w:rPr>
-        <w:t xml:space="preserve">Demo mode</w:t>
-      </w:r>
-      <w:r>
-        <w:t xml:space="preserve"> </w:t>
-      </w:r>
-      <w:r>
-        <w:t xml:space="preserve">with simulated data (no Firebase needed), useful for designing and presenting.</w:t>
-      </w:r>
-    </w:p>
-    <w:p>
-      <w:pPr>
-        <w:pStyle w:val="FirstParagraph"/>
-      </w:pPr>
-      <w:r>
-        <w:t xml:space="preserve">!Dashboard (Arabic, demo data)</w:t>
-      </w:r>
-    </w:p>
-    <w:bookmarkEnd w:id="95"/>
-    <w:bookmarkStart w:id="96" w:name="run-it-on-your-computer"/>
-    <w:p>
-      <w:pPr>
-        <w:pStyle w:val="Heading2"/>
-      </w:pPr>
-      <w:r>
-        <w:t xml:space="preserve">6.2 Run it on your computer</w:t>
-      </w:r>
-    </w:p>
-    <w:p>
-      <w:pPr>
-        <w:pStyle w:val="FirstParagraph"/>
-      </w:pPr>
-      <w:r>
-        <w:t xml:space="preserve">The page uses JavaScript modules, so open it through a small local web server, not by double-clicking it:</w:t>
-      </w:r>
-    </w:p>
-    <w:p>
-      <w:pPr>
-        <w:pStyle w:val="SourceCode"/>
-      </w:pPr>
-      <w:r>
-        <w:rPr>
-          <w:rStyle w:val="BuiltInTok"/>
-        </w:rPr>
-        <w:t xml:space="preserve">cd</w:t>
-      </w:r>
-      <w:r>
-        <w:rPr>
-          <w:rStyle w:val="NormalTok"/>
-        </w:rPr>
-        <w:t xml:space="preserve"> rayy/web</w:t>
-      </w:r>
-      <w:r>
-        <w:br/>
-      </w:r>
-      <w:r>
-        <w:rPr>
-          <w:rStyle w:val="ExtensionTok"/>
-        </w:rPr>
-        <w:t xml:space="preserve">python</w:t>
-      </w:r>
-      <w:r>
-        <w:rPr>
-          <w:rStyle w:val="NormalTok"/>
-        </w:rPr>
-        <w:t xml:space="preserve"> </w:t>
-      </w:r>
-      <w:r>
-        <w:rPr>
-          <w:rStyle w:val="AttributeTok"/>
-        </w:rPr>
-        <w:t xml:space="preserve">-m</w:t>
-      </w:r>
-      <w:r>
-        <w:rPr>
-          <w:rStyle w:val="NormalTok"/>
-        </w:rPr>
-        <w:t xml:space="preserve"> http.server 8000          </w:t>
-      </w:r>
-      <w:r>
-        <w:rPr>
-          <w:rStyle w:val="CommentTok"/>
-        </w:rPr>
-        <w:t xml:space="preserve"># or: npx serve .</w:t>
-      </w:r>
-    </w:p>
-    <w:p>
-      <w:pPr>
-        <w:pStyle w:val="FirstParagraph"/>
-      </w:pPr>
-      <w:r>
-        <w:t xml:space="preserve">Open</w:t>
-      </w:r>
-      <w:r>
-        <w:t xml:space="preserve"> </w:t>
-      </w:r>
-      <w:hyperlink r:id="rId16">
-        <w:r>
-          <w:rPr>
-            <w:rStyle w:val="Hyperlink"/>
-          </w:rPr>
-          <w:t xml:space="preserve">http://localhost:8000/?demo=1</w:t>
-        </w:r>
-      </w:hyperlink>
-      <w:r>
-        <w:t xml:space="preserve"> </w:t>
-      </w:r>
-      <w:r>
-        <w:t xml:space="preserve">(demo) or</w:t>
-      </w:r>
-      <w:r>
-        <w:t xml:space="preserve"> </w:t>
-      </w:r>
-      <w:hyperlink r:id="rId30">
-        <w:r>
-          <w:rPr>
-            <w:rStyle w:val="Hyperlink"/>
-          </w:rPr>
-          <w:t xml:space="preserve">http://localhost:8000</w:t>
-        </w:r>
-      </w:hyperlink>
-      <w:r>
-        <w:t xml:space="preserve"> </w:t>
-      </w:r>
-      <w:r>
-        <w:t xml:space="preserve">(real data after configuring Firebase).</w:t>
-      </w:r>
-      <w:r>
-        <w:t xml:space="preserve"> </w:t>
-      </w:r>
-      <w:r>
-        <w:t xml:space="preserve">In VS Code, the</w:t>
-      </w:r>
-      <w:r>
-        <w:t xml:space="preserve"> </w:t>
-      </w:r>
-      <w:r>
-        <w:rPr>
-          <w:b/>
-          <w:bCs/>
-        </w:rPr>
-        <w:t xml:space="preserve">Live Server</w:t>
-      </w:r>
-      <w:r>
-        <w:t xml:space="preserve"> </w:t>
-      </w:r>
-      <w:r>
-        <w:t xml:space="preserve">extension also works.</w:t>
-      </w:r>
-    </w:p>
-    <w:bookmarkEnd w:id="96"/>
-    <w:bookmarkStart w:id="97" w:name="connect-it-to-your-firebase"/>
-    <w:p>
-      <w:pPr>
-        <w:pStyle w:val="Heading2"/>
-      </w:pPr>
-      <w:r>
-        <w:t xml:space="preserve">6.3 Connect it to your Firebase</w:t>
-      </w:r>
-    </w:p>
-    <w:p>
-      <w:pPr>
-        <w:pStyle w:val="FirstParagraph"/>
-      </w:pPr>
-      <w:r>
-        <w:t xml:space="preserve">Edit</w:t>
-      </w:r>
-      <w:r>
-        <w:t xml:space="preserve"> </w:t>
-      </w:r>
-      <w:r>
-        <w:rPr>
-          <w:rStyle w:val="VerbatimChar"/>
-        </w:rPr>
-        <w:t xml:space="preserve">web/firebase-config.js</w:t>
-      </w:r>
-      <w:r>
-        <w:t xml:space="preserve"> </w:t>
-      </w:r>
-      <w:r>
-        <w:t xml:space="preserve">and paste the</w:t>
-      </w:r>
-      <w:r>
-        <w:t xml:space="preserve"> </w:t>
-      </w:r>
-      <w:r>
-        <w:rPr>
-          <w:rStyle w:val="VerbatimChar"/>
-        </w:rPr>
-        <w:t xml:space="preserve">firebaseConfig</w:t>
-      </w:r>
-      <w:r>
-        <w:t xml:space="preserve"> </w:t>
-      </w:r>
-      <w:r>
-        <w:t xml:space="preserve">from Firebase</w:t>
-      </w:r>
-      <w:r>
-        <w:t xml:space="preserve"> </w:t>
-      </w:r>
-      <w:r>
-        <w:t xml:space="preserve">(04, step 4). Keep</w:t>
-      </w:r>
-      <w:r>
-        <w:t xml:space="preserve"> </w:t>
-      </w:r>
-      <w:r>
-        <w:rPr>
-          <w:rStyle w:val="VerbatimChar"/>
-        </w:rPr>
-        <w:t xml:space="preserve">PLANT_ID = "plant01"</w:t>
-      </w:r>
-      <w:r>
-        <w:t xml:space="preserve">, the same as in the firmware.</w:t>
-      </w:r>
-      <w:r>
-        <w:t xml:space="preserve"> </w:t>
-      </w:r>
-      <w:r>
-        <w:t xml:space="preserve">While</w:t>
-      </w:r>
-      <w:r>
-        <w:t xml:space="preserve"> </w:t>
-      </w:r>
-      <w:r>
-        <w:rPr>
-          <w:rStyle w:val="VerbatimChar"/>
-        </w:rPr>
-        <w:t xml:space="preserve">apiKey</w:t>
-      </w:r>
-      <w:r>
-        <w:t xml:space="preserve"> </w:t>
-      </w:r>
-      <w:r>
-        <w:t xml:space="preserve">still starts with</w:t>
-      </w:r>
-      <w:r>
-        <w:t xml:space="preserve"> </w:t>
-      </w:r>
-      <w:r>
-        <w:rPr>
-          <w:rStyle w:val="VerbatimChar"/>
-        </w:rPr>
-        <w:t xml:space="preserve">YOUR_</w:t>
-      </w:r>
-      <w:r>
-        <w:t xml:space="preserve">, the page stays in demo mode.</w:t>
-      </w:r>
-    </w:p>
-    <w:bookmarkEnd w:id="97"/>
-    <w:bookmarkStart w:id="98" w:name="publish-it-online"/>
-    <w:p>
-      <w:pPr>
-        <w:pStyle w:val="Heading2"/>
-      </w:pPr>
-      <w:r>
-        <w:t xml:space="preserve">6.4 Publish it online</w:t>
-      </w:r>
-    </w:p>
-    <w:p>
-      <w:pPr>
-        <w:pStyle w:val="SourceCode"/>
-      </w:pPr>
-      <w:r>
-        <w:rPr>
-          <w:rStyle w:val="BuiltInTok"/>
-        </w:rPr>
-        <w:t xml:space="preserve">cd</w:t>
-      </w:r>
-      <w:r>
-        <w:rPr>
-          <w:rStyle w:val="NormalTok"/>
-        </w:rPr>
-        <w:t xml:space="preserve"> rayy</w:t>
-      </w:r>
-      <w:r>
-        <w:br/>
-      </w:r>
-      <w:r>
-        <w:rPr>
-          <w:rStyle w:val="ExtensionTok"/>
-        </w:rPr>
-        <w:t xml:space="preserve">firebase</w:t>
-      </w:r>
-      <w:r>
-        <w:rPr>
-          <w:rStyle w:val="NormalTok"/>
-        </w:rPr>
-        <w:t xml:space="preserve"> deploy </w:t>
-      </w:r>
-      <w:r>
-        <w:rPr>
-          <w:rStyle w:val="AttributeTok"/>
-        </w:rPr>
-        <w:t xml:space="preserve">--only</w:t>
-      </w:r>
-      <w:r>
-        <w:rPr>
-          <w:rStyle w:val="NormalTok"/>
-        </w:rPr>
-        <w:t xml:space="preserve"> hosting</w:t>
-      </w:r>
-    </w:p>
-    <w:p>
-      <w:pPr>
-        <w:pStyle w:val="FirstParagraph"/>
-      </w:pPr>
-      <w:r>
-        <w:t xml:space="preserve">→</w:t>
-      </w:r>
-      <w:r>
-        <w:t xml:space="preserve"> </w:t>
-      </w:r>
-      <w:r>
-        <w:rPr>
-          <w:rStyle w:val="VerbatimChar"/>
-        </w:rPr>
-        <w:t xml:space="preserve">https://&lt;project-id&gt;.web.app</w:t>
-      </w:r>
-      <w:r>
-        <w:t xml:space="preserve">. Users must sign in with an account created in Firebase Authentication.</w:t>
-      </w:r>
-    </w:p>
-    <w:bookmarkEnd w:id="98"/>
-    <w:bookmarkStart w:id="99" w:name="how-the-code-works-app.js"/>
-    <w:p>
-      <w:pPr>
-        <w:pStyle w:val="Heading2"/>
-      </w:pPr>
-      <w:r>
-        <w:t xml:space="preserve">6.5 How the code works (</w:t>
-      </w:r>
-      <w:r>
-        <w:rPr>
-          <w:rStyle w:val="VerbatimChar"/>
-        </w:rPr>
-        <w:t xml:space="preserve">app.js</w:t>
-      </w:r>
-      <w:r>
-        <w:t xml:space="preserve">)</w:t>
-      </w:r>
-    </w:p>
-    <w:p>
-      <w:pPr>
-        <w:pStyle w:val="Compact"/>
-        <w:numPr>
-          <w:ilvl w:val="0"/>
-          <w:numId w:val="1035"/>
-        </w:numPr>
-      </w:pPr>
-      <w:r>
-        <w:rPr>
-          <w:rStyle w:val="VerbatimChar"/>
-        </w:rPr>
-        <w:t xml:space="preserve">firebaseSource()</w:t>
-      </w:r>
-      <w:r>
-        <w:t xml:space="preserve"> </w:t>
-      </w:r>
-      <w:r>
-        <w:t xml:space="preserve">loads the Firebase SDK (v10, from Google’s CDN), signs in, and</w:t>
-      </w:r>
-      <w:r>
-        <w:t xml:space="preserve"> </w:t>
-      </w:r>
-      <w:r>
-        <w:rPr>
-          <w:b/>
-          <w:bCs/>
-        </w:rPr>
-        <w:t xml:space="preserve">subscribes</w:t>
-      </w:r>
-      <w:r>
-        <w:t xml:space="preserve"> </w:t>
-      </w:r>
-      <w:r>
-        <w:t xml:space="preserve">with</w:t>
-      </w:r>
-      <w:r>
-        <w:t xml:space="preserve"> </w:t>
-      </w:r>
-      <w:r>
-        <w:rPr>
-          <w:rStyle w:val="VerbatimChar"/>
-        </w:rPr>
-        <w:t xml:space="preserve">onValue()</w:t>
-      </w:r>
-      <w:r>
-        <w:t xml:space="preserve"> </w:t>
-      </w:r>
-      <w:r>
-        <w:t xml:space="preserve">to:</w:t>
-      </w:r>
-      <w:r>
-        <w:t xml:space="preserve"> </w:t>
-      </w:r>
-      <w:r>
-        <w:rPr>
-          <w:rStyle w:val="VerbatimChar"/>
-        </w:rPr>
-        <w:t xml:space="preserve">live</w:t>
-      </w:r>
-      <w:r>
-        <w:t xml:space="preserve">,</w:t>
-      </w:r>
-      <w:r>
-        <w:t xml:space="preserve"> </w:t>
-      </w:r>
-      <w:r>
-        <w:rPr>
-          <w:rStyle w:val="VerbatimChar"/>
-        </w:rPr>
-        <w:t xml:space="preserve">history</w:t>
-      </w:r>
-      <w:r>
-        <w:t xml:space="preserve"> </w:t>
-      </w:r>
-      <w:r>
-        <w:t xml:space="preserve">(last 288 points = 24 h),</w:t>
-      </w:r>
-      <w:r>
-        <w:t xml:space="preserve"> </w:t>
-      </w:r>
-      <w:r>
-        <w:rPr>
-          <w:rStyle w:val="VerbatimChar"/>
-        </w:rPr>
-        <w:t xml:space="preserve">events</w:t>
-      </w:r>
-      <w:r>
-        <w:t xml:space="preserve"> </w:t>
-      </w:r>
-      <w:r>
-        <w:t xml:space="preserve">(last 30) and</w:t>
-      </w:r>
-      <w:r>
-        <w:t xml:space="preserve"> </w:t>
-      </w:r>
-      <w:r>
-        <w:rPr>
-          <w:rStyle w:val="VerbatimChar"/>
-        </w:rPr>
-        <w:t xml:space="preserve">config</w:t>
-      </w:r>
-      <w:r>
-        <w:t xml:space="preserve">.</w:t>
-      </w:r>
-      <w:r>
-        <w:t xml:space="preserve"> </w:t>
-      </w:r>
-      <w:r>
-        <w:t xml:space="preserve">Firebase pushes every change to the page</w:t>
-      </w:r>
-      <w:r>
-        <w:t xml:space="preserve"> </w:t>
-      </w:r>
-      <w:r>
-        <w:rPr>
-          <w:b/>
-          <w:bCs/>
-        </w:rPr>
-        <w:t xml:space="preserve">in real time</w:t>
-      </w:r>
-      <w:r>
-        <w:t xml:space="preserve"> </w:t>
-      </w:r>
-      <w:r>
-        <w:t xml:space="preserve">(WebSocket), so no refresh is needed.</w:t>
-      </w:r>
-    </w:p>
-    <w:p>
-      <w:pPr>
-        <w:pStyle w:val="Compact"/>
-        <w:numPr>
-          <w:ilvl w:val="0"/>
-          <w:numId w:val="1035"/>
-        </w:numPr>
-      </w:pPr>
-      <w:r>
-        <w:rPr>
-          <w:rStyle w:val="VerbatimChar"/>
-        </w:rPr>
-        <w:t xml:space="preserve">demoSource()</w:t>
-      </w:r>
-      <w:r>
-        <w:t xml:space="preserve"> </w:t>
-      </w:r>
-      <w:r>
-        <w:t xml:space="preserve">makes the same calls with simulated data.</w:t>
-      </w:r>
-    </w:p>
-    <w:p>
-      <w:pPr>
-        <w:pStyle w:val="Compact"/>
-        <w:numPr>
-          <w:ilvl w:val="0"/>
-          <w:numId w:val="1035"/>
-        </w:numPr>
-      </w:pPr>
-      <w:r>
-        <w:rPr>
-          <w:rStyle w:val="VerbatimChar"/>
-        </w:rPr>
-        <w:t xml:space="preserve">renderLive()</w:t>
-      </w:r>
-      <w:r>
-        <w:t xml:space="preserve">,</w:t>
-      </w:r>
-      <w:r>
-        <w:t xml:space="preserve"> </w:t>
-      </w:r>
-      <w:r>
-        <w:rPr>
-          <w:rStyle w:val="VerbatimChar"/>
-        </w:rPr>
-        <w:t xml:space="preserve">renderChart()</w:t>
-      </w:r>
-      <w:r>
-        <w:t xml:space="preserve">,</w:t>
-      </w:r>
-      <w:r>
-        <w:t xml:space="preserve"> </w:t>
-      </w:r>
-      <w:r>
-        <w:rPr>
-          <w:rStyle w:val="VerbatimChar"/>
-        </w:rPr>
-        <w:t xml:space="preserve">renderEvents()</w:t>
-      </w:r>
-      <w:r>
-        <w:t xml:space="preserve"> </w:t>
-      </w:r>
-      <w:r>
-        <w:t xml:space="preserve">and</w:t>
-      </w:r>
-      <w:r>
-        <w:t xml:space="preserve"> </w:t>
-      </w:r>
-      <w:r>
-        <w:rPr>
-          <w:rStyle w:val="VerbatimChar"/>
-        </w:rPr>
-        <w:t xml:space="preserve">fillSettings()</w:t>
-      </w:r>
-      <w:r>
-        <w:t xml:space="preserve"> </w:t>
-      </w:r>
-      <w:r>
-        <w:t xml:space="preserve">update the page.</w:t>
-      </w:r>
-    </w:p>
-    <w:p>
-      <w:pPr>
-        <w:pStyle w:val="Compact"/>
-        <w:numPr>
-          <w:ilvl w:val="0"/>
-          <w:numId w:val="1035"/>
-        </w:numPr>
-      </w:pPr>
-      <w:r>
-        <w:rPr>
-          <w:rStyle w:val="VerbatimChar"/>
-        </w:rPr>
-        <w:t xml:space="preserve">saveConfig()</w:t>
-      </w:r>
-      <w:r>
-        <w:t xml:space="preserve"> </w:t>
-      </w:r>
-      <w:r>
-        <w:t xml:space="preserve">→</w:t>
-      </w:r>
-      <w:r>
-        <w:t xml:space="preserve"> </w:t>
-      </w:r>
-      <w:r>
-        <w:rPr>
-          <w:rStyle w:val="VerbatimChar"/>
-        </w:rPr>
-        <w:t xml:space="preserve">update(plants/plant01/config)</w:t>
-      </w:r>
-      <w:r>
-        <w:t xml:space="preserve">,</w:t>
-      </w:r>
-      <w:r>
-        <w:t xml:space="preserve"> </w:t>
-      </w:r>
-      <w:r>
-        <w:rPr>
-          <w:rStyle w:val="VerbatimChar"/>
-        </w:rPr>
-        <w:t xml:space="preserve">speak(n)</w:t>
-      </w:r>
-      <w:r>
-        <w:t xml:space="preserve"> </w:t>
-      </w:r>
-      <w:r>
-        <w:t xml:space="preserve">→</w:t>
-      </w:r>
-      <w:r>
-        <w:t xml:space="preserve"> </w:t>
-      </w:r>
-      <w:r>
-        <w:rPr>
-          <w:rStyle w:val="VerbatimChar"/>
-        </w:rPr>
-        <w:t xml:space="preserve">set(plants/plant01/command, {play: n})</w:t>
-      </w:r>
-      <w:r>
-        <w:t xml:space="preserve"> </w:t>
-      </w:r>
-      <w:r>
-        <w:t xml:space="preserve">(melody number 1–9).</w:t>
-      </w:r>
-    </w:p>
-    <w:p>
-      <w:pPr>
-        <w:pStyle w:val="Compact"/>
-        <w:numPr>
-          <w:ilvl w:val="0"/>
-          <w:numId w:val="1035"/>
-        </w:numPr>
-      </w:pPr>
-      <w:r>
-        <w:t xml:space="preserve">All the texts are in the</w:t>
-      </w:r>
-      <w:r>
-        <w:t xml:space="preserve"> </w:t>
-      </w:r>
-      <w:r>
-        <w:rPr>
-          <w:rStyle w:val="VerbatimChar"/>
-        </w:rPr>
-        <w:t xml:space="preserve">TEXT.ar</w:t>
-      </w:r>
-      <w:r>
-        <w:t xml:space="preserve"> </w:t>
-      </w:r>
-      <w:r>
-        <w:t xml:space="preserve">/</w:t>
-      </w:r>
-      <w:r>
-        <w:t xml:space="preserve"> </w:t>
-      </w:r>
-      <w:r>
-        <w:rPr>
-          <w:rStyle w:val="VerbatimChar"/>
-        </w:rPr>
-        <w:t xml:space="preserve">TEXT.en</w:t>
-      </w:r>
-      <w:r>
-        <w:t xml:space="preserve"> </w:t>
-      </w:r>
-      <w:r>
-        <w:t xml:space="preserve">dictionaries, so translation is easy.</w:t>
-      </w:r>
-    </w:p>
-    <w:bookmarkEnd w:id="99"/>
-    <w:bookmarkEnd w:id="100"/>
-    <w:bookmarkStart w:id="105" w:name="android-application"/>
-    <w:p>
-      <w:pPr>
-        <w:pStyle w:val="Heading1"/>
-      </w:pPr>
-      <w:r>
-        <w:t xml:space="preserve">07 · Android Application</w:t>
-      </w:r>
-    </w:p>
-    <w:p>
-      <w:pPr>
-        <w:pStyle w:val="FirstParagraph"/>
-      </w:pPr>
-      <w:r>
-        <w:t xml:space="preserve">Code:</w:t>
-      </w:r>
-      <w:r>
-        <w:t xml:space="preserve"> </w:t>
-      </w:r>
-      <w:r>
-        <w:rPr>
-          <w:rStyle w:val="VerbatimChar"/>
-        </w:rPr>
-        <w:t xml:space="preserve">android/Rayy/</w:t>
-      </w:r>
-      <w:r>
-        <w:t xml:space="preserve">, a</w:t>
-      </w:r>
-      <w:r>
-        <w:t xml:space="preserve"> </w:t>
-      </w:r>
-      <w:r>
-        <w:rPr>
-          <w:b/>
-          <w:bCs/>
-        </w:rPr>
-        <w:t xml:space="preserve">native Android app</w:t>
-      </w:r>
-      <w:r>
-        <w:t xml:space="preserve"> </w:t>
-      </w:r>
-      <w:r>
-        <w:t xml:space="preserve">in</w:t>
-      </w:r>
-      <w:r>
-        <w:t xml:space="preserve"> </w:t>
-      </w:r>
-      <w:r>
-        <w:rPr>
-          <w:b/>
-          <w:bCs/>
-        </w:rPr>
-        <w:t xml:space="preserve">Kotlin + Jetpack Compose (Material 3)</w:t>
-      </w:r>
-      <w:r>
-        <w:t xml:space="preserve"> </w:t>
-      </w:r>
-      <w:r>
-        <w:t xml:space="preserve">using the official</w:t>
-      </w:r>
-      <w:r>
-        <w:t xml:space="preserve"> </w:t>
-      </w:r>
-      <w:r>
-        <w:rPr>
-          <w:b/>
-          <w:bCs/>
-        </w:rPr>
-        <w:t xml:space="preserve">Firebase Android SDK</w:t>
-      </w:r>
-      <w:r>
-        <w:t xml:space="preserve"> </w:t>
-      </w:r>
-      <w:r>
-        <w:t xml:space="preserve">(Authentication + Realtime Database).</w:t>
-      </w:r>
-      <w:r>
-        <w:t xml:space="preserve"> </w:t>
-      </w:r>
-      <w:r>
-        <w:t xml:space="preserve">It shows the same data as the web dashboard in a simple, phone-friendly design. It is in</w:t>
-      </w:r>
-      <w:r>
-        <w:t xml:space="preserve"> </w:t>
-      </w:r>
-      <w:r>
-        <w:rPr>
-          <w:b/>
-          <w:bCs/>
-        </w:rPr>
-        <w:t xml:space="preserve">Arabic or English</w:t>
-      </w:r>
-      <w:r>
-        <w:t xml:space="preserve"> </w:t>
-      </w:r>
-      <w:r>
-        <w:t xml:space="preserve">automatically, following the phone language.</w:t>
-      </w:r>
-    </w:p>
-    <w:tbl>
-      <w:tblPr>
-        <w:tblStyle w:val="Table"/>
-        <w:tblW w:type="pct" w:w="5000"/>
-        <w:tblLayout w:type="fixed"/>
-        <w:tblLook w:firstRow="1" w:lastRow="0" w:firstColumn="0" w:lastColumn="0" w:noHBand="0" w:noVBand="0" w:val="0020"/>
-      </w:tblPr>
-      <w:tblGrid>
-        <w:gridCol w:w="3960"/>
-        <w:gridCol w:w="3960"/>
-      </w:tblGrid>
-      <w:tr>
-        <w:trPr>
-          <w:tblHeader w:val="on"/>
-        </w:trPr>
-        <w:tc>
-          <w:tcPr/>
-          <w:p>
-            <w:pPr>
-              <w:pStyle w:val="Compact"/>
-            </w:pPr>
-            <w:r>
               <w:t xml:space="preserve">Screen</w:t>
             </w:r>
           </w:p>
@@ -18069,7 +17383,7 @@
         <w:t xml:space="preserve">. Target: API 34.</w:t>
       </w:r>
     </w:p>
-    <w:bookmarkStart w:id="101" w:name="requirements"/>
+    <w:bookmarkStart w:id="100" w:name="requirements"/>
     <w:p>
       <w:pPr>
         <w:pStyle w:val="Heading2"/>
@@ -18176,8 +17490,8 @@
         <w:t xml:space="preserve">file from your Firebase project (04, step 5).</w:t>
       </w:r>
     </w:p>
-    <w:bookmarkEnd w:id="101"/>
-    <w:bookmarkStart w:id="102" w:name="open-build-and-run"/>
+    <w:bookmarkEnd w:id="100"/>
+    <w:bookmarkStart w:id="101" w:name="open-build-and-run"/>
     <w:p>
       <w:pPr>
         <w:pStyle w:val="Heading2"/>
@@ -18620,378 +17934,378 @@
         <w:t xml:space="preserve">.</w:t>
       </w:r>
     </w:p>
+    <w:bookmarkEnd w:id="101"/>
+    <w:bookmarkStart w:id="102" w:name="code-structure-1"/>
+    <w:p>
+      <w:pPr>
+        <w:pStyle w:val="Heading2"/>
+      </w:pPr>
+      <w:r>
+        <w:t xml:space="preserve">7.3 Code structure</w:t>
+      </w:r>
+    </w:p>
+    <w:p>
+      <w:pPr>
+        <w:pStyle w:val="SourceCode"/>
+      </w:pPr>
+      <w:r>
+        <w:rPr>
+          <w:rStyle w:val="VerbatimChar"/>
+        </w:rPr>
+        <w:t xml:space="preserve">android/Rayy/                 ← open this folder in Android Studio (project "Rayy")</w:t>
+      </w:r>
+      <w:r>
+        <w:br/>
+      </w:r>
+      <w:r>
+        <w:rPr>
+          <w:rStyle w:val="VerbatimChar"/>
+        </w:rPr>
+        <w:t xml:space="preserve">├── settings.gradle.kts, build.gradle.kts, gradle.properties, gradlew   (Gradle 9.1.0, AGP 9.0.1, Kotlin 2.2.21, Google Services 4.4.4)</w:t>
+      </w:r>
+      <w:r>
+        <w:br/>
+      </w:r>
+      <w:r>
+        <w:rPr>
+          <w:rStyle w:val="VerbatimChar"/>
+        </w:rPr>
+        <w:t xml:space="preserve">└── app/</w:t>
+      </w:r>
+      <w:r>
+        <w:br/>
+      </w:r>
+      <w:r>
+        <w:rPr>
+          <w:rStyle w:val="VerbatimChar"/>
+        </w:rPr>
+        <w:t xml:space="preserve">    ├── build.gradle.kts                 dependencies: Firebase BoM 33.1.0, Compose BoM 2024.09.00</w:t>
+      </w:r>
+      <w:r>
+        <w:br/>
+      </w:r>
+      <w:r>
+        <w:rPr>
+          <w:rStyle w:val="VerbatimChar"/>
+        </w:rPr>
+        <w:t xml:space="preserve">    ├── google-services.json             ← YOU add this file</w:t>
+      </w:r>
+      <w:r>
+        <w:br/>
+      </w:r>
+      <w:r>
+        <w:rPr>
+          <w:rStyle w:val="VerbatimChar"/>
+        </w:rPr>
+        <w:t xml:space="preserve">    └── src/main/</w:t>
+      </w:r>
+      <w:r>
+        <w:br/>
+      </w:r>
+      <w:r>
+        <w:rPr>
+          <w:rStyle w:val="VerbatimChar"/>
+        </w:rPr>
+        <w:t xml:space="preserve">        ├── AndroidManifest.xml          INTERNET permission</w:t>
+      </w:r>
+      <w:r>
+        <w:br/>
+      </w:r>
+      <w:r>
+        <w:rPr>
+          <w:rStyle w:val="VerbatimChar"/>
+        </w:rPr>
+        <w:t xml:space="preserve">        ├── java/com/rayy/app/</w:t>
+      </w:r>
+      <w:r>
+        <w:br/>
+      </w:r>
+      <w:r>
+        <w:rPr>
+          <w:rStyle w:val="VerbatimChar"/>
+        </w:rPr>
+        <w:t xml:space="preserve">        │   ├── MainActivity.kt          shows Login or Main screen</w:t>
+      </w:r>
+      <w:r>
+        <w:br/>
+      </w:r>
+      <w:r>
+        <w:rPr>
+          <w:rStyle w:val="VerbatimChar"/>
+        </w:rPr>
+        <w:t xml:space="preserve">        │   ├── PlantViewModel.kt        Firebase login + real-time listeners (StateFlow)</w:t>
+      </w:r>
+      <w:r>
+        <w:br/>
+      </w:r>
+      <w:r>
+        <w:rPr>
+          <w:rStyle w:val="VerbatimChar"/>
+        </w:rPr>
+        <w:t xml:space="preserve">        │   ├── Model.kt                 data classes + PLANT_ID + parsing of snapshots</w:t>
+      </w:r>
+      <w:r>
+        <w:br/>
+      </w:r>
+      <w:r>
+        <w:rPr>
+          <w:rStyle w:val="VerbatimChar"/>
+        </w:rPr>
+        <w:t xml:space="preserve">        │   └── ui/</w:t>
+      </w:r>
+      <w:r>
+        <w:br/>
+      </w:r>
+      <w:r>
+        <w:rPr>
+          <w:rStyle w:val="VerbatimChar"/>
+        </w:rPr>
+        <w:t xml:space="preserve">        │       ├── LoginScreen.kt</w:t>
+      </w:r>
+      <w:r>
+        <w:br/>
+      </w:r>
+      <w:r>
+        <w:rPr>
+          <w:rStyle w:val="VerbatimChar"/>
+        </w:rPr>
+        <w:t xml:space="preserve">        │       ├── MainScreen.kt        bottom navigation: Plant / History / Diary</w:t>
+      </w:r>
+      <w:r>
+        <w:br/>
+      </w:r>
+      <w:r>
+        <w:rPr>
+          <w:rStyle w:val="VerbatimChar"/>
+        </w:rPr>
+        <w:t xml:space="preserve">        │       ├── LineChart.kt         small chart drawn with Canvas</w:t>
+      </w:r>
+      <w:r>
+        <w:br/>
+      </w:r>
+      <w:r>
+        <w:rPr>
+          <w:rStyle w:val="VerbatimChar"/>
+        </w:rPr>
+        <w:t xml:space="preserve">        │       ├── Moods.kt             mood → emoji + texts, time format</w:t>
+      </w:r>
+      <w:r>
+        <w:br/>
+      </w:r>
+      <w:r>
+        <w:rPr>
+          <w:rStyle w:val="VerbatimChar"/>
+        </w:rPr>
+        <w:t xml:space="preserve">        │       └── Theme.kt             green Material 3 theme (light / dark)</w:t>
+      </w:r>
+      <w:r>
+        <w:br/>
+      </w:r>
+      <w:r>
+        <w:rPr>
+          <w:rStyle w:val="VerbatimChar"/>
+        </w:rPr>
+        <w:t xml:space="preserve">        └── res/values/strings.xml (English) · res/values-ar/strings.xml (Arabic)</w:t>
+      </w:r>
+    </w:p>
+    <w:p>
+      <w:pPr>
+        <w:pStyle w:val="FirstParagraph"/>
+      </w:pPr>
+      <w:r>
+        <w:rPr>
+          <w:b/>
+          <w:bCs/>
+        </w:rPr>
+        <w:t xml:space="preserve">How it works:</w:t>
+      </w:r>
+      <w:r>
+        <w:t xml:space="preserve"> </w:t>
+      </w:r>
+      <w:r>
+        <w:rPr>
+          <w:rStyle w:val="VerbatimChar"/>
+        </w:rPr>
+        <w:t xml:space="preserve">PlantViewModel</w:t>
+      </w:r>
+      <w:r>
+        <w:t xml:space="preserve"> </w:t>
+      </w:r>
+      <w:r>
+        <w:t xml:space="preserve">listens to Firebase with</w:t>
+      </w:r>
+      <w:r>
+        <w:t xml:space="preserve"> </w:t>
+      </w:r>
+      <w:r>
+        <w:rPr>
+          <w:rStyle w:val="VerbatimChar"/>
+        </w:rPr>
+        <w:t xml:space="preserve">addValueEventListener</w:t>
+      </w:r>
+      <w:r>
+        <w:t xml:space="preserve"> </w:t>
+      </w:r>
+      <w:r>
+        <w:t xml:space="preserve">on</w:t>
+      </w:r>
+      <w:r>
+        <w:t xml:space="preserve"> </w:t>
+      </w:r>
+      <w:r>
+        <w:rPr>
+          <w:rStyle w:val="VerbatimChar"/>
+        </w:rPr>
+        <w:t xml:space="preserve">live</w:t>
+      </w:r>
+      <w:r>
+        <w:t xml:space="preserve">,</w:t>
+      </w:r>
+      <w:r>
+        <w:t xml:space="preserve"> </w:t>
+      </w:r>
+      <w:r>
+        <w:rPr>
+          <w:rStyle w:val="VerbatimChar"/>
+        </w:rPr>
+        <w:t xml:space="preserve">history</w:t>
+      </w:r>
+      <w:r>
+        <w:t xml:space="preserve"> </w:t>
+      </w:r>
+      <w:r>
+        <w:t xml:space="preserve">(</w:t>
+      </w:r>
+      <w:r>
+        <w:rPr>
+          <w:rStyle w:val="VerbatimChar"/>
+        </w:rPr>
+        <w:t xml:space="preserve">limitToLast(288)</w:t>
+      </w:r>
+      <w:r>
+        <w:t xml:space="preserve">),</w:t>
+      </w:r>
+      <w:r>
+        <w:t xml:space="preserve"> </w:t>
+      </w:r>
+      <w:r>
+        <w:rPr>
+          <w:rStyle w:val="VerbatimChar"/>
+        </w:rPr>
+        <w:t xml:space="preserve">events</w:t>
+      </w:r>
+      <w:r>
+        <w:t xml:space="preserve"> </w:t>
+      </w:r>
+      <w:r>
+        <w:t xml:space="preserve">(</w:t>
+      </w:r>
+      <w:r>
+        <w:rPr>
+          <w:rStyle w:val="VerbatimChar"/>
+        </w:rPr>
+        <w:t xml:space="preserve">limitToLast(30)</w:t>
+      </w:r>
+      <w:r>
+        <w:t xml:space="preserve">) and</w:t>
+      </w:r>
+      <w:r>
+        <w:t xml:space="preserve"> </w:t>
+      </w:r>
+      <w:r>
+        <w:rPr>
+          <w:rStyle w:val="VerbatimChar"/>
+        </w:rPr>
+        <w:t xml:space="preserve">config</w:t>
+      </w:r>
+      <w:r>
+        <w:t xml:space="preserve">, and puts the results in</w:t>
+      </w:r>
+      <w:r>
+        <w:t xml:space="preserve"> </w:t>
+      </w:r>
+      <w:r>
+        <w:rPr>
+          <w:rStyle w:val="VerbatimChar"/>
+        </w:rPr>
+        <w:t xml:space="preserve">StateFlow</w:t>
+      </w:r>
+      <w:r>
+        <w:t xml:space="preserve">s.</w:t>
+      </w:r>
+      <w:r>
+        <w:t xml:space="preserve"> </w:t>
+      </w:r>
+      <w:r>
+        <w:t xml:space="preserve">The Compose screens collect these flows and</w:t>
+      </w:r>
+      <w:r>
+        <w:t xml:space="preserve"> </w:t>
+      </w:r>
+      <w:r>
+        <w:rPr>
+          <w:b/>
+          <w:bCs/>
+        </w:rPr>
+        <w:t xml:space="preserve">redraw automatically</w:t>
+      </w:r>
+      <w:r>
+        <w:t xml:space="preserve"> </w:t>
+      </w:r>
+      <w:r>
+        <w:t xml:space="preserve">when the plant sends new data.</w:t>
+      </w:r>
+      <w:r>
+        <w:t xml:space="preserve"> </w:t>
+      </w:r>
+      <w:r>
+        <w:t xml:space="preserve">“Play”</w:t>
+      </w:r>
+      <w:r>
+        <w:t xml:space="preserve"> </w:t>
+      </w:r>
+      <w:r>
+        <w:t xml:space="preserve">writes</w:t>
+      </w:r>
+      <w:r>
+        <w:t xml:space="preserve"> </w:t>
+      </w:r>
+      <w:r>
+        <w:rPr>
+          <w:rStyle w:val="VerbatimChar"/>
+        </w:rPr>
+        <w:t xml:space="preserve">command/play</w:t>
+      </w:r>
+      <w:r>
+        <w:t xml:space="preserve">, and</w:t>
+      </w:r>
+      <w:r>
+        <w:t xml:space="preserve"> </w:t>
+      </w:r>
+      <w:r>
+        <w:t xml:space="preserve">“Mute”</w:t>
+      </w:r>
+      <w:r>
+        <w:t xml:space="preserve"> </w:t>
+      </w:r>
+      <w:r>
+        <w:t xml:space="preserve">writes</w:t>
+      </w:r>
+      <w:r>
+        <w:t xml:space="preserve"> </w:t>
+      </w:r>
+      <w:r>
+        <w:rPr>
+          <w:rStyle w:val="VerbatimChar"/>
+        </w:rPr>
+        <w:t xml:space="preserve">config/muted</w:t>
+      </w:r>
+      <w:r>
+        <w:t xml:space="preserve">.</w:t>
+      </w:r>
+    </w:p>
     <w:bookmarkEnd w:id="102"/>
-    <w:bookmarkStart w:id="103" w:name="code-structure-1"/>
-    <w:p>
-      <w:pPr>
-        <w:pStyle w:val="Heading2"/>
-      </w:pPr>
-      <w:r>
-        <w:t xml:space="preserve">7.3 Code structure</w:t>
-      </w:r>
-    </w:p>
-    <w:p>
-      <w:pPr>
-        <w:pStyle w:val="SourceCode"/>
-      </w:pPr>
-      <w:r>
-        <w:rPr>
-          <w:rStyle w:val="VerbatimChar"/>
-        </w:rPr>
-        <w:t xml:space="preserve">android/Rayy/                 ← open this folder in Android Studio (project "Rayy")</w:t>
-      </w:r>
-      <w:r>
-        <w:br/>
-      </w:r>
-      <w:r>
-        <w:rPr>
-          <w:rStyle w:val="VerbatimChar"/>
-        </w:rPr>
-        <w:t xml:space="preserve">├── settings.gradle.kts, build.gradle.kts, gradle.properties, gradlew   (Gradle 9.1.0, AGP 9.0.1, Kotlin 2.2.21, Google Services 4.4.4)</w:t>
-      </w:r>
-      <w:r>
-        <w:br/>
-      </w:r>
-      <w:r>
-        <w:rPr>
-          <w:rStyle w:val="VerbatimChar"/>
-        </w:rPr>
-        <w:t xml:space="preserve">└── app/</w:t>
-      </w:r>
-      <w:r>
-        <w:br/>
-      </w:r>
-      <w:r>
-        <w:rPr>
-          <w:rStyle w:val="VerbatimChar"/>
-        </w:rPr>
-        <w:t xml:space="preserve">    ├── build.gradle.kts                 dependencies: Firebase BoM 33.1.0, Compose BoM 2024.09.00</w:t>
-      </w:r>
-      <w:r>
-        <w:br/>
-      </w:r>
-      <w:r>
-        <w:rPr>
-          <w:rStyle w:val="VerbatimChar"/>
-        </w:rPr>
-        <w:t xml:space="preserve">    ├── google-services.json             ← YOU add this file</w:t>
-      </w:r>
-      <w:r>
-        <w:br/>
-      </w:r>
-      <w:r>
-        <w:rPr>
-          <w:rStyle w:val="VerbatimChar"/>
-        </w:rPr>
-        <w:t xml:space="preserve">    └── src/main/</w:t>
-      </w:r>
-      <w:r>
-        <w:br/>
-      </w:r>
-      <w:r>
-        <w:rPr>
-          <w:rStyle w:val="VerbatimChar"/>
-        </w:rPr>
-        <w:t xml:space="preserve">        ├── AndroidManifest.xml          INTERNET permission</w:t>
-      </w:r>
-      <w:r>
-        <w:br/>
-      </w:r>
-      <w:r>
-        <w:rPr>
-          <w:rStyle w:val="VerbatimChar"/>
-        </w:rPr>
-        <w:t xml:space="preserve">        ├── java/com/rayy/app/</w:t>
-      </w:r>
-      <w:r>
-        <w:br/>
-      </w:r>
-      <w:r>
-        <w:rPr>
-          <w:rStyle w:val="VerbatimChar"/>
-        </w:rPr>
-        <w:t xml:space="preserve">        │   ├── MainActivity.kt          shows Login or Main screen</w:t>
-      </w:r>
-      <w:r>
-        <w:br/>
-      </w:r>
-      <w:r>
-        <w:rPr>
-          <w:rStyle w:val="VerbatimChar"/>
-        </w:rPr>
-        <w:t xml:space="preserve">        │   ├── PlantViewModel.kt        Firebase login + real-time listeners (StateFlow)</w:t>
-      </w:r>
-      <w:r>
-        <w:br/>
-      </w:r>
-      <w:r>
-        <w:rPr>
-          <w:rStyle w:val="VerbatimChar"/>
-        </w:rPr>
-        <w:t xml:space="preserve">        │   ├── Model.kt                 data classes + PLANT_ID + parsing of snapshots</w:t>
-      </w:r>
-      <w:r>
-        <w:br/>
-      </w:r>
-      <w:r>
-        <w:rPr>
-          <w:rStyle w:val="VerbatimChar"/>
-        </w:rPr>
-        <w:t xml:space="preserve">        │   └── ui/</w:t>
-      </w:r>
-      <w:r>
-        <w:br/>
-      </w:r>
-      <w:r>
-        <w:rPr>
-          <w:rStyle w:val="VerbatimChar"/>
-        </w:rPr>
-        <w:t xml:space="preserve">        │       ├── LoginScreen.kt</w:t>
-      </w:r>
-      <w:r>
-        <w:br/>
-      </w:r>
-      <w:r>
-        <w:rPr>
-          <w:rStyle w:val="VerbatimChar"/>
-        </w:rPr>
-        <w:t xml:space="preserve">        │       ├── MainScreen.kt        bottom navigation: Plant / History / Diary</w:t>
-      </w:r>
-      <w:r>
-        <w:br/>
-      </w:r>
-      <w:r>
-        <w:rPr>
-          <w:rStyle w:val="VerbatimChar"/>
-        </w:rPr>
-        <w:t xml:space="preserve">        │       ├── LineChart.kt         small chart drawn with Canvas</w:t>
-      </w:r>
-      <w:r>
-        <w:br/>
-      </w:r>
-      <w:r>
-        <w:rPr>
-          <w:rStyle w:val="VerbatimChar"/>
-        </w:rPr>
-        <w:t xml:space="preserve">        │       ├── Moods.kt             mood → emoji + texts, time format</w:t>
-      </w:r>
-      <w:r>
-        <w:br/>
-      </w:r>
-      <w:r>
-        <w:rPr>
-          <w:rStyle w:val="VerbatimChar"/>
-        </w:rPr>
-        <w:t xml:space="preserve">        │       └── Theme.kt             green Material 3 theme (light / dark)</w:t>
-      </w:r>
-      <w:r>
-        <w:br/>
-      </w:r>
-      <w:r>
-        <w:rPr>
-          <w:rStyle w:val="VerbatimChar"/>
-        </w:rPr>
-        <w:t xml:space="preserve">        └── res/values/strings.xml (English) · res/values-ar/strings.xml (Arabic)</w:t>
-      </w:r>
-    </w:p>
-    <w:p>
-      <w:pPr>
-        <w:pStyle w:val="FirstParagraph"/>
-      </w:pPr>
-      <w:r>
-        <w:rPr>
-          <w:b/>
-          <w:bCs/>
-        </w:rPr>
-        <w:t xml:space="preserve">How it works:</w:t>
-      </w:r>
-      <w:r>
-        <w:t xml:space="preserve"> </w:t>
-      </w:r>
-      <w:r>
-        <w:rPr>
-          <w:rStyle w:val="VerbatimChar"/>
-        </w:rPr>
-        <w:t xml:space="preserve">PlantViewModel</w:t>
-      </w:r>
-      <w:r>
-        <w:t xml:space="preserve"> </w:t>
-      </w:r>
-      <w:r>
-        <w:t xml:space="preserve">listens to Firebase with</w:t>
-      </w:r>
-      <w:r>
-        <w:t xml:space="preserve"> </w:t>
-      </w:r>
-      <w:r>
-        <w:rPr>
-          <w:rStyle w:val="VerbatimChar"/>
-        </w:rPr>
-        <w:t xml:space="preserve">addValueEventListener</w:t>
-      </w:r>
-      <w:r>
-        <w:t xml:space="preserve"> </w:t>
-      </w:r>
-      <w:r>
-        <w:t xml:space="preserve">on</w:t>
-      </w:r>
-      <w:r>
-        <w:t xml:space="preserve"> </w:t>
-      </w:r>
-      <w:r>
-        <w:rPr>
-          <w:rStyle w:val="VerbatimChar"/>
-        </w:rPr>
-        <w:t xml:space="preserve">live</w:t>
-      </w:r>
-      <w:r>
-        <w:t xml:space="preserve">,</w:t>
-      </w:r>
-      <w:r>
-        <w:t xml:space="preserve"> </w:t>
-      </w:r>
-      <w:r>
-        <w:rPr>
-          <w:rStyle w:val="VerbatimChar"/>
-        </w:rPr>
-        <w:t xml:space="preserve">history</w:t>
-      </w:r>
-      <w:r>
-        <w:t xml:space="preserve"> </w:t>
-      </w:r>
-      <w:r>
-        <w:t xml:space="preserve">(</w:t>
-      </w:r>
-      <w:r>
-        <w:rPr>
-          <w:rStyle w:val="VerbatimChar"/>
-        </w:rPr>
-        <w:t xml:space="preserve">limitToLast(288)</w:t>
-      </w:r>
-      <w:r>
-        <w:t xml:space="preserve">),</w:t>
-      </w:r>
-      <w:r>
-        <w:t xml:space="preserve"> </w:t>
-      </w:r>
-      <w:r>
-        <w:rPr>
-          <w:rStyle w:val="VerbatimChar"/>
-        </w:rPr>
-        <w:t xml:space="preserve">events</w:t>
-      </w:r>
-      <w:r>
-        <w:t xml:space="preserve"> </w:t>
-      </w:r>
-      <w:r>
-        <w:t xml:space="preserve">(</w:t>
-      </w:r>
-      <w:r>
-        <w:rPr>
-          <w:rStyle w:val="VerbatimChar"/>
-        </w:rPr>
-        <w:t xml:space="preserve">limitToLast(30)</w:t>
-      </w:r>
-      <w:r>
-        <w:t xml:space="preserve">) and</w:t>
-      </w:r>
-      <w:r>
-        <w:t xml:space="preserve"> </w:t>
-      </w:r>
-      <w:r>
-        <w:rPr>
-          <w:rStyle w:val="VerbatimChar"/>
-        </w:rPr>
-        <w:t xml:space="preserve">config</w:t>
-      </w:r>
-      <w:r>
-        <w:t xml:space="preserve">, and puts the results in</w:t>
-      </w:r>
-      <w:r>
-        <w:t xml:space="preserve"> </w:t>
-      </w:r>
-      <w:r>
-        <w:rPr>
-          <w:rStyle w:val="VerbatimChar"/>
-        </w:rPr>
-        <w:t xml:space="preserve">StateFlow</w:t>
-      </w:r>
-      <w:r>
-        <w:t xml:space="preserve">s.</w:t>
-      </w:r>
-      <w:r>
-        <w:t xml:space="preserve"> </w:t>
-      </w:r>
-      <w:r>
-        <w:t xml:space="preserve">The Compose screens collect these flows and</w:t>
-      </w:r>
-      <w:r>
-        <w:t xml:space="preserve"> </w:t>
-      </w:r>
-      <w:r>
-        <w:rPr>
-          <w:b/>
-          <w:bCs/>
-        </w:rPr>
-        <w:t xml:space="preserve">redraw automatically</w:t>
-      </w:r>
-      <w:r>
-        <w:t xml:space="preserve"> </w:t>
-      </w:r>
-      <w:r>
-        <w:t xml:space="preserve">when the plant sends new data.</w:t>
-      </w:r>
-      <w:r>
-        <w:t xml:space="preserve"> </w:t>
-      </w:r>
-      <w:r>
-        <w:t xml:space="preserve">“Play”</w:t>
-      </w:r>
-      <w:r>
-        <w:t xml:space="preserve"> </w:t>
-      </w:r>
-      <w:r>
-        <w:t xml:space="preserve">writes</w:t>
-      </w:r>
-      <w:r>
-        <w:t xml:space="preserve"> </w:t>
-      </w:r>
-      <w:r>
-        <w:rPr>
-          <w:rStyle w:val="VerbatimChar"/>
-        </w:rPr>
-        <w:t xml:space="preserve">command/play</w:t>
-      </w:r>
-      <w:r>
-        <w:t xml:space="preserve">, and</w:t>
-      </w:r>
-      <w:r>
-        <w:t xml:space="preserve"> </w:t>
-      </w:r>
-      <w:r>
-        <w:t xml:space="preserve">“Mute”</w:t>
-      </w:r>
-      <w:r>
-        <w:t xml:space="preserve"> </w:t>
-      </w:r>
-      <w:r>
-        <w:t xml:space="preserve">writes</w:t>
-      </w:r>
-      <w:r>
-        <w:t xml:space="preserve"> </w:t>
-      </w:r>
-      <w:r>
-        <w:rPr>
-          <w:rStyle w:val="VerbatimChar"/>
-        </w:rPr>
-        <w:t xml:space="preserve">config/muted</w:t>
-      </w:r>
-      <w:r>
-        <w:t xml:space="preserve">.</w:t>
-      </w:r>
-    </w:p>
-    <w:bookmarkEnd w:id="103"/>
-    <w:bookmarkStart w:id="104" w:name="notes"/>
+    <w:bookmarkStart w:id="103" w:name="notes"/>
     <w:p>
       <w:pPr>
         <w:pStyle w:val="Heading2"/>
@@ -19123,9 +18437,9 @@
         <w:t xml:space="preserve">plan, so it is listed as future work), a home-screen widget, and a settings screen like the web.</w:t>
       </w:r>
     </w:p>
+    <w:bookmarkEnd w:id="103"/>
     <w:bookmarkEnd w:id="104"/>
-    <w:bookmarkEnd w:id="105"/>
-    <w:bookmarkStart w:id="109" w:name="calibration-and-testing"/>
+    <w:bookmarkStart w:id="108" w:name="calibration-and-testing"/>
     <w:p>
       <w:pPr>
         <w:pStyle w:val="Heading1"/>
@@ -19134,7 +18448,7 @@
         <w:t xml:space="preserve">08 · Calibration and Testing</w:t>
       </w:r>
     </w:p>
-    <w:bookmarkStart w:id="106" w:name="Xba8cf39a0fb59c6ab34c41ab18b7fceca99982e"/>
+    <w:bookmarkStart w:id="105" w:name="Xba8cf39a0fb59c6ab34c41ab18b7fceca99982e"/>
     <w:p>
       <w:pPr>
         <w:pStyle w:val="Heading2"/>
@@ -19341,8 +18655,8 @@
         <w:t xml:space="preserve">), so you can see it in the Firebase console too.</w:t>
       </w:r>
     </w:p>
-    <w:bookmarkEnd w:id="106"/>
-    <w:bookmarkStart w:id="107" w:name="choose-thresholds-for-your-plant"/>
+    <w:bookmarkEnd w:id="105"/>
+    <w:bookmarkStart w:id="106" w:name="choose-thresholds-for-your-plant"/>
     <w:p>
       <w:pPr>
         <w:pStyle w:val="Heading2"/>
@@ -19621,8 +18935,8 @@
         <w:t xml:space="preserve">(no re-upload needed).</w:t>
       </w:r>
     </w:p>
-    <w:bookmarkEnd w:id="107"/>
-    <w:bookmarkStart w:id="108" w:name="test-plan"/>
+    <w:bookmarkEnd w:id="106"/>
+    <w:bookmarkStart w:id="107" w:name="test-plan"/>
     <w:p>
       <w:pPr>
         <w:pStyle w:val="Heading2"/>
@@ -19746,28 +19060,13 @@
               <w:pStyle w:val="Compact"/>
             </w:pPr>
             <w:r>
-              <w:t xml:space="preserve">OLED</w:t>
+              <w:t xml:space="preserve">“hello”</w:t>
             </w:r>
             <w:r>
               <w:t xml:space="preserve"> </w:t>
             </w:r>
             <w:r>
-              <w:t xml:space="preserve">“Rayy / Starting…”</w:t>
-            </w:r>
-            <w:r>
-              <w:t xml:space="preserve">,</w:t>
-            </w:r>
-            <w:r>
-              <w:t xml:space="preserve"> </w:t>
-            </w:r>
-            <w:r>
-              <w:t xml:space="preserve">“hello”</w:t>
-            </w:r>
-            <w:r>
-              <w:t xml:space="preserve"> </w:t>
-            </w:r>
-            <w:r>
-              <w:t xml:space="preserve">melody, face appears</w:t>
+              <w:t xml:space="preserve">melody; Serial Monitor shows the readings</w:t>
             </w:r>
           </w:p>
         </w:tc>
@@ -20346,19 +19645,7 @@
               <w:pStyle w:val="Compact"/>
             </w:pPr>
             <w:r>
-              <w:t xml:space="preserve">Face changes, no sound,</w:t>
-            </w:r>
-            <w:r>
-              <w:t xml:space="preserve"> </w:t>
-            </w:r>
-            <w:r>
-              <w:t xml:space="preserve">“M”</w:t>
-            </w:r>
-            <w:r>
-              <w:t xml:space="preserve"> </w:t>
-            </w:r>
-            <w:r>
-              <w:t xml:space="preserve">shown on the OLED</w:t>
+              <w:t xml:space="preserve">Emoji in the apps changes, no sound</w:t>
             </w:r>
           </w:p>
         </w:tc>
@@ -20584,18 +19871,18 @@
               <w:pStyle w:val="Compact"/>
             </w:pPr>
             <w:r>
-              <w:t xml:space="preserve">Short press / long press</w:t>
-            </w:r>
-          </w:p>
-        </w:tc>
-        <w:tc>
-          <w:tcPr/>
-          <w:p>
-            <w:pPr>
-              <w:pStyle w:val="Compact"/>
-            </w:pPr>
-            <w:r>
-              <w:t xml:space="preserve">Screen changes / plant plays the current mood melody</w:t>
+              <w:t xml:space="preserve">Press the button</w:t>
+            </w:r>
+          </w:p>
+        </w:tc>
+        <w:tc>
+          <w:tcPr/>
+          <w:p>
+            <w:pPr>
+              <w:pStyle w:val="Compact"/>
+            </w:pPr>
+            <w:r>
+              <w:t xml:space="preserve">The plant plays the current mood melody</w:t>
             </w:r>
           </w:p>
         </w:tc>
@@ -20873,9 +20160,9 @@
         <w:t xml:space="preserve">chapter.</w:t>
       </w:r>
     </w:p>
+    <w:bookmarkEnd w:id="107"/>
     <w:bookmarkEnd w:id="108"/>
-    <w:bookmarkEnd w:id="109"/>
-    <w:bookmarkStart w:id="116" w:name="week-project-plan-and-team-roles"/>
+    <w:bookmarkStart w:id="115" w:name="week-project-plan-and-team-roles"/>
     <w:p>
       <w:pPr>
         <w:pStyle w:val="Heading1"/>
@@ -20884,7 +20171,7 @@
         <w:t xml:space="preserve">09 · 6-Week Project Plan and Team Roles</w:t>
       </w:r>
     </w:p>
-    <w:bookmarkStart w:id="110" w:name="team-roles-6-members"/>
+    <w:bookmarkStart w:id="109" w:name="team-roles-6-members"/>
     <w:p>
       <w:pPr>
         <w:pStyle w:val="Heading2"/>
@@ -20982,7 +20269,7 @@
               <w:pStyle w:val="Compact"/>
             </w:pPr>
             <w:r>
-              <w:t xml:space="preserve">Sensors, OLED, buzzer, breadboard → final board, enclosure</w:t>
+              <w:t xml:space="preserve">Sensors, buzzer, button, breadboard → final board, enclosure</w:t>
             </w:r>
           </w:p>
         </w:tc>
@@ -21108,8 +20395,8 @@
         <w:t xml:space="preserve">Everyone tests the system and writes their own part of the report.</w:t>
       </w:r>
     </w:p>
-    <w:bookmarkEnd w:id="110"/>
-    <w:bookmarkStart w:id="114" w:name="weekly-plan"/>
+    <w:bookmarkEnd w:id="109"/>
+    <w:bookmarkStart w:id="113" w:name="weekly-plan"/>
     <w:p>
       <w:pPr>
         <w:pStyle w:val="Heading2"/>
@@ -21243,18 +20530,18 @@
               <w:pStyle w:val="Compact"/>
             </w:pPr>
             <w:r>
-              <w:t xml:space="preserve">Breadboard: ESP32 + OLED (faces) + buzzer (melodies), then BH1750, DHT22 and the soil sensor. Calibrate the soil sensor</w:t>
-            </w:r>
-          </w:p>
-        </w:tc>
-        <w:tc>
-          <w:tcPr/>
-          <w:p>
-            <w:pPr>
-              <w:pStyle w:val="Compact"/>
-            </w:pPr>
-            <w:r>
-              <w:t xml:space="preserve">Faces, melodies and readings working</w:t>
+              <w:t xml:space="preserve">Breadboard: ESP32 + buzzer (melodies), then BH1750, DHT22 and the soil sensor. Calibrate the soil sensor</w:t>
+            </w:r>
+          </w:p>
+        </w:tc>
+        <w:tc>
+          <w:tcPr/>
+          <w:p>
+            <w:pPr>
+              <w:pStyle w:val="Compact"/>
+            </w:pPr>
+            <w:r>
+              <w:t xml:space="preserve">Melodies and readings working</w:t>
             </w:r>
           </w:p>
         </w:tc>
@@ -21425,18 +20712,18 @@
           <wp:inline>
             <wp:extent cx="5334000" cy="1823357"/>
             <wp:effectExtent b="0" l="0" r="0" t="0"/>
-            <wp:docPr descr="" title="" id="112" name="Picture"/>
+            <wp:docPr descr="" title="" id="111" name="Picture"/>
             <a:graphic>
               <a:graphicData uri="http://schemas.openxmlformats.org/drawingml/2006/picture">
                 <pic:pic>
                   <pic:nvPicPr>
-                    <pic:cNvPr descr="/home/user/CLAUDE/rayy/docs/images/diagram-09-project-plan-5.png" id="113" name="Picture"/>
+                    <pic:cNvPr descr="/home/user/CLAUDE/rayy/docs/images/diagram-09-project-plan-5.png" id="112" name="Picture"/>
                     <pic:cNvPicPr>
                       <a:picLocks noChangeArrowheads="1" noChangeAspect="1"/>
                     </pic:cNvPicPr>
                   </pic:nvPicPr>
                   <pic:blipFill>
-                    <a:blip r:embed="rId111"/>
+                    <a:blip r:embed="rId110"/>
                     <a:stretch>
                       <a:fillRect/>
                     </a:stretch>
@@ -21469,8 +20756,8 @@
         <w:t xml:space="preserve">(Change the dates to your semester.)</w:t>
       </w:r>
     </w:p>
-    <w:bookmarkEnd w:id="114"/>
-    <w:bookmarkStart w:id="115" w:name="risks-and-mitigation"/>
+    <w:bookmarkEnd w:id="113"/>
+    <w:bookmarkStart w:id="114" w:name="risks-and-mitigation"/>
     <w:p>
       <w:pPr>
         <w:pStyle w:val="Heading2"/>
@@ -21705,9 +20992,9 @@
         </w:tc>
       </w:tr>
     </w:tbl>
+    <w:bookmarkEnd w:id="114"/>
     <w:bookmarkEnd w:id="115"/>
-    <w:bookmarkEnd w:id="116"/>
-    <w:bookmarkStart w:id="120" w:name="Xd3f20a11830195e5f21fca84976734b79094020"/>
+    <w:bookmarkStart w:id="119" w:name="Xd3f20a11830195e5f21fca84976734b79094020"/>
     <w:p>
       <w:pPr>
         <w:pStyle w:val="Heading1"/>
@@ -21716,7 +21003,7 @@
         <w:t xml:space="preserve">10 · Graduation Report Outline, Presentation and Future Work</w:t>
       </w:r>
     </w:p>
-    <w:bookmarkStart w:id="117" w:name="suggested-report-chapters"/>
+    <w:bookmarkStart w:id="116" w:name="suggested-report-chapters"/>
     <w:p>
       <w:pPr>
         <w:pStyle w:val="Heading2"/>
@@ -21989,8 +21276,8 @@
         <w:t xml:space="preserve">(full code, BOM with prices, user manual).</w:t>
       </w:r>
     </w:p>
-    <w:bookmarkEnd w:id="117"/>
-    <w:bookmarkStart w:id="118" w:name="presentation-and-demo-tips"/>
+    <w:bookmarkEnd w:id="116"/>
+    <w:bookmarkStart w:id="117" w:name="presentation-and-demo-tips"/>
     <w:p>
       <w:pPr>
         <w:pStyle w:val="Heading2"/>
@@ -22064,13 +21351,13 @@
         <w:t xml:space="preserve"> </w:t>
       </w:r>
       <w:r>
-        <w:t xml:space="preserve">melody and the face changes on the OLED, the web</w:t>
-      </w:r>
-      <w:r>
-        <w:t xml:space="preserve"> </w:t>
-      </w:r>
-      <w:r>
-        <w:t xml:space="preserve">and the phone at the same time → water it → the joyful</w:t>
+        <w:t xml:space="preserve">melody and the emoji changes on the web</w:t>
+      </w:r>
+      <w:r>
+        <w:t xml:space="preserve"> </w:t>
+      </w:r>
+      <w:r>
+        <w:t xml:space="preserve">dashboard and the phone at the same time → water it → the joyful</w:t>
       </w:r>
       <w:r>
         <w:t xml:space="preserve"> </w:t>
@@ -22195,8 +21482,8 @@
         <w:t xml:space="preserve">.</w:t>
       </w:r>
     </w:p>
-    <w:bookmarkEnd w:id="118"/>
-    <w:bookmarkStart w:id="119" w:name="future-work"/>
+    <w:bookmarkEnd w:id="117"/>
+    <w:bookmarkStart w:id="118" w:name="future-work"/>
     <w:p>
       <w:pPr>
         <w:pStyle w:val="Heading2"/>
@@ -22280,13 +21567,13 @@
           <w:b/>
           <w:bCs/>
         </w:rPr>
-        <w:t xml:space="preserve">Colour TFT display</w:t>
-      </w:r>
-      <w:r>
-        <w:t xml:space="preserve"> </w:t>
-      </w:r>
-      <w:r>
-        <w:t xml:space="preserve">(ST7789 240×240) with colourful animated emoji.</w:t>
+        <w:t xml:space="preserve">A small screen on the plant</w:t>
+      </w:r>
+      <w:r>
+        <w:t xml:space="preserve"> </w:t>
+      </w:r>
+      <w:r>
+        <w:t xml:space="preserve">(e.g. colour TFT ST7789) to show the emoji next to the plant too.</w:t>
       </w:r>
     </w:p>
     <w:p>
@@ -22424,8 +21711,8 @@
         <w:t xml:space="preserve">🌍 Multi-plant dashboard for schools / greenhouses.</w:t>
       </w:r>
     </w:p>
+    <w:bookmarkEnd w:id="118"/>
     <w:bookmarkEnd w:id="119"/>
-    <w:bookmarkEnd w:id="120"/>
     <w:sectPr>
       <w:footnotePr>
         <w:numRestart w:val="eachSect"/>
